--- a/Sindhi Muslim/Papers/Class 3/Class 3 - English.docx
+++ b/Sindhi Muslim/Papers/Class 3/Class 3 - English.docx
@@ -1,18 +1,451 @@
 
 <file path=word/document.xml><?xml version="1.0" encoding="utf-8"?>
-<w:document xmlns:wpc="http://schemas.microsoft.com/office/word/2010/wordprocessingCanvas" xmlns:cx="http://schemas.microsoft.com/office/drawing/2014/chartex" xmlns:cx1="http://schemas.microsoft.com/office/drawing/2015/9/8/chartex" xmlns:cx2="http://schemas.microsoft.com/office/drawing/2015/10/21/chartex" xmlns:cx3="http://schemas.microsoft.com/office/drawing/2016/5/9/chartex" xmlns:cx4="http://schemas.microsoft.com/office/drawing/2016/5/10/chartex" xmlns:cx5="http://schemas.microsoft.com/office/drawing/2016/5/11/chartex" xmlns:cx6="http://schemas.microsoft.com/office/drawing/2016/5/12/chartex" xmlns:cx7="http://schemas.microsoft.com/office/drawing/2016/5/13/chartex" xmlns:cx8="http://schemas.microsoft.com/office/drawing/2016/5/14/chartex" xmlns:mc="http://schemas.openxmlformats.org/markup-compatibility/2006" xmlns:aink="http://schemas.microsoft.com/office/drawing/2016/ink" xmlns:am3d="http://schemas.microsoft.com/office/drawing/2017/model3d" xmlns:o="urn:schemas-microsoft-com:office:office" xmlns:r="http://schemas.openxmlformats.org/officeDocument/2006/relationships" xmlns:m="http://schemas.openxmlformats.org/officeDocument/2006/math" xmlns:v="urn:schemas-microsoft-com:vml" xmlns:wp14="http://schemas.microsoft.com/office/word/2010/wordprocessingDrawing" xmlns:wp="http://schemas.openxmlformats.org/drawingml/2006/wordprocessingDrawing" xmlns:w10="urn:schemas-microsoft-com:office:word" xmlns:w="http://schemas.openxmlformats.org/wordprocessingml/2006/main" xmlns:w14="http://schemas.microsoft.com/office/word/2010/wordml" xmlns:w15="http://schemas.microsoft.com/office/word/2012/wordml" xmlns:w16cex="http://schemas.microsoft.com/office/word/2018/wordml/cex" xmlns:w16cid="http://schemas.microsoft.com/office/word/2016/wordml/cid" xmlns:w16="http://schemas.microsoft.com/office/word/2018/wordml" xmlns:w16sdtdh="http://schemas.microsoft.com/office/word/2020/wordml/sdtdatahash" xmlns:w16se="http://schemas.microsoft.com/office/word/2015/wordml/symex" xmlns:wpg="http://schemas.microsoft.com/office/word/2010/wordprocessingGroup" xmlns:wpi="http://schemas.microsoft.com/office/word/2010/wordprocessingInk" xmlns:wne="http://schemas.microsoft.com/office/word/2006/wordml" xmlns:wps="http://schemas.microsoft.com/office/word/2010/wordprocessingShape" mc:Ignorable="w14 w15 w16se w16cid w16 w16cex w16sdtdh wp14">
+<w:document xmlns:wpc="http://schemas.microsoft.com/office/word/2010/wordprocessingCanvas" xmlns:cx="http://schemas.microsoft.com/office/drawing/2014/chartex" xmlns:cx1="http://schemas.microsoft.com/office/drawing/2015/9/8/chartex" xmlns:cx2="http://schemas.microsoft.com/office/drawing/2015/10/21/chartex" xmlns:cx3="http://schemas.microsoft.com/office/drawing/2016/5/9/chartex" xmlns:cx4="http://schemas.microsoft.com/office/drawing/2016/5/10/chartex" xmlns:cx5="http://schemas.microsoft.com/office/drawing/2016/5/11/chartex" xmlns:cx6="http://schemas.microsoft.com/office/drawing/2016/5/12/chartex" xmlns:cx7="http://schemas.microsoft.com/office/drawing/2016/5/13/chartex" xmlns:cx8="http://schemas.microsoft.com/office/drawing/2016/5/14/chartex" xmlns:mc="http://schemas.openxmlformats.org/markup-compatibility/2006" xmlns:aink="http://schemas.microsoft.com/office/drawing/2016/ink" xmlns:am3d="http://schemas.microsoft.com/office/drawing/2017/model3d" xmlns:o="urn:schemas-microsoft-com:office:office" xmlns:oel="http://schemas.microsoft.com/office/2019/extlst" xmlns:r="http://schemas.openxmlformats.org/officeDocument/2006/relationships" xmlns:m="http://schemas.openxmlformats.org/officeDocument/2006/math" xmlns:v="urn:schemas-microsoft-com:vml" xmlns:wp14="http://schemas.microsoft.com/office/word/2010/wordprocessingDrawing" xmlns:wp="http://schemas.openxmlformats.org/drawingml/2006/wordprocessingDrawing" xmlns:w10="urn:schemas-microsoft-com:office:word" xmlns:w="http://schemas.openxmlformats.org/wordprocessingml/2006/main" xmlns:w14="http://schemas.microsoft.com/office/word/2010/wordml" xmlns:w15="http://schemas.microsoft.com/office/word/2012/wordml" xmlns:w16cex="http://schemas.microsoft.com/office/word/2018/wordml/cex" xmlns:w16cid="http://schemas.microsoft.com/office/word/2016/wordml/cid" xmlns:w16="http://schemas.microsoft.com/office/word/2018/wordml" xmlns:w16du="http://schemas.microsoft.com/office/word/2023/wordml/word16du" xmlns:w16sdtdh="http://schemas.microsoft.com/office/word/2020/wordml/sdtdatahash" xmlns:w16se="http://schemas.microsoft.com/office/word/2015/wordml/symex" xmlns:wpg="http://schemas.microsoft.com/office/word/2010/wordprocessingGroup" xmlns:wpi="http://schemas.microsoft.com/office/word/2010/wordprocessingInk" xmlns:wne="http://schemas.microsoft.com/office/word/2006/wordml" xmlns:wps="http://schemas.microsoft.com/office/word/2010/wordprocessingShape" mc:Ignorable="w14 w15 w16se w16cid w16 w16cex w16sdtdh w16du wp14">
   <w:body>
+    <w:tbl>
+      <w:tblPr>
+        <w:tblStyle w:val="TableGrid"/>
+        <w:tblW w:w="9990" w:type="dxa"/>
+        <w:tblBorders>
+          <w:top w:val="none" w:sz="0" w:space="0" w:color="auto"/>
+          <w:left w:val="none" w:sz="0" w:space="0" w:color="auto"/>
+          <w:bottom w:val="none" w:sz="0" w:space="0" w:color="auto"/>
+          <w:right w:val="none" w:sz="0" w:space="0" w:color="auto"/>
+          <w:insideH w:val="none" w:sz="0" w:space="0" w:color="auto"/>
+          <w:insideV w:val="none" w:sz="0" w:space="0" w:color="auto"/>
+        </w:tblBorders>
+        <w:tblLook w:val="04A0" w:firstRow="1" w:lastRow="0" w:firstColumn="1" w:lastColumn="0" w:noHBand="0" w:noVBand="1"/>
+      </w:tblPr>
+      <w:tblGrid>
+        <w:gridCol w:w="3914"/>
+        <w:gridCol w:w="2710"/>
+        <w:gridCol w:w="3366"/>
+      </w:tblGrid>
+      <w:tr>
+        <w:tc>
+          <w:tcPr>
+            <w:tcW w:w="9990" w:type="dxa"/>
+            <w:gridSpan w:val="3"/>
+            <w:vAlign w:val="center"/>
+          </w:tcPr>
+          <w:p>
+            <w:pPr>
+              <w:jc w:val="center"/>
+              <w:rPr>
+                <w:rFonts w:asciiTheme="majorBidi" w:hAnsiTheme="majorBidi" w:cstheme="majorBidi"/>
+                <w:b/>
+                <w:bCs/>
+                <w:sz w:val="28"/>
+                <w:szCs w:val="28"/>
+              </w:rPr>
+            </w:pPr>
+            <w:bookmarkStart w:id="0" w:name="_Hlk184809349"/>
+            <w:r>
+              <w:rPr>
+                <w:rFonts w:asciiTheme="majorBidi" w:hAnsiTheme="majorBidi" w:cstheme="majorBidi"/>
+                <w:b/>
+                <w:bCs/>
+                <w:sz w:val="52"/>
+                <w:szCs w:val="52"/>
+              </w:rPr>
+              <w:t>Govt. High School</w:t>
+            </w:r>
+          </w:p>
+        </w:tc>
+      </w:tr>
+      <w:tr>
+        <w:tc>
+          <w:tcPr>
+            <w:tcW w:w="9990" w:type="dxa"/>
+            <w:gridSpan w:val="3"/>
+            <w:vAlign w:val="center"/>
+          </w:tcPr>
+          <w:p>
+            <w:pPr>
+              <w:jc w:val="center"/>
+              <w:rPr>
+                <w:rFonts w:asciiTheme="majorBidi" w:hAnsiTheme="majorBidi" w:cstheme="majorBidi"/>
+                <w:sz w:val="28"/>
+                <w:szCs w:val="28"/>
+              </w:rPr>
+            </w:pPr>
+            <w:r>
+              <w:rPr>
+                <w:rFonts w:asciiTheme="majorBidi" w:hAnsiTheme="majorBidi" w:cstheme="majorBidi"/>
+                <w:sz w:val="36"/>
+                <w:szCs w:val="36"/>
+              </w:rPr>
+              <w:t>Sindhi Jamaat Co-Operative Housing Society, Karachi</w:t>
+            </w:r>
+          </w:p>
+        </w:tc>
+      </w:tr>
+      <w:tr>
+        <w:tc>
+          <w:tcPr>
+            <w:tcW w:w="9990" w:type="dxa"/>
+            <w:gridSpan w:val="3"/>
+            <w:vAlign w:val="center"/>
+          </w:tcPr>
+          <w:p>
+            <w:pPr>
+              <w:jc w:val="center"/>
+              <w:rPr>
+                <w:b/>
+                <w:bCs/>
+                <w:sz w:val="28"/>
+                <w:szCs w:val="28"/>
+              </w:rPr>
+            </w:pPr>
+            <w:r>
+              <w:rPr>
+                <w:b/>
+                <w:bCs/>
+                <w:sz w:val="36"/>
+                <w:szCs w:val="36"/>
+              </w:rPr>
+              <w:t>Mid Term Examination 2024-25</w:t>
+            </w:r>
+          </w:p>
+        </w:tc>
+      </w:tr>
+      <w:tr>
+        <w:tc>
+          <w:tcPr>
+            <w:tcW w:w="3914" w:type="dxa"/>
+          </w:tcPr>
+          <w:p>
+            <w:pPr>
+              <w:rPr>
+                <w:b/>
+                <w:bCs/>
+                <w:sz w:val="28"/>
+                <w:szCs w:val="28"/>
+              </w:rPr>
+            </w:pPr>
+          </w:p>
+        </w:tc>
+        <w:tc>
+          <w:tcPr>
+            <w:tcW w:w="2710" w:type="dxa"/>
+          </w:tcPr>
+          <w:p>
+            <w:pPr>
+              <w:rPr>
+                <w:b/>
+                <w:bCs/>
+                <w:sz w:val="28"/>
+                <w:szCs w:val="28"/>
+              </w:rPr>
+            </w:pPr>
+          </w:p>
+        </w:tc>
+        <w:tc>
+          <w:tcPr>
+            <w:tcW w:w="3366" w:type="dxa"/>
+          </w:tcPr>
+          <w:p>
+            <w:pPr>
+              <w:rPr>
+                <w:b/>
+                <w:bCs/>
+                <w:sz w:val="28"/>
+                <w:szCs w:val="28"/>
+              </w:rPr>
+            </w:pPr>
+          </w:p>
+        </w:tc>
+      </w:tr>
+      <w:tr>
+        <w:tblPrEx>
+          <w:tblBorders>
+            <w:top w:val="single" w:sz="4" w:space="0" w:color="auto"/>
+            <w:left w:val="single" w:sz="4" w:space="0" w:color="auto"/>
+            <w:bottom w:val="single" w:sz="4" w:space="0" w:color="auto"/>
+            <w:right w:val="single" w:sz="4" w:space="0" w:color="auto"/>
+            <w:insideH w:val="single" w:sz="4" w:space="0" w:color="auto"/>
+            <w:insideV w:val="single" w:sz="4" w:space="0" w:color="auto"/>
+          </w:tblBorders>
+        </w:tblPrEx>
+        <w:trPr>
+          <w:trHeight w:val="432"/>
+        </w:trPr>
+        <w:tc>
+          <w:tcPr>
+            <w:tcW w:w="3914" w:type="dxa"/>
+            <w:tcBorders>
+              <w:top w:val="nil"/>
+              <w:left w:val="nil"/>
+              <w:bottom w:val="nil"/>
+              <w:right w:val="nil"/>
+            </w:tcBorders>
+          </w:tcPr>
+          <w:p>
+            <w:pPr>
+              <w:rPr>
+                <w:rFonts w:asciiTheme="majorBidi" w:hAnsiTheme="majorBidi" w:cstheme="majorBidi"/>
+                <w:sz w:val="28"/>
+                <w:szCs w:val="28"/>
+              </w:rPr>
+            </w:pPr>
+            <w:r>
+              <w:rPr>
+                <w:rFonts w:asciiTheme="majorBidi" w:hAnsiTheme="majorBidi" w:cstheme="majorBidi"/>
+                <w:b/>
+                <w:bCs/>
+                <w:sz w:val="28"/>
+                <w:szCs w:val="28"/>
+              </w:rPr>
+              <w:t>Paper:</w:t>
+            </w:r>
+            <w:r>
+              <w:rPr>
+                <w:rFonts w:asciiTheme="majorBidi" w:hAnsiTheme="majorBidi" w:cstheme="majorBidi"/>
+                <w:sz w:val="28"/>
+                <w:szCs w:val="28"/>
+              </w:rPr>
+              <w:t xml:space="preserve"> </w:t>
+            </w:r>
+            <w:r>
+              <w:rPr>
+                <w:rFonts w:asciiTheme="majorBidi" w:hAnsiTheme="majorBidi" w:cstheme="majorBidi"/>
+                <w:sz w:val="28"/>
+                <w:szCs w:val="28"/>
+              </w:rPr>
+              <w:t>English</w:t>
+            </w:r>
+          </w:p>
+        </w:tc>
+        <w:tc>
+          <w:tcPr>
+            <w:tcW w:w="2710" w:type="dxa"/>
+            <w:tcBorders>
+              <w:top w:val="nil"/>
+              <w:left w:val="nil"/>
+              <w:bottom w:val="nil"/>
+              <w:right w:val="nil"/>
+            </w:tcBorders>
+          </w:tcPr>
+          <w:p>
+            <w:pPr>
+              <w:rPr>
+                <w:rFonts w:asciiTheme="majorBidi" w:hAnsiTheme="majorBidi" w:cstheme="majorBidi"/>
+                <w:sz w:val="28"/>
+                <w:szCs w:val="28"/>
+              </w:rPr>
+            </w:pPr>
+            <w:r>
+              <w:rPr>
+                <w:rFonts w:asciiTheme="majorBidi" w:hAnsiTheme="majorBidi" w:cstheme="majorBidi"/>
+                <w:b/>
+                <w:bCs/>
+                <w:sz w:val="28"/>
+                <w:szCs w:val="28"/>
+              </w:rPr>
+              <w:t>Class:</w:t>
+            </w:r>
+            <w:r>
+              <w:rPr>
+                <w:rFonts w:asciiTheme="majorBidi" w:hAnsiTheme="majorBidi" w:cstheme="majorBidi"/>
+                <w:sz w:val="28"/>
+                <w:szCs w:val="28"/>
+              </w:rPr>
+              <w:t xml:space="preserve"> </w:t>
+            </w:r>
+            <w:r>
+              <w:rPr>
+                <w:rFonts w:asciiTheme="majorBidi" w:hAnsiTheme="majorBidi" w:cstheme="majorBidi"/>
+                <w:sz w:val="28"/>
+                <w:szCs w:val="28"/>
+              </w:rPr>
+              <w:t>Three</w:t>
+            </w:r>
+          </w:p>
+        </w:tc>
+        <w:tc>
+          <w:tcPr>
+            <w:tcW w:w="3366" w:type="dxa"/>
+            <w:tcBorders>
+              <w:top w:val="nil"/>
+              <w:left w:val="nil"/>
+              <w:bottom w:val="nil"/>
+              <w:right w:val="nil"/>
+            </w:tcBorders>
+          </w:tcPr>
+          <w:p>
+            <w:pPr>
+              <w:rPr>
+                <w:rFonts w:asciiTheme="majorBidi" w:hAnsiTheme="majorBidi" w:cstheme="majorBidi"/>
+                <w:sz w:val="28"/>
+                <w:szCs w:val="28"/>
+              </w:rPr>
+            </w:pPr>
+            <w:r>
+              <w:rPr>
+                <w:rFonts w:asciiTheme="majorBidi" w:hAnsiTheme="majorBidi" w:cstheme="majorBidi"/>
+                <w:b/>
+                <w:bCs/>
+                <w:sz w:val="28"/>
+                <w:szCs w:val="28"/>
+              </w:rPr>
+              <w:t>Total Marks:</w:t>
+            </w:r>
+            <w:r>
+              <w:rPr>
+                <w:rFonts w:asciiTheme="majorBidi" w:hAnsiTheme="majorBidi" w:cstheme="majorBidi"/>
+                <w:sz w:val="28"/>
+                <w:szCs w:val="28"/>
+              </w:rPr>
+              <w:t xml:space="preserve"> 50</w:t>
+            </w:r>
+          </w:p>
+        </w:tc>
+      </w:tr>
+      <w:tr>
+        <w:tblPrEx>
+          <w:tblBorders>
+            <w:top w:val="single" w:sz="4" w:space="0" w:color="auto"/>
+            <w:left w:val="single" w:sz="4" w:space="0" w:color="auto"/>
+            <w:bottom w:val="single" w:sz="4" w:space="0" w:color="auto"/>
+            <w:right w:val="single" w:sz="4" w:space="0" w:color="auto"/>
+            <w:insideH w:val="single" w:sz="4" w:space="0" w:color="auto"/>
+            <w:insideV w:val="single" w:sz="4" w:space="0" w:color="auto"/>
+          </w:tblBorders>
+        </w:tblPrEx>
+        <w:trPr>
+          <w:trHeight w:val="432"/>
+        </w:trPr>
+        <w:tc>
+          <w:tcPr>
+            <w:tcW w:w="3914" w:type="dxa"/>
+            <w:tcBorders>
+              <w:top w:val="nil"/>
+              <w:left w:val="nil"/>
+              <w:bottom w:val="nil"/>
+              <w:right w:val="nil"/>
+            </w:tcBorders>
+          </w:tcPr>
+          <w:p>
+            <w:pPr>
+              <w:rPr>
+                <w:rFonts w:asciiTheme="majorBidi" w:hAnsiTheme="majorBidi" w:cstheme="majorBidi"/>
+                <w:sz w:val="28"/>
+                <w:szCs w:val="28"/>
+              </w:rPr>
+            </w:pPr>
+            <w:r>
+              <w:rPr>
+                <w:rFonts w:asciiTheme="majorBidi" w:hAnsiTheme="majorBidi" w:cstheme="majorBidi"/>
+                <w:b/>
+                <w:bCs/>
+                <w:sz w:val="28"/>
+                <w:szCs w:val="28"/>
+              </w:rPr>
+              <w:t>Name:</w:t>
+            </w:r>
+            <w:r>
+              <w:rPr>
+                <w:rFonts w:asciiTheme="majorBidi" w:hAnsiTheme="majorBidi" w:cstheme="majorBidi"/>
+                <w:sz w:val="28"/>
+                <w:szCs w:val="28"/>
+              </w:rPr>
+              <w:t xml:space="preserve"> ___________________</w:t>
+            </w:r>
+          </w:p>
+        </w:tc>
+        <w:tc>
+          <w:tcPr>
+            <w:tcW w:w="2710" w:type="dxa"/>
+            <w:tcBorders>
+              <w:top w:val="nil"/>
+              <w:left w:val="nil"/>
+              <w:bottom w:val="nil"/>
+              <w:right w:val="nil"/>
+            </w:tcBorders>
+          </w:tcPr>
+          <w:p>
+            <w:pPr>
+              <w:rPr>
+                <w:rFonts w:asciiTheme="majorBidi" w:hAnsiTheme="majorBidi" w:cstheme="majorBidi"/>
+                <w:sz w:val="28"/>
+                <w:szCs w:val="28"/>
+              </w:rPr>
+            </w:pPr>
+          </w:p>
+        </w:tc>
+        <w:tc>
+          <w:tcPr>
+            <w:tcW w:w="3366" w:type="dxa"/>
+            <w:tcBorders>
+              <w:top w:val="nil"/>
+              <w:left w:val="nil"/>
+              <w:bottom w:val="nil"/>
+              <w:right w:val="nil"/>
+            </w:tcBorders>
+          </w:tcPr>
+          <w:p>
+            <w:pPr>
+              <w:rPr>
+                <w:rFonts w:asciiTheme="majorBidi" w:hAnsiTheme="majorBidi" w:cstheme="majorBidi"/>
+                <w:sz w:val="28"/>
+                <w:szCs w:val="28"/>
+              </w:rPr>
+            </w:pPr>
+            <w:r>
+              <w:rPr>
+                <w:rFonts w:asciiTheme="majorBidi" w:hAnsiTheme="majorBidi" w:cstheme="majorBidi"/>
+                <w:b/>
+                <w:bCs/>
+                <w:sz w:val="28"/>
+                <w:szCs w:val="28"/>
+              </w:rPr>
+              <w:t>Date:</w:t>
+            </w:r>
+            <w:r>
+              <w:rPr>
+                <w:rFonts w:asciiTheme="majorBidi" w:hAnsiTheme="majorBidi" w:cstheme="majorBidi"/>
+                <w:sz w:val="28"/>
+                <w:szCs w:val="28"/>
+              </w:rPr>
+              <w:t xml:space="preserve"> _</w:t>
+            </w:r>
+            <w:r>
+              <w:rPr>
+                <w:rFonts w:asciiTheme="majorBidi" w:hAnsiTheme="majorBidi" w:cstheme="majorBidi"/>
+                <w:sz w:val="28"/>
+                <w:szCs w:val="28"/>
+              </w:rPr>
+              <w:t>____________</w:t>
+            </w:r>
+            <w:r>
+              <w:rPr>
+                <w:rFonts w:asciiTheme="majorBidi" w:hAnsiTheme="majorBidi" w:cstheme="majorBidi"/>
+                <w:sz w:val="28"/>
+                <w:szCs w:val="28"/>
+              </w:rPr>
+              <w:t>___</w:t>
+            </w:r>
+          </w:p>
+        </w:tc>
+      </w:tr>
+      <w:bookmarkEnd w:id="0"/>
+    </w:tbl>
+    <w:p/>
     <w:p>
       <w:pPr>
         <w:pStyle w:val="Title"/>
         <w:rPr>
           <w:rFonts w:ascii="Algerian" w:hAnsi="Algerian"/>
+          <w:sz w:val="52"/>
+          <w:szCs w:val="52"/>
           <w:u w:val="double"/>
         </w:rPr>
       </w:pPr>
       <w:r>
         <w:rPr>
           <w:rFonts w:ascii="Algerian" w:hAnsi="Algerian"/>
+          <w:sz w:val="52"/>
+          <w:szCs w:val="52"/>
           <w:u w:val="double"/>
         </w:rPr>
         <w:t>(Section A)</w:t>
@@ -23,20 +456,16 @@
         <w:rPr>
           <w:b/>
           <w:bCs/>
-        </w:rPr>
-      </w:pPr>
-    </w:p>
-    <w:p>
-      <w:pPr>
-        <w:rPr>
-          <w:b/>
-          <w:bCs/>
+          <w:sz w:val="32"/>
+          <w:szCs w:val="32"/>
         </w:rPr>
       </w:pPr>
       <w:r>
         <w:rPr>
           <w:b/>
           <w:bCs/>
+          <w:sz w:val="32"/>
+          <w:szCs w:val="32"/>
         </w:rPr>
         <w:t>Q</w:t>
       </w:r>
@@ -44,6 +473,8 @@
         <w:rPr>
           <w:b/>
           <w:bCs/>
+          <w:sz w:val="32"/>
+          <w:szCs w:val="32"/>
         </w:rPr>
         <w:t>1: -</w:t>
       </w:r>
@@ -51,286 +482,763 @@
         <w:rPr>
           <w:b/>
           <w:bCs/>
+          <w:sz w:val="32"/>
+          <w:szCs w:val="32"/>
         </w:rPr>
-        <w:t xml:space="preserve"> multiple choice questions.</w:t>
+        <w:t xml:space="preserve"> </w:t>
       </w:r>
-    </w:p>
-    <w:p>
-      <w:pPr>
-        <w:pStyle w:val="ListParagraph"/>
-        <w:numPr>
-          <w:ilvl w:val="0"/>
-          <w:numId w:val="3"/>
-        </w:numPr>
-      </w:pPr>
-      <w:r>
-        <w:t>Which of the following is noun?</w:t>
-      </w:r>
-    </w:p>
-    <w:p>
-      <w:pPr>
-        <w:pStyle w:val="ListParagraph"/>
-        <w:numPr>
-          <w:ilvl w:val="0"/>
-          <w:numId w:val="8"/>
-        </w:numPr>
-      </w:pPr>
-      <w:r>
-        <w:t xml:space="preserve">Run </w:t>
-      </w:r>
-    </w:p>
-    <w:p>
-      <w:pPr>
-        <w:pStyle w:val="ListParagraph"/>
-        <w:numPr>
-          <w:ilvl w:val="0"/>
-          <w:numId w:val="8"/>
-        </w:numPr>
-      </w:pPr>
-      <w:r>
-        <w:t>Cat</w:t>
-      </w:r>
-    </w:p>
-    <w:p>
-      <w:pPr>
-        <w:pStyle w:val="ListParagraph"/>
-        <w:numPr>
-          <w:ilvl w:val="0"/>
-          <w:numId w:val="8"/>
-        </w:numPr>
-      </w:pPr>
-      <w:r>
-        <w:t>He</w:t>
-      </w:r>
-    </w:p>
-    <w:p>
-      <w:pPr>
-        <w:pStyle w:val="ListParagraph"/>
-        <w:numPr>
-          <w:ilvl w:val="0"/>
-          <w:numId w:val="3"/>
-        </w:numPr>
-      </w:pPr>
-      <w:r>
-        <w:t>Choose the pronoun.</w:t>
-      </w:r>
-    </w:p>
-    <w:p>
-      <w:pPr>
-        <w:pStyle w:val="ListParagraph"/>
-        <w:numPr>
-          <w:ilvl w:val="0"/>
-          <w:numId w:val="9"/>
-        </w:numPr>
-      </w:pPr>
-      <w:r>
-        <w:t>Tree</w:t>
-      </w:r>
-    </w:p>
-    <w:p>
-      <w:pPr>
-        <w:pStyle w:val="ListParagraph"/>
-        <w:numPr>
-          <w:ilvl w:val="0"/>
-          <w:numId w:val="9"/>
-        </w:numPr>
-      </w:pPr>
-      <w:r>
-        <w:t>She</w:t>
-      </w:r>
-    </w:p>
-    <w:p>
-      <w:pPr>
-        <w:pStyle w:val="ListParagraph"/>
-        <w:numPr>
-          <w:ilvl w:val="0"/>
-          <w:numId w:val="9"/>
-        </w:numPr>
-      </w:pPr>
-      <w:r>
-        <w:t>Jump</w:t>
-      </w:r>
-    </w:p>
-    <w:p>
-      <w:pPr>
-        <w:pStyle w:val="ListParagraph"/>
-        <w:numPr>
-          <w:ilvl w:val="0"/>
-          <w:numId w:val="3"/>
-        </w:numPr>
-      </w:pPr>
-      <w:r>
-        <w:t>What is verb in this sentence.</w:t>
-      </w:r>
-    </w:p>
-    <w:p>
-      <w:pPr>
-        <w:pStyle w:val="ListParagraph"/>
-      </w:pPr>
-      <w:r>
-        <w:t>“</w:t>
-      </w:r>
-      <w:r>
-        <w:t>The bird sings beautifully</w:t>
-      </w:r>
-      <w:r>
-        <w:t>”</w:t>
-      </w:r>
-      <w:r>
-        <w:t>.</w:t>
-      </w:r>
-    </w:p>
-    <w:p>
-      <w:pPr>
-        <w:pStyle w:val="ListParagraph"/>
-        <w:numPr>
-          <w:ilvl w:val="0"/>
-          <w:numId w:val="10"/>
-        </w:numPr>
-      </w:pPr>
-      <w:r>
-        <w:t xml:space="preserve">Bird </w:t>
-      </w:r>
-    </w:p>
-    <w:p>
-      <w:pPr>
-        <w:pStyle w:val="ListParagraph"/>
-        <w:numPr>
-          <w:ilvl w:val="0"/>
-          <w:numId w:val="10"/>
-        </w:numPr>
-      </w:pPr>
-      <w:r>
-        <w:t>Beautifully</w:t>
-      </w:r>
-    </w:p>
-    <w:p>
-      <w:pPr>
-        <w:pStyle w:val="ListParagraph"/>
-        <w:numPr>
-          <w:ilvl w:val="0"/>
-          <w:numId w:val="10"/>
-        </w:numPr>
-      </w:pPr>
-      <w:r>
-        <w:t>Sings</w:t>
-      </w:r>
-    </w:p>
-    <w:p>
-      <w:pPr>
-        <w:pStyle w:val="ListParagraph"/>
-        <w:numPr>
-          <w:ilvl w:val="0"/>
-          <w:numId w:val="3"/>
-        </w:numPr>
-      </w:pPr>
-      <w:r>
-        <w:t>Which is an example of a verb?</w:t>
-      </w:r>
-    </w:p>
-    <w:p>
-      <w:pPr>
-        <w:pStyle w:val="ListParagraph"/>
-        <w:numPr>
-          <w:ilvl w:val="0"/>
-          <w:numId w:val="11"/>
-        </w:numPr>
-      </w:pPr>
-      <w:r>
-        <w:t>dance</w:t>
-      </w:r>
-    </w:p>
-    <w:p>
-      <w:pPr>
-        <w:pStyle w:val="ListParagraph"/>
-        <w:numPr>
-          <w:ilvl w:val="0"/>
-          <w:numId w:val="11"/>
-        </w:numPr>
-      </w:pPr>
-      <w:r>
-        <w:t>book</w:t>
-      </w:r>
-    </w:p>
-    <w:p>
-      <w:pPr>
-        <w:pStyle w:val="ListParagraph"/>
-        <w:numPr>
-          <w:ilvl w:val="0"/>
-          <w:numId w:val="11"/>
-        </w:numPr>
-      </w:pPr>
-      <w:r>
-        <w:t>chair</w:t>
-      </w:r>
-    </w:p>
-    <w:p>
-      <w:pPr>
-        <w:pStyle w:val="ListParagraph"/>
-        <w:numPr>
-          <w:ilvl w:val="0"/>
-          <w:numId w:val="3"/>
-        </w:numPr>
-      </w:pPr>
-      <w:r>
-        <w:t>identify the pronoun in this sentence.</w:t>
-      </w:r>
-    </w:p>
-    <w:p>
-      <w:pPr>
-        <w:pStyle w:val="ListParagraph"/>
-      </w:pPr>
-      <w:r>
-        <w:t xml:space="preserve">“They are playing outside” </w:t>
-      </w:r>
-    </w:p>
-    <w:p>
-      <w:pPr>
-        <w:pStyle w:val="ListParagraph"/>
-        <w:numPr>
-          <w:ilvl w:val="0"/>
-          <w:numId w:val="12"/>
-        </w:numPr>
-      </w:pPr>
-      <w:r>
-        <w:t>playing</w:t>
-      </w:r>
-    </w:p>
-    <w:p>
-      <w:pPr>
-        <w:pStyle w:val="ListParagraph"/>
-        <w:numPr>
-          <w:ilvl w:val="0"/>
-          <w:numId w:val="12"/>
-        </w:numPr>
-      </w:pPr>
-      <w:r>
-        <w:t>outside</w:t>
-      </w:r>
-    </w:p>
-    <w:p>
-      <w:pPr>
-        <w:pStyle w:val="ListParagraph"/>
-        <w:numPr>
-          <w:ilvl w:val="0"/>
-          <w:numId w:val="12"/>
-        </w:numPr>
-      </w:pPr>
-      <w:r>
-        <w:t>they</w:t>
-      </w:r>
-    </w:p>
-    <w:p>
-      <w:pPr>
-        <w:rPr>
-          <w:b/>
-          <w:bCs/>
-        </w:rPr>
-      </w:pPr>
       <w:r>
         <w:rPr>
           <w:b/>
           <w:bCs/>
+          <w:sz w:val="32"/>
+          <w:szCs w:val="32"/>
+        </w:rPr>
+        <w:t>M</w:t>
+      </w:r>
+      <w:r>
+        <w:rPr>
+          <w:b/>
+          <w:bCs/>
+          <w:sz w:val="32"/>
+          <w:szCs w:val="32"/>
+        </w:rPr>
+        <w:t>ultiple choice questions.</w:t>
+      </w:r>
+      <w:r>
+        <w:rPr>
+          <w:b/>
+          <w:bCs/>
+          <w:sz w:val="32"/>
+          <w:szCs w:val="32"/>
+        </w:rPr>
+        <w:t xml:space="preserve"> (5</w:t>
+      </w:r>
+      <w:r>
+        <w:rPr>
+          <w:b/>
+          <w:bCs/>
+          <w:sz w:val="32"/>
+          <w:szCs w:val="32"/>
+        </w:rPr>
+        <w:t xml:space="preserve"> Marks</w:t>
+      </w:r>
+      <w:r>
+        <w:rPr>
+          <w:b/>
+          <w:bCs/>
+          <w:sz w:val="32"/>
+          <w:szCs w:val="32"/>
+        </w:rPr>
+        <w:t>)</w:t>
+      </w:r>
+    </w:p>
+    <w:tbl>
+      <w:tblPr>
+        <w:tblStyle w:val="TableGrid"/>
+        <w:tblW w:w="9995" w:type="dxa"/>
+        <w:tblInd w:w="-5" w:type="dxa"/>
+        <w:tblBorders>
+          <w:top w:val="none" w:sz="0" w:space="0" w:color="auto"/>
+          <w:left w:val="none" w:sz="0" w:space="0" w:color="auto"/>
+          <w:bottom w:val="none" w:sz="0" w:space="0" w:color="auto"/>
+          <w:right w:val="none" w:sz="0" w:space="0" w:color="auto"/>
+          <w:insideH w:val="none" w:sz="0" w:space="0" w:color="auto"/>
+          <w:insideV w:val="none" w:sz="0" w:space="0" w:color="auto"/>
+        </w:tblBorders>
+        <w:tblLook w:val="04A0" w:firstRow="1" w:lastRow="0" w:firstColumn="1" w:lastColumn="0" w:noHBand="0" w:noVBand="1"/>
+      </w:tblPr>
+      <w:tblGrid>
+        <w:gridCol w:w="3120"/>
+        <w:gridCol w:w="3120"/>
+        <w:gridCol w:w="3755"/>
+      </w:tblGrid>
+      <w:tr>
+        <w:tc>
+          <w:tcPr>
+            <w:tcW w:w="9995" w:type="dxa"/>
+            <w:gridSpan w:val="3"/>
+          </w:tcPr>
+          <w:p>
+            <w:pPr>
+              <w:pStyle w:val="ListParagraph"/>
+              <w:numPr>
+                <w:ilvl w:val="0"/>
+                <w:numId w:val="3"/>
+              </w:numPr>
+              <w:rPr>
+                <w:sz w:val="28"/>
+                <w:szCs w:val="28"/>
+              </w:rPr>
+            </w:pPr>
+            <w:r>
+              <w:rPr>
+                <w:sz w:val="28"/>
+                <w:szCs w:val="28"/>
+              </w:rPr>
+              <w:t>Which of the following is noun?</w:t>
+            </w:r>
+          </w:p>
+        </w:tc>
+      </w:tr>
+      <w:tr>
+        <w:tc>
+          <w:tcPr>
+            <w:tcW w:w="3120" w:type="dxa"/>
+          </w:tcPr>
+          <w:p>
+            <w:pPr>
+              <w:pStyle w:val="ListParagraph"/>
+              <w:numPr>
+                <w:ilvl w:val="0"/>
+                <w:numId w:val="23"/>
+              </w:numPr>
+              <w:rPr>
+                <w:sz w:val="28"/>
+                <w:szCs w:val="28"/>
+              </w:rPr>
+            </w:pPr>
+            <w:r>
+              <w:rPr>
+                <w:sz w:val="28"/>
+                <w:szCs w:val="28"/>
+              </w:rPr>
+              <w:t>Run</w:t>
+            </w:r>
+          </w:p>
+        </w:tc>
+        <w:tc>
+          <w:tcPr>
+            <w:tcW w:w="3120" w:type="dxa"/>
+          </w:tcPr>
+          <w:p>
+            <w:pPr>
+              <w:pStyle w:val="ListParagraph"/>
+              <w:numPr>
+                <w:ilvl w:val="0"/>
+                <w:numId w:val="23"/>
+              </w:numPr>
+              <w:rPr>
+                <w:sz w:val="28"/>
+                <w:szCs w:val="28"/>
+              </w:rPr>
+            </w:pPr>
+            <w:r>
+              <w:rPr>
+                <w:sz w:val="28"/>
+                <w:szCs w:val="28"/>
+              </w:rPr>
+              <w:t>Cat</w:t>
+            </w:r>
+          </w:p>
+        </w:tc>
+        <w:tc>
+          <w:tcPr>
+            <w:tcW w:w="3755" w:type="dxa"/>
+          </w:tcPr>
+          <w:p>
+            <w:pPr>
+              <w:pStyle w:val="ListParagraph"/>
+              <w:numPr>
+                <w:ilvl w:val="0"/>
+                <w:numId w:val="23"/>
+              </w:numPr>
+              <w:rPr>
+                <w:sz w:val="28"/>
+                <w:szCs w:val="28"/>
+              </w:rPr>
+            </w:pPr>
+            <w:r>
+              <w:rPr>
+                <w:sz w:val="28"/>
+                <w:szCs w:val="28"/>
+              </w:rPr>
+              <w:t>He</w:t>
+            </w:r>
+          </w:p>
+        </w:tc>
+      </w:tr>
+      <w:tr>
+        <w:tc>
+          <w:tcPr>
+            <w:tcW w:w="9995" w:type="dxa"/>
+            <w:gridSpan w:val="3"/>
+          </w:tcPr>
+          <w:p>
+            <w:pPr>
+              <w:rPr>
+                <w:sz w:val="28"/>
+                <w:szCs w:val="28"/>
+              </w:rPr>
+            </w:pPr>
+          </w:p>
+        </w:tc>
+      </w:tr>
+      <w:tr>
+        <w:tc>
+          <w:tcPr>
+            <w:tcW w:w="9995" w:type="dxa"/>
+            <w:gridSpan w:val="3"/>
+          </w:tcPr>
+          <w:p>
+            <w:pPr>
+              <w:pStyle w:val="ListParagraph"/>
+              <w:numPr>
+                <w:ilvl w:val="0"/>
+                <w:numId w:val="3"/>
+              </w:numPr>
+              <w:rPr>
+                <w:sz w:val="28"/>
+                <w:szCs w:val="28"/>
+              </w:rPr>
+            </w:pPr>
+            <w:r>
+              <w:rPr>
+                <w:sz w:val="28"/>
+                <w:szCs w:val="28"/>
+              </w:rPr>
+              <w:t>Choose the pronoun.</w:t>
+            </w:r>
+          </w:p>
+        </w:tc>
+      </w:tr>
+      <w:tr>
+        <w:tc>
+          <w:tcPr>
+            <w:tcW w:w="3120" w:type="dxa"/>
+          </w:tcPr>
+          <w:p>
+            <w:pPr>
+              <w:pStyle w:val="ListParagraph"/>
+              <w:numPr>
+                <w:ilvl w:val="0"/>
+                <w:numId w:val="24"/>
+              </w:numPr>
+              <w:rPr>
+                <w:sz w:val="28"/>
+                <w:szCs w:val="28"/>
+              </w:rPr>
+            </w:pPr>
+            <w:r>
+              <w:rPr>
+                <w:sz w:val="28"/>
+                <w:szCs w:val="28"/>
+              </w:rPr>
+              <w:t>Tree</w:t>
+            </w:r>
+          </w:p>
+        </w:tc>
+        <w:tc>
+          <w:tcPr>
+            <w:tcW w:w="3120" w:type="dxa"/>
+          </w:tcPr>
+          <w:p>
+            <w:pPr>
+              <w:pStyle w:val="ListParagraph"/>
+              <w:numPr>
+                <w:ilvl w:val="0"/>
+                <w:numId w:val="24"/>
+              </w:numPr>
+              <w:rPr>
+                <w:sz w:val="28"/>
+                <w:szCs w:val="28"/>
+              </w:rPr>
+            </w:pPr>
+            <w:r>
+              <w:rPr>
+                <w:sz w:val="28"/>
+                <w:szCs w:val="28"/>
+              </w:rPr>
+              <w:t>She</w:t>
+            </w:r>
+          </w:p>
+        </w:tc>
+        <w:tc>
+          <w:tcPr>
+            <w:tcW w:w="3755" w:type="dxa"/>
+          </w:tcPr>
+          <w:p>
+            <w:pPr>
+              <w:pStyle w:val="ListParagraph"/>
+              <w:numPr>
+                <w:ilvl w:val="0"/>
+                <w:numId w:val="24"/>
+              </w:numPr>
+              <w:rPr>
+                <w:sz w:val="28"/>
+                <w:szCs w:val="28"/>
+              </w:rPr>
+            </w:pPr>
+            <w:r>
+              <w:rPr>
+                <w:sz w:val="28"/>
+                <w:szCs w:val="28"/>
+              </w:rPr>
+              <w:t>Jump</w:t>
+            </w:r>
+          </w:p>
+        </w:tc>
+      </w:tr>
+      <w:tr>
+        <w:tc>
+          <w:tcPr>
+            <w:tcW w:w="9995" w:type="dxa"/>
+            <w:gridSpan w:val="3"/>
+          </w:tcPr>
+          <w:p>
+            <w:pPr>
+              <w:rPr>
+                <w:sz w:val="28"/>
+                <w:szCs w:val="28"/>
+              </w:rPr>
+            </w:pPr>
+          </w:p>
+        </w:tc>
+      </w:tr>
+      <w:tr>
+        <w:tc>
+          <w:tcPr>
+            <w:tcW w:w="9995" w:type="dxa"/>
+            <w:gridSpan w:val="3"/>
+          </w:tcPr>
+          <w:p>
+            <w:pPr>
+              <w:pStyle w:val="ListParagraph"/>
+              <w:numPr>
+                <w:ilvl w:val="0"/>
+                <w:numId w:val="3"/>
+              </w:numPr>
+              <w:rPr>
+                <w:sz w:val="28"/>
+                <w:szCs w:val="28"/>
+              </w:rPr>
+            </w:pPr>
+            <w:r>
+              <w:rPr>
+                <w:sz w:val="28"/>
+                <w:szCs w:val="28"/>
+              </w:rPr>
+              <w:t>What is verb in this sentence.</w:t>
+            </w:r>
+          </w:p>
+        </w:tc>
+      </w:tr>
+      <w:tr>
+        <w:tc>
+          <w:tcPr>
+            <w:tcW w:w="9995" w:type="dxa"/>
+            <w:gridSpan w:val="3"/>
+          </w:tcPr>
+          <w:p>
+            <w:pPr>
+              <w:pStyle w:val="ListParagraph"/>
+              <w:ind w:left="0"/>
+              <w:rPr>
+                <w:sz w:val="28"/>
+                <w:szCs w:val="28"/>
+              </w:rPr>
+            </w:pPr>
+            <w:r>
+              <w:rPr>
+                <w:sz w:val="28"/>
+                <w:szCs w:val="28"/>
+              </w:rPr>
+              <w:t xml:space="preserve">           </w:t>
+            </w:r>
+            <w:r>
+              <w:rPr>
+                <w:sz w:val="28"/>
+                <w:szCs w:val="28"/>
+              </w:rPr>
+              <w:t>“The bird sings beautifully”.</w:t>
+            </w:r>
+          </w:p>
+        </w:tc>
+      </w:tr>
+      <w:tr>
+        <w:tc>
+          <w:tcPr>
+            <w:tcW w:w="3120" w:type="dxa"/>
+          </w:tcPr>
+          <w:p>
+            <w:pPr>
+              <w:pStyle w:val="ListParagraph"/>
+              <w:numPr>
+                <w:ilvl w:val="0"/>
+                <w:numId w:val="25"/>
+              </w:numPr>
+              <w:rPr>
+                <w:sz w:val="28"/>
+                <w:szCs w:val="28"/>
+              </w:rPr>
+            </w:pPr>
+            <w:r>
+              <w:rPr>
+                <w:sz w:val="28"/>
+                <w:szCs w:val="28"/>
+              </w:rPr>
+              <w:t xml:space="preserve">Bird </w:t>
+            </w:r>
+          </w:p>
+        </w:tc>
+        <w:tc>
+          <w:tcPr>
+            <w:tcW w:w="3120" w:type="dxa"/>
+          </w:tcPr>
+          <w:p>
+            <w:pPr>
+              <w:pStyle w:val="ListParagraph"/>
+              <w:numPr>
+                <w:ilvl w:val="0"/>
+                <w:numId w:val="25"/>
+              </w:numPr>
+              <w:rPr>
+                <w:sz w:val="28"/>
+                <w:szCs w:val="28"/>
+              </w:rPr>
+            </w:pPr>
+            <w:r>
+              <w:rPr>
+                <w:sz w:val="28"/>
+                <w:szCs w:val="28"/>
+              </w:rPr>
+              <w:t>Beautifully</w:t>
+            </w:r>
+          </w:p>
+        </w:tc>
+        <w:tc>
+          <w:tcPr>
+            <w:tcW w:w="3755" w:type="dxa"/>
+          </w:tcPr>
+          <w:p>
+            <w:pPr>
+              <w:pStyle w:val="ListParagraph"/>
+              <w:numPr>
+                <w:ilvl w:val="0"/>
+                <w:numId w:val="25"/>
+              </w:numPr>
+              <w:rPr>
+                <w:sz w:val="28"/>
+                <w:szCs w:val="28"/>
+              </w:rPr>
+            </w:pPr>
+            <w:r>
+              <w:rPr>
+                <w:sz w:val="28"/>
+                <w:szCs w:val="28"/>
+              </w:rPr>
+              <w:t>Sings</w:t>
+            </w:r>
+          </w:p>
+        </w:tc>
+      </w:tr>
+      <w:tr>
+        <w:tc>
+          <w:tcPr>
+            <w:tcW w:w="9995" w:type="dxa"/>
+            <w:gridSpan w:val="3"/>
+          </w:tcPr>
+          <w:p>
+            <w:pPr>
+              <w:rPr>
+                <w:sz w:val="28"/>
+                <w:szCs w:val="28"/>
+              </w:rPr>
+            </w:pPr>
+          </w:p>
+        </w:tc>
+      </w:tr>
+      <w:tr>
+        <w:tc>
+          <w:tcPr>
+            <w:tcW w:w="9995" w:type="dxa"/>
+            <w:gridSpan w:val="3"/>
+          </w:tcPr>
+          <w:p>
+            <w:pPr>
+              <w:pStyle w:val="ListParagraph"/>
+              <w:numPr>
+                <w:ilvl w:val="0"/>
+                <w:numId w:val="3"/>
+              </w:numPr>
+              <w:rPr>
+                <w:sz w:val="28"/>
+                <w:szCs w:val="28"/>
+              </w:rPr>
+            </w:pPr>
+            <w:r>
+              <w:rPr>
+                <w:sz w:val="28"/>
+                <w:szCs w:val="28"/>
+              </w:rPr>
+              <w:t>Which is an example of a verb?</w:t>
+            </w:r>
+          </w:p>
+        </w:tc>
+      </w:tr>
+      <w:tr>
+        <w:tc>
+          <w:tcPr>
+            <w:tcW w:w="3120" w:type="dxa"/>
+          </w:tcPr>
+          <w:p>
+            <w:pPr>
+              <w:pStyle w:val="ListParagraph"/>
+              <w:numPr>
+                <w:ilvl w:val="0"/>
+                <w:numId w:val="26"/>
+              </w:numPr>
+              <w:rPr>
+                <w:sz w:val="28"/>
+                <w:szCs w:val="28"/>
+              </w:rPr>
+            </w:pPr>
+            <w:r>
+              <w:rPr>
+                <w:sz w:val="28"/>
+                <w:szCs w:val="28"/>
+              </w:rPr>
+              <w:t>Dance</w:t>
+            </w:r>
+          </w:p>
+        </w:tc>
+        <w:tc>
+          <w:tcPr>
+            <w:tcW w:w="3120" w:type="dxa"/>
+          </w:tcPr>
+          <w:p>
+            <w:pPr>
+              <w:pStyle w:val="ListParagraph"/>
+              <w:numPr>
+                <w:ilvl w:val="0"/>
+                <w:numId w:val="26"/>
+              </w:numPr>
+              <w:rPr>
+                <w:sz w:val="28"/>
+                <w:szCs w:val="28"/>
+              </w:rPr>
+            </w:pPr>
+            <w:r>
+              <w:rPr>
+                <w:sz w:val="28"/>
+                <w:szCs w:val="28"/>
+              </w:rPr>
+              <w:t>Book</w:t>
+            </w:r>
+          </w:p>
+        </w:tc>
+        <w:tc>
+          <w:tcPr>
+            <w:tcW w:w="3755" w:type="dxa"/>
+          </w:tcPr>
+          <w:p>
+            <w:pPr>
+              <w:pStyle w:val="ListParagraph"/>
+              <w:numPr>
+                <w:ilvl w:val="0"/>
+                <w:numId w:val="26"/>
+              </w:numPr>
+              <w:rPr>
+                <w:sz w:val="28"/>
+                <w:szCs w:val="28"/>
+              </w:rPr>
+            </w:pPr>
+            <w:r>
+              <w:rPr>
+                <w:sz w:val="28"/>
+                <w:szCs w:val="28"/>
+              </w:rPr>
+              <w:t>Chair</w:t>
+            </w:r>
+          </w:p>
+        </w:tc>
+      </w:tr>
+      <w:tr>
+        <w:tc>
+          <w:tcPr>
+            <w:tcW w:w="9995" w:type="dxa"/>
+            <w:gridSpan w:val="3"/>
+          </w:tcPr>
+          <w:p>
+            <w:pPr>
+              <w:rPr>
+                <w:sz w:val="28"/>
+                <w:szCs w:val="28"/>
+              </w:rPr>
+            </w:pPr>
+          </w:p>
+        </w:tc>
+      </w:tr>
+      <w:tr>
+        <w:tc>
+          <w:tcPr>
+            <w:tcW w:w="9995" w:type="dxa"/>
+            <w:gridSpan w:val="3"/>
+          </w:tcPr>
+          <w:p>
+            <w:pPr>
+              <w:pStyle w:val="ListParagraph"/>
+              <w:numPr>
+                <w:ilvl w:val="0"/>
+                <w:numId w:val="3"/>
+              </w:numPr>
+              <w:rPr>
+                <w:sz w:val="28"/>
+                <w:szCs w:val="28"/>
+              </w:rPr>
+            </w:pPr>
+            <w:r>
+              <w:rPr>
+                <w:sz w:val="28"/>
+                <w:szCs w:val="28"/>
+              </w:rPr>
+              <w:t>I</w:t>
+            </w:r>
+            <w:r>
+              <w:rPr>
+                <w:sz w:val="28"/>
+                <w:szCs w:val="28"/>
+              </w:rPr>
+              <w:t>dentify the pronoun in this sentence.</w:t>
+            </w:r>
+          </w:p>
+        </w:tc>
+      </w:tr>
+      <w:tr>
+        <w:tc>
+          <w:tcPr>
+            <w:tcW w:w="9995" w:type="dxa"/>
+            <w:gridSpan w:val="3"/>
+          </w:tcPr>
+          <w:p>
+            <w:pPr>
+              <w:pStyle w:val="ListParagraph"/>
+              <w:ind w:left="0"/>
+              <w:rPr>
+                <w:sz w:val="28"/>
+                <w:szCs w:val="28"/>
+              </w:rPr>
+            </w:pPr>
+            <w:r>
+              <w:rPr>
+                <w:sz w:val="28"/>
+                <w:szCs w:val="28"/>
+              </w:rPr>
+              <w:t xml:space="preserve">          </w:t>
+            </w:r>
+            <w:r>
+              <w:rPr>
+                <w:sz w:val="28"/>
+                <w:szCs w:val="28"/>
+              </w:rPr>
+              <w:t xml:space="preserve">“They are playing outside” </w:t>
+            </w:r>
+          </w:p>
+        </w:tc>
+      </w:tr>
+      <w:tr>
+        <w:tc>
+          <w:tcPr>
+            <w:tcW w:w="3120" w:type="dxa"/>
+          </w:tcPr>
+          <w:p>
+            <w:pPr>
+              <w:pStyle w:val="ListParagraph"/>
+              <w:numPr>
+                <w:ilvl w:val="0"/>
+                <w:numId w:val="27"/>
+              </w:numPr>
+              <w:rPr>
+                <w:sz w:val="28"/>
+                <w:szCs w:val="28"/>
+              </w:rPr>
+            </w:pPr>
+            <w:r>
+              <w:rPr>
+                <w:sz w:val="28"/>
+                <w:szCs w:val="28"/>
+              </w:rPr>
+              <w:t>Playing</w:t>
+            </w:r>
+          </w:p>
+        </w:tc>
+        <w:tc>
+          <w:tcPr>
+            <w:tcW w:w="3120" w:type="dxa"/>
+          </w:tcPr>
+          <w:p>
+            <w:pPr>
+              <w:pStyle w:val="ListParagraph"/>
+              <w:numPr>
+                <w:ilvl w:val="0"/>
+                <w:numId w:val="27"/>
+              </w:numPr>
+              <w:rPr>
+                <w:sz w:val="28"/>
+                <w:szCs w:val="28"/>
+              </w:rPr>
+            </w:pPr>
+            <w:r>
+              <w:rPr>
+                <w:sz w:val="28"/>
+                <w:szCs w:val="28"/>
+              </w:rPr>
+              <w:t>Outside</w:t>
+            </w:r>
+          </w:p>
+        </w:tc>
+        <w:tc>
+          <w:tcPr>
+            <w:tcW w:w="3755" w:type="dxa"/>
+          </w:tcPr>
+          <w:p>
+            <w:pPr>
+              <w:pStyle w:val="ListParagraph"/>
+              <w:numPr>
+                <w:ilvl w:val="0"/>
+                <w:numId w:val="27"/>
+              </w:numPr>
+              <w:rPr>
+                <w:sz w:val="28"/>
+                <w:szCs w:val="28"/>
+              </w:rPr>
+            </w:pPr>
+            <w:r>
+              <w:rPr>
+                <w:sz w:val="28"/>
+                <w:szCs w:val="28"/>
+              </w:rPr>
+              <w:t>They</w:t>
+            </w:r>
+          </w:p>
+        </w:tc>
+      </w:tr>
+    </w:tbl>
+    <w:p>
+      <w:pPr>
+        <w:rPr>
+          <w:b/>
+          <w:bCs/>
+          <w:sz w:val="32"/>
+          <w:szCs w:val="32"/>
+        </w:rPr>
+      </w:pPr>
+    </w:p>
+    <w:p>
+      <w:pPr>
+        <w:rPr>
+          <w:b/>
+          <w:bCs/>
+          <w:sz w:val="32"/>
+          <w:szCs w:val="32"/>
+        </w:rPr>
+      </w:pPr>
+      <w:r>
+        <w:rPr>
+          <w:b/>
+          <w:bCs/>
+          <w:sz w:val="32"/>
+          <w:szCs w:val="32"/>
         </w:rPr>
         <w:t>Q</w:t>
       </w:r>
@@ -338,6 +1246,8 @@
         <w:rPr>
           <w:b/>
           <w:bCs/>
+          <w:sz w:val="32"/>
+          <w:szCs w:val="32"/>
         </w:rPr>
         <w:t>2: -</w:t>
       </w:r>
@@ -345,85 +1255,276 @@
         <w:rPr>
           <w:b/>
           <w:bCs/>
+          <w:sz w:val="32"/>
+          <w:szCs w:val="32"/>
         </w:rPr>
         <w:t xml:space="preserve"> True or false.</w:t>
       </w:r>
-    </w:p>
-    <w:p>
-      <w:pPr>
-        <w:pStyle w:val="ListParagraph"/>
-        <w:numPr>
-          <w:ilvl w:val="0"/>
-          <w:numId w:val="13"/>
-        </w:numPr>
-      </w:pPr>
       <w:r>
-        <w:t xml:space="preserve">The former had nine </w:t>
-      </w:r>
-      <w:r>
-        <w:t>sons. (   )</w:t>
+        <w:rPr>
+          <w:b/>
+          <w:bCs/>
+          <w:sz w:val="32"/>
+          <w:szCs w:val="32"/>
+        </w:rPr>
+        <w:t xml:space="preserve"> (5 Marks)</w:t>
       </w:r>
     </w:p>
-    <w:p>
-      <w:pPr>
-        <w:pStyle w:val="ListParagraph"/>
-        <w:numPr>
-          <w:ilvl w:val="0"/>
-          <w:numId w:val="13"/>
-        </w:numPr>
-      </w:pPr>
-      <w:r>
-        <w:t xml:space="preserve">Former’s sons were very </w:t>
-      </w:r>
-      <w:r>
-        <w:t>selfish. (  )</w:t>
-      </w:r>
-    </w:p>
-    <w:p>
-      <w:pPr>
-        <w:pStyle w:val="ListParagraph"/>
-        <w:numPr>
-          <w:ilvl w:val="0"/>
-          <w:numId w:val="13"/>
-        </w:numPr>
-      </w:pPr>
-      <w:r>
-        <w:t xml:space="preserve">Salma had a stomach </w:t>
-      </w:r>
-      <w:r>
-        <w:t>ache. (   )</w:t>
-      </w:r>
-    </w:p>
-    <w:p>
-      <w:pPr>
-        <w:pStyle w:val="ListParagraph"/>
-        <w:numPr>
-          <w:ilvl w:val="0"/>
-          <w:numId w:val="13"/>
-        </w:numPr>
-      </w:pPr>
-      <w:r>
-        <w:t xml:space="preserve">Farah loved healthy </w:t>
-      </w:r>
-      <w:r>
-        <w:t>food. (   )</w:t>
-      </w:r>
-    </w:p>
-    <w:p>
-      <w:pPr>
-        <w:pStyle w:val="ListParagraph"/>
-        <w:numPr>
-          <w:ilvl w:val="0"/>
-          <w:numId w:val="13"/>
-        </w:numPr>
-      </w:pPr>
-      <w:r>
-        <w:t xml:space="preserve">The boys found the gold and become </w:t>
-      </w:r>
-      <w:r>
-        <w:t>rich. (  )</w:t>
-      </w:r>
-    </w:p>
+    <w:tbl>
+      <w:tblPr>
+        <w:tblStyle w:val="TableGrid"/>
+        <w:tblW w:w="9995" w:type="dxa"/>
+        <w:tblInd w:w="-5" w:type="dxa"/>
+        <w:tblBorders>
+          <w:top w:val="none" w:sz="0" w:space="0" w:color="auto"/>
+          <w:left w:val="none" w:sz="0" w:space="0" w:color="auto"/>
+          <w:bottom w:val="none" w:sz="0" w:space="0" w:color="auto"/>
+          <w:right w:val="none" w:sz="0" w:space="0" w:color="auto"/>
+          <w:insideH w:val="none" w:sz="0" w:space="0" w:color="auto"/>
+          <w:insideV w:val="none" w:sz="0" w:space="0" w:color="auto"/>
+        </w:tblBorders>
+        <w:tblLook w:val="04A0" w:firstRow="1" w:lastRow="0" w:firstColumn="1" w:lastColumn="0" w:noHBand="0" w:noVBand="1"/>
+      </w:tblPr>
+      <w:tblGrid>
+        <w:gridCol w:w="5760"/>
+        <w:gridCol w:w="4235"/>
+      </w:tblGrid>
+      <w:tr>
+        <w:tc>
+          <w:tcPr>
+            <w:tcW w:w="5760" w:type="dxa"/>
+          </w:tcPr>
+          <w:p>
+            <w:pPr>
+              <w:pStyle w:val="ListParagraph"/>
+              <w:numPr>
+                <w:ilvl w:val="0"/>
+                <w:numId w:val="13"/>
+              </w:numPr>
+              <w:rPr>
+                <w:sz w:val="28"/>
+                <w:szCs w:val="28"/>
+              </w:rPr>
+            </w:pPr>
+            <w:r>
+              <w:rPr>
+                <w:sz w:val="28"/>
+                <w:szCs w:val="28"/>
+              </w:rPr>
+              <w:t>The former had nine sons.</w:t>
+            </w:r>
+          </w:p>
+        </w:tc>
+        <w:tc>
+          <w:tcPr>
+            <w:tcW w:w="4235" w:type="dxa"/>
+          </w:tcPr>
+          <w:p>
+            <w:pPr>
+              <w:rPr>
+                <w:sz w:val="28"/>
+                <w:szCs w:val="28"/>
+              </w:rPr>
+            </w:pPr>
+            <w:r>
+              <w:rPr>
+                <w:sz w:val="28"/>
+                <w:szCs w:val="28"/>
+              </w:rPr>
+              <w:t>(     )</w:t>
+            </w:r>
+          </w:p>
+        </w:tc>
+      </w:tr>
+      <w:tr>
+        <w:tc>
+          <w:tcPr>
+            <w:tcW w:w="5760" w:type="dxa"/>
+          </w:tcPr>
+          <w:p>
+            <w:pPr>
+              <w:pStyle w:val="ListParagraph"/>
+              <w:numPr>
+                <w:ilvl w:val="0"/>
+                <w:numId w:val="13"/>
+              </w:numPr>
+              <w:rPr>
+                <w:sz w:val="28"/>
+                <w:szCs w:val="28"/>
+              </w:rPr>
+            </w:pPr>
+            <w:r>
+              <w:rPr>
+                <w:sz w:val="28"/>
+                <w:szCs w:val="28"/>
+              </w:rPr>
+              <w:t>Former’s sons were very selfish.</w:t>
+            </w:r>
+          </w:p>
+        </w:tc>
+        <w:tc>
+          <w:tcPr>
+            <w:tcW w:w="4235" w:type="dxa"/>
+          </w:tcPr>
+          <w:p>
+            <w:pPr>
+              <w:rPr>
+                <w:sz w:val="28"/>
+                <w:szCs w:val="28"/>
+              </w:rPr>
+            </w:pPr>
+            <w:r>
+              <w:rPr>
+                <w:sz w:val="28"/>
+                <w:szCs w:val="28"/>
+              </w:rPr>
+              <w:t>(     )</w:t>
+            </w:r>
+          </w:p>
+        </w:tc>
+      </w:tr>
+      <w:tr>
+        <w:tc>
+          <w:tcPr>
+            <w:tcW w:w="5760" w:type="dxa"/>
+          </w:tcPr>
+          <w:p>
+            <w:pPr>
+              <w:pStyle w:val="ListParagraph"/>
+              <w:numPr>
+                <w:ilvl w:val="0"/>
+                <w:numId w:val="13"/>
+              </w:numPr>
+              <w:rPr>
+                <w:sz w:val="28"/>
+                <w:szCs w:val="28"/>
+              </w:rPr>
+            </w:pPr>
+            <w:r>
+              <w:rPr>
+                <w:sz w:val="28"/>
+                <w:szCs w:val="28"/>
+              </w:rPr>
+              <w:t>Salma had a stomach ache.</w:t>
+            </w:r>
+          </w:p>
+        </w:tc>
+        <w:tc>
+          <w:tcPr>
+            <w:tcW w:w="4235" w:type="dxa"/>
+          </w:tcPr>
+          <w:p>
+            <w:pPr>
+              <w:rPr>
+                <w:sz w:val="28"/>
+                <w:szCs w:val="28"/>
+              </w:rPr>
+            </w:pPr>
+            <w:r>
+              <w:rPr>
+                <w:sz w:val="28"/>
+                <w:szCs w:val="28"/>
+              </w:rPr>
+              <w:t>(     )</w:t>
+            </w:r>
+          </w:p>
+        </w:tc>
+      </w:tr>
+      <w:tr>
+        <w:tc>
+          <w:tcPr>
+            <w:tcW w:w="5760" w:type="dxa"/>
+          </w:tcPr>
+          <w:p>
+            <w:pPr>
+              <w:pStyle w:val="ListParagraph"/>
+              <w:numPr>
+                <w:ilvl w:val="0"/>
+                <w:numId w:val="13"/>
+              </w:numPr>
+              <w:rPr>
+                <w:sz w:val="28"/>
+                <w:szCs w:val="28"/>
+              </w:rPr>
+            </w:pPr>
+            <w:r>
+              <w:rPr>
+                <w:sz w:val="28"/>
+                <w:szCs w:val="28"/>
+              </w:rPr>
+              <w:t>Farah loved healthy food.</w:t>
+            </w:r>
+          </w:p>
+        </w:tc>
+        <w:tc>
+          <w:tcPr>
+            <w:tcW w:w="4235" w:type="dxa"/>
+          </w:tcPr>
+          <w:p>
+            <w:pPr>
+              <w:rPr>
+                <w:sz w:val="28"/>
+                <w:szCs w:val="28"/>
+              </w:rPr>
+            </w:pPr>
+            <w:r>
+              <w:rPr>
+                <w:sz w:val="28"/>
+                <w:szCs w:val="28"/>
+              </w:rPr>
+              <w:t>(     )</w:t>
+            </w:r>
+          </w:p>
+        </w:tc>
+      </w:tr>
+      <w:tr>
+        <w:tc>
+          <w:tcPr>
+            <w:tcW w:w="5760" w:type="dxa"/>
+          </w:tcPr>
+          <w:p>
+            <w:pPr>
+              <w:pStyle w:val="ListParagraph"/>
+              <w:numPr>
+                <w:ilvl w:val="0"/>
+                <w:numId w:val="13"/>
+              </w:numPr>
+              <w:rPr>
+                <w:sz w:val="28"/>
+                <w:szCs w:val="28"/>
+              </w:rPr>
+            </w:pPr>
+            <w:r>
+              <w:rPr>
+                <w:sz w:val="28"/>
+                <w:szCs w:val="28"/>
+              </w:rPr>
+              <w:t>The boys found the gold and become rich.</w:t>
+            </w:r>
+          </w:p>
+        </w:tc>
+        <w:tc>
+          <w:tcPr>
+            <w:tcW w:w="4235" w:type="dxa"/>
+          </w:tcPr>
+          <w:p>
+            <w:pPr>
+              <w:rPr>
+                <w:sz w:val="28"/>
+                <w:szCs w:val="28"/>
+              </w:rPr>
+            </w:pPr>
+            <w:r>
+              <w:rPr>
+                <w:sz w:val="28"/>
+                <w:szCs w:val="28"/>
+              </w:rPr>
+              <w:t>(     )</w:t>
+            </w:r>
+          </w:p>
+        </w:tc>
+      </w:tr>
+    </w:tbl>
     <w:p>
       <w:pPr>
         <w:rPr>
@@ -431,10 +1532,22 @@
           <w:bCs/>
         </w:rPr>
       </w:pPr>
+    </w:p>
+    <w:p>
+      <w:pPr>
+        <w:rPr>
+          <w:b/>
+          <w:bCs/>
+          <w:sz w:val="32"/>
+          <w:szCs w:val="32"/>
+        </w:rPr>
+      </w:pPr>
       <w:r>
         <w:rPr>
           <w:b/>
           <w:bCs/>
+          <w:sz w:val="32"/>
+          <w:szCs w:val="32"/>
         </w:rPr>
         <w:t>Q</w:t>
       </w:r>
@@ -442,6 +1555,8 @@
         <w:rPr>
           <w:b/>
           <w:bCs/>
+          <w:sz w:val="32"/>
+          <w:szCs w:val="32"/>
         </w:rPr>
         <w:t>3: -</w:t>
       </w:r>
@@ -449,84 +1564,225 @@
         <w:rPr>
           <w:b/>
           <w:bCs/>
+          <w:sz w:val="32"/>
+          <w:szCs w:val="32"/>
         </w:rPr>
-        <w:t xml:space="preserve"> fill in the blanks.</w:t>
+        <w:t xml:space="preserve"> </w:t>
+      </w:r>
+      <w:r>
+        <w:rPr>
+          <w:b/>
+          <w:bCs/>
+          <w:sz w:val="32"/>
+          <w:szCs w:val="32"/>
+        </w:rPr>
+        <w:t>F</w:t>
+      </w:r>
+      <w:r>
+        <w:rPr>
+          <w:b/>
+          <w:bCs/>
+          <w:sz w:val="32"/>
+          <w:szCs w:val="32"/>
+        </w:rPr>
+        <w:t>ill in the blanks.</w:t>
+      </w:r>
+      <w:r>
+        <w:rPr>
+          <w:b/>
+          <w:bCs/>
+          <w:sz w:val="32"/>
+          <w:szCs w:val="32"/>
+        </w:rPr>
+        <w:t xml:space="preserve"> (5 Marks)</w:t>
       </w:r>
     </w:p>
-    <w:p>
-      <w:pPr>
-        <w:pStyle w:val="ListParagraph"/>
-        <w:numPr>
-          <w:ilvl w:val="0"/>
-          <w:numId w:val="14"/>
-        </w:numPr>
-      </w:pPr>
-      <w:r>
-        <w:t>The former had ________ sons.</w:t>
-      </w:r>
-    </w:p>
-    <w:p>
-      <w:pPr>
-        <w:pStyle w:val="ListParagraph"/>
-        <w:numPr>
-          <w:ilvl w:val="0"/>
-          <w:numId w:val="14"/>
-        </w:numPr>
-      </w:pPr>
-      <w:r>
-        <w:t>The sons sold the crop in the ___________.</w:t>
-      </w:r>
-    </w:p>
-    <w:p>
-      <w:pPr>
-        <w:pStyle w:val="ListParagraph"/>
-        <w:numPr>
-          <w:ilvl w:val="0"/>
-          <w:numId w:val="14"/>
-        </w:numPr>
-      </w:pPr>
-      <w:r>
-        <w:t>_________ advised Farah to take rest.</w:t>
-      </w:r>
-    </w:p>
-    <w:p>
-      <w:pPr>
-        <w:pStyle w:val="ListParagraph"/>
-        <w:numPr>
-          <w:ilvl w:val="0"/>
-          <w:numId w:val="14"/>
-        </w:numPr>
-      </w:pPr>
-      <w:r>
-        <w:t>Farah had a __________.</w:t>
-      </w:r>
-    </w:p>
-    <w:p>
-      <w:pPr>
-        <w:pStyle w:val="ListParagraph"/>
-        <w:numPr>
-          <w:ilvl w:val="0"/>
-          <w:numId w:val="14"/>
-        </w:numPr>
-      </w:pPr>
-      <w:r>
-        <w:t>The boys dug up the fields for _________.</w:t>
-      </w:r>
-    </w:p>
+    <w:tbl>
+      <w:tblPr>
+        <w:tblStyle w:val="TableGrid"/>
+        <w:tblW w:w="9995" w:type="dxa"/>
+        <w:tblInd w:w="-5" w:type="dxa"/>
+        <w:tblBorders>
+          <w:top w:val="none" w:sz="0" w:space="0" w:color="auto"/>
+          <w:left w:val="none" w:sz="0" w:space="0" w:color="auto"/>
+          <w:bottom w:val="none" w:sz="0" w:space="0" w:color="auto"/>
+          <w:right w:val="none" w:sz="0" w:space="0" w:color="auto"/>
+          <w:insideH w:val="none" w:sz="0" w:space="0" w:color="auto"/>
+          <w:insideV w:val="none" w:sz="0" w:space="0" w:color="auto"/>
+        </w:tblBorders>
+        <w:tblLook w:val="04A0" w:firstRow="1" w:lastRow="0" w:firstColumn="1" w:lastColumn="0" w:noHBand="0" w:noVBand="1"/>
+      </w:tblPr>
+      <w:tblGrid>
+        <w:gridCol w:w="9995"/>
+      </w:tblGrid>
+      <w:tr>
+        <w:trPr>
+          <w:trHeight w:val="432"/>
+        </w:trPr>
+        <w:tc>
+          <w:tcPr>
+            <w:tcW w:w="9995" w:type="dxa"/>
+          </w:tcPr>
+          <w:p>
+            <w:pPr>
+              <w:pStyle w:val="ListParagraph"/>
+              <w:numPr>
+                <w:ilvl w:val="0"/>
+                <w:numId w:val="14"/>
+              </w:numPr>
+              <w:rPr>
+                <w:sz w:val="28"/>
+                <w:szCs w:val="28"/>
+              </w:rPr>
+            </w:pPr>
+            <w:r>
+              <w:rPr>
+                <w:sz w:val="28"/>
+                <w:szCs w:val="28"/>
+              </w:rPr>
+              <w:t>The former had ________ sons.</w:t>
+            </w:r>
+          </w:p>
+        </w:tc>
+      </w:tr>
+      <w:tr>
+        <w:trPr>
+          <w:trHeight w:val="432"/>
+        </w:trPr>
+        <w:tc>
+          <w:tcPr>
+            <w:tcW w:w="9995" w:type="dxa"/>
+          </w:tcPr>
+          <w:p>
+            <w:pPr>
+              <w:pStyle w:val="ListParagraph"/>
+              <w:numPr>
+                <w:ilvl w:val="0"/>
+                <w:numId w:val="14"/>
+              </w:numPr>
+              <w:rPr>
+                <w:sz w:val="28"/>
+                <w:szCs w:val="28"/>
+              </w:rPr>
+            </w:pPr>
+            <w:r>
+              <w:rPr>
+                <w:sz w:val="28"/>
+                <w:szCs w:val="28"/>
+              </w:rPr>
+              <w:t>The sons sold the crop in the ___________.</w:t>
+            </w:r>
+          </w:p>
+        </w:tc>
+      </w:tr>
+      <w:tr>
+        <w:trPr>
+          <w:trHeight w:val="432"/>
+        </w:trPr>
+        <w:tc>
+          <w:tcPr>
+            <w:tcW w:w="9995" w:type="dxa"/>
+          </w:tcPr>
+          <w:p>
+            <w:pPr>
+              <w:pStyle w:val="ListParagraph"/>
+              <w:numPr>
+                <w:ilvl w:val="0"/>
+                <w:numId w:val="14"/>
+              </w:numPr>
+              <w:rPr>
+                <w:sz w:val="28"/>
+                <w:szCs w:val="28"/>
+              </w:rPr>
+            </w:pPr>
+            <w:r>
+              <w:rPr>
+                <w:sz w:val="28"/>
+                <w:szCs w:val="28"/>
+              </w:rPr>
+              <w:t>_________ advised Farah to take rest.</w:t>
+            </w:r>
+          </w:p>
+        </w:tc>
+      </w:tr>
+      <w:tr>
+        <w:trPr>
+          <w:trHeight w:val="432"/>
+        </w:trPr>
+        <w:tc>
+          <w:tcPr>
+            <w:tcW w:w="9995" w:type="dxa"/>
+          </w:tcPr>
+          <w:p>
+            <w:pPr>
+              <w:pStyle w:val="ListParagraph"/>
+              <w:numPr>
+                <w:ilvl w:val="0"/>
+                <w:numId w:val="14"/>
+              </w:numPr>
+              <w:rPr>
+                <w:sz w:val="28"/>
+                <w:szCs w:val="28"/>
+              </w:rPr>
+            </w:pPr>
+            <w:r>
+              <w:rPr>
+                <w:sz w:val="28"/>
+                <w:szCs w:val="28"/>
+              </w:rPr>
+              <w:t>Farah had a __________.</w:t>
+            </w:r>
+          </w:p>
+        </w:tc>
+      </w:tr>
+      <w:tr>
+        <w:trPr>
+          <w:trHeight w:val="432"/>
+        </w:trPr>
+        <w:tc>
+          <w:tcPr>
+            <w:tcW w:w="9995" w:type="dxa"/>
+          </w:tcPr>
+          <w:p>
+            <w:pPr>
+              <w:pStyle w:val="ListParagraph"/>
+              <w:numPr>
+                <w:ilvl w:val="0"/>
+                <w:numId w:val="14"/>
+              </w:numPr>
+              <w:rPr>
+                <w:sz w:val="28"/>
+                <w:szCs w:val="28"/>
+              </w:rPr>
+            </w:pPr>
+            <w:r>
+              <w:rPr>
+                <w:sz w:val="28"/>
+                <w:szCs w:val="28"/>
+              </w:rPr>
+              <w:t>The boys dug up the fields for _________.</w:t>
+            </w:r>
+          </w:p>
+        </w:tc>
+      </w:tr>
+    </w:tbl>
     <w:p>
       <w:pPr>
         <w:pStyle w:val="Title"/>
         <w:rPr>
           <w:rFonts w:ascii="Algerian" w:hAnsi="Algerian"/>
+          <w:sz w:val="52"/>
+          <w:szCs w:val="52"/>
           <w:u w:val="double"/>
         </w:rPr>
       </w:pPr>
       <w:r>
         <w:rPr>
           <w:rFonts w:ascii="Algerian" w:hAnsi="Algerian"/>
+          <w:sz w:val="52"/>
+          <w:szCs w:val="52"/>
           <w:u w:val="double"/>
         </w:rPr>
-        <w:lastRenderedPageBreak/>
         <w:t>(Section B)</w:t>
       </w:r>
     </w:p>
@@ -543,12 +1799,16 @@
         <w:rPr>
           <w:b/>
           <w:bCs/>
+          <w:sz w:val="32"/>
+          <w:szCs w:val="32"/>
         </w:rPr>
       </w:pPr>
       <w:r>
         <w:rPr>
           <w:b/>
           <w:bCs/>
+          <w:sz w:val="32"/>
+          <w:szCs w:val="32"/>
         </w:rPr>
         <w:t>Q</w:t>
       </w:r>
@@ -556,6 +1816,8 @@
         <w:rPr>
           <w:b/>
           <w:bCs/>
+          <w:sz w:val="32"/>
+          <w:szCs w:val="32"/>
         </w:rPr>
         <w:t>4: -</w:t>
       </w:r>
@@ -563,6 +1825,8 @@
         <w:rPr>
           <w:b/>
           <w:bCs/>
+          <w:sz w:val="32"/>
+          <w:szCs w:val="32"/>
         </w:rPr>
         <w:t xml:space="preserve"> write the meaning of t</w:t>
       </w:r>
@@ -570,6 +1834,8 @@
         <w:rPr>
           <w:b/>
           <w:bCs/>
+          <w:sz w:val="32"/>
+          <w:szCs w:val="32"/>
         </w:rPr>
         <w:t>h</w:t>
       </w:r>
@@ -577,93 +1843,452 @@
         <w:rPr>
           <w:b/>
           <w:bCs/>
+          <w:sz w:val="32"/>
+          <w:szCs w:val="32"/>
         </w:rPr>
-        <w:t>e following words: (any 4)</w:t>
+        <w:t xml:space="preserve">e following words: (any </w:t>
       </w:r>
-    </w:p>
-    <w:p>
-      <w:pPr>
-        <w:pStyle w:val="ListParagraph"/>
-        <w:numPr>
-          <w:ilvl w:val="0"/>
-          <w:numId w:val="16"/>
-        </w:numPr>
-      </w:pPr>
-      <w:r>
-        <w:t>Safety ___________</w:t>
-      </w:r>
-    </w:p>
-    <w:p>
-      <w:pPr>
-        <w:pStyle w:val="ListParagraph"/>
-        <w:numPr>
-          <w:ilvl w:val="0"/>
-          <w:numId w:val="16"/>
-        </w:numPr>
-      </w:pPr>
-      <w:r>
-        <w:t>Foot path ___________</w:t>
-      </w:r>
-    </w:p>
-    <w:p>
-      <w:pPr>
-        <w:pStyle w:val="ListParagraph"/>
-        <w:numPr>
-          <w:ilvl w:val="0"/>
-          <w:numId w:val="16"/>
-        </w:numPr>
-      </w:pPr>
-      <w:r>
-        <w:t>Ache __________</w:t>
-      </w:r>
-    </w:p>
-    <w:p>
-      <w:pPr>
-        <w:pStyle w:val="ListParagraph"/>
-        <w:numPr>
-          <w:ilvl w:val="0"/>
-          <w:numId w:val="16"/>
-        </w:numPr>
-      </w:pPr>
-      <w:r>
-        <w:t>Rest ___________</w:t>
-      </w:r>
-    </w:p>
-    <w:p>
-      <w:pPr>
-        <w:pStyle w:val="ListParagraph"/>
-        <w:numPr>
-          <w:ilvl w:val="0"/>
-          <w:numId w:val="16"/>
-        </w:numPr>
-      </w:pPr>
-      <w:r>
-        <w:t>Farmer ___________</w:t>
-      </w:r>
-    </w:p>
-    <w:p>
-      <w:pPr>
-        <w:pStyle w:val="ListParagraph"/>
-        <w:numPr>
-          <w:ilvl w:val="0"/>
-          <w:numId w:val="16"/>
-        </w:numPr>
-      </w:pPr>
-      <w:r>
-        <w:t>Crop ____________</w:t>
-      </w:r>
-    </w:p>
-    <w:p>
-      <w:pPr>
-        <w:rPr>
-          <w:b/>
-          <w:bCs/>
-        </w:rPr>
-      </w:pPr>
       <w:r>
         <w:rPr>
           <w:b/>
           <w:bCs/>
+          <w:sz w:val="32"/>
+          <w:szCs w:val="32"/>
+        </w:rPr>
+        <w:t>5</w:t>
+      </w:r>
+      <w:r>
+        <w:rPr>
+          <w:b/>
+          <w:bCs/>
+          <w:sz w:val="32"/>
+          <w:szCs w:val="32"/>
+        </w:rPr>
+        <w:t>)</w:t>
+      </w:r>
+      <w:r>
+        <w:rPr>
+          <w:b/>
+          <w:bCs/>
+          <w:sz w:val="32"/>
+          <w:szCs w:val="32"/>
+        </w:rPr>
+        <w:t xml:space="preserve"> (5 Marks)</w:t>
+      </w:r>
+    </w:p>
+    <w:tbl>
+      <w:tblPr>
+        <w:tblStyle w:val="TableGrid"/>
+        <w:tblW w:w="9995" w:type="dxa"/>
+        <w:tblInd w:w="-5" w:type="dxa"/>
+        <w:tblBorders>
+          <w:top w:val="none" w:sz="0" w:space="0" w:color="auto"/>
+          <w:left w:val="none" w:sz="0" w:space="0" w:color="auto"/>
+          <w:bottom w:val="none" w:sz="0" w:space="0" w:color="auto"/>
+          <w:right w:val="none" w:sz="0" w:space="0" w:color="auto"/>
+          <w:insideH w:val="none" w:sz="0" w:space="0" w:color="auto"/>
+          <w:insideV w:val="none" w:sz="0" w:space="0" w:color="auto"/>
+        </w:tblBorders>
+        <w:tblLook w:val="04A0" w:firstRow="1" w:lastRow="0" w:firstColumn="1" w:lastColumn="0" w:noHBand="0" w:noVBand="1"/>
+      </w:tblPr>
+      <w:tblGrid>
+        <w:gridCol w:w="2160"/>
+        <w:gridCol w:w="3312"/>
+        <w:gridCol w:w="4523"/>
+      </w:tblGrid>
+      <w:tr>
+        <w:trPr>
+          <w:trHeight w:val="576"/>
+        </w:trPr>
+        <w:tc>
+          <w:tcPr>
+            <w:tcW w:w="2160" w:type="dxa"/>
+            <w:vAlign w:val="bottom"/>
+          </w:tcPr>
+          <w:p>
+            <w:pPr>
+              <w:pStyle w:val="ListParagraph"/>
+              <w:numPr>
+                <w:ilvl w:val="0"/>
+                <w:numId w:val="16"/>
+              </w:numPr>
+              <w:rPr>
+                <w:sz w:val="28"/>
+                <w:szCs w:val="28"/>
+              </w:rPr>
+            </w:pPr>
+            <w:r>
+              <w:rPr>
+                <w:sz w:val="28"/>
+                <w:szCs w:val="28"/>
+              </w:rPr>
+              <w:t>Safety</w:t>
+            </w:r>
+          </w:p>
+        </w:tc>
+        <w:tc>
+          <w:tcPr>
+            <w:tcW w:w="3312" w:type="dxa"/>
+            <w:tcBorders>
+              <w:bottom w:val="single" w:sz="12" w:space="0" w:color="auto"/>
+            </w:tcBorders>
+            <w:vAlign w:val="bottom"/>
+          </w:tcPr>
+          <w:p>
+            <w:pPr>
+              <w:rPr>
+                <w:sz w:val="28"/>
+                <w:szCs w:val="28"/>
+              </w:rPr>
+            </w:pPr>
+          </w:p>
+        </w:tc>
+        <w:tc>
+          <w:tcPr>
+            <w:tcW w:w="4523" w:type="dxa"/>
+            <w:vAlign w:val="bottom"/>
+          </w:tcPr>
+          <w:p>
+            <w:pPr>
+              <w:rPr>
+                <w:sz w:val="28"/>
+                <w:szCs w:val="28"/>
+              </w:rPr>
+            </w:pPr>
+          </w:p>
+        </w:tc>
+      </w:tr>
+      <w:tr>
+        <w:trPr>
+          <w:trHeight w:val="576"/>
+        </w:trPr>
+        <w:tc>
+          <w:tcPr>
+            <w:tcW w:w="2160" w:type="dxa"/>
+            <w:vAlign w:val="bottom"/>
+          </w:tcPr>
+          <w:p>
+            <w:pPr>
+              <w:pStyle w:val="ListParagraph"/>
+              <w:numPr>
+                <w:ilvl w:val="0"/>
+                <w:numId w:val="16"/>
+              </w:numPr>
+              <w:rPr>
+                <w:sz w:val="28"/>
+                <w:szCs w:val="28"/>
+              </w:rPr>
+            </w:pPr>
+            <w:r>
+              <w:rPr>
+                <w:sz w:val="28"/>
+                <w:szCs w:val="28"/>
+              </w:rPr>
+              <w:t>Foot path</w:t>
+            </w:r>
+          </w:p>
+        </w:tc>
+        <w:tc>
+          <w:tcPr>
+            <w:tcW w:w="3312" w:type="dxa"/>
+            <w:tcBorders>
+              <w:top w:val="single" w:sz="12" w:space="0" w:color="auto"/>
+              <w:bottom w:val="single" w:sz="12" w:space="0" w:color="auto"/>
+            </w:tcBorders>
+            <w:vAlign w:val="bottom"/>
+          </w:tcPr>
+          <w:p>
+            <w:pPr>
+              <w:rPr>
+                <w:sz w:val="28"/>
+                <w:szCs w:val="28"/>
+              </w:rPr>
+            </w:pPr>
+          </w:p>
+        </w:tc>
+        <w:tc>
+          <w:tcPr>
+            <w:tcW w:w="4523" w:type="dxa"/>
+            <w:vAlign w:val="bottom"/>
+          </w:tcPr>
+          <w:p>
+            <w:pPr>
+              <w:rPr>
+                <w:sz w:val="28"/>
+                <w:szCs w:val="28"/>
+              </w:rPr>
+            </w:pPr>
+          </w:p>
+        </w:tc>
+      </w:tr>
+      <w:tr>
+        <w:trPr>
+          <w:trHeight w:val="576"/>
+        </w:trPr>
+        <w:tc>
+          <w:tcPr>
+            <w:tcW w:w="2160" w:type="dxa"/>
+            <w:vAlign w:val="bottom"/>
+          </w:tcPr>
+          <w:p>
+            <w:pPr>
+              <w:pStyle w:val="ListParagraph"/>
+              <w:numPr>
+                <w:ilvl w:val="0"/>
+                <w:numId w:val="16"/>
+              </w:numPr>
+              <w:rPr>
+                <w:sz w:val="28"/>
+                <w:szCs w:val="28"/>
+              </w:rPr>
+            </w:pPr>
+            <w:r>
+              <w:rPr>
+                <w:sz w:val="28"/>
+                <w:szCs w:val="28"/>
+              </w:rPr>
+              <w:t>Ache</w:t>
+            </w:r>
+          </w:p>
+        </w:tc>
+        <w:tc>
+          <w:tcPr>
+            <w:tcW w:w="3312" w:type="dxa"/>
+            <w:tcBorders>
+              <w:top w:val="single" w:sz="12" w:space="0" w:color="auto"/>
+              <w:bottom w:val="single" w:sz="12" w:space="0" w:color="auto"/>
+            </w:tcBorders>
+            <w:vAlign w:val="bottom"/>
+          </w:tcPr>
+          <w:p>
+            <w:pPr>
+              <w:rPr>
+                <w:sz w:val="28"/>
+                <w:szCs w:val="28"/>
+              </w:rPr>
+            </w:pPr>
+          </w:p>
+        </w:tc>
+        <w:tc>
+          <w:tcPr>
+            <w:tcW w:w="4523" w:type="dxa"/>
+            <w:vAlign w:val="bottom"/>
+          </w:tcPr>
+          <w:p>
+            <w:pPr>
+              <w:rPr>
+                <w:sz w:val="28"/>
+                <w:szCs w:val="28"/>
+              </w:rPr>
+            </w:pPr>
+          </w:p>
+        </w:tc>
+      </w:tr>
+      <w:tr>
+        <w:trPr>
+          <w:trHeight w:val="576"/>
+        </w:trPr>
+        <w:tc>
+          <w:tcPr>
+            <w:tcW w:w="2160" w:type="dxa"/>
+            <w:vAlign w:val="bottom"/>
+          </w:tcPr>
+          <w:p>
+            <w:pPr>
+              <w:pStyle w:val="ListParagraph"/>
+              <w:numPr>
+                <w:ilvl w:val="0"/>
+                <w:numId w:val="16"/>
+              </w:numPr>
+              <w:rPr>
+                <w:sz w:val="28"/>
+                <w:szCs w:val="28"/>
+              </w:rPr>
+            </w:pPr>
+            <w:r>
+              <w:rPr>
+                <w:sz w:val="28"/>
+                <w:szCs w:val="28"/>
+              </w:rPr>
+              <w:t>Rest</w:t>
+            </w:r>
+          </w:p>
+        </w:tc>
+        <w:tc>
+          <w:tcPr>
+            <w:tcW w:w="3312" w:type="dxa"/>
+            <w:tcBorders>
+              <w:top w:val="single" w:sz="12" w:space="0" w:color="auto"/>
+              <w:bottom w:val="single" w:sz="12" w:space="0" w:color="auto"/>
+            </w:tcBorders>
+            <w:vAlign w:val="bottom"/>
+          </w:tcPr>
+          <w:p>
+            <w:pPr>
+              <w:rPr>
+                <w:sz w:val="28"/>
+                <w:szCs w:val="28"/>
+              </w:rPr>
+            </w:pPr>
+          </w:p>
+        </w:tc>
+        <w:tc>
+          <w:tcPr>
+            <w:tcW w:w="4523" w:type="dxa"/>
+            <w:vAlign w:val="bottom"/>
+          </w:tcPr>
+          <w:p>
+            <w:pPr>
+              <w:rPr>
+                <w:sz w:val="28"/>
+                <w:szCs w:val="28"/>
+              </w:rPr>
+            </w:pPr>
+          </w:p>
+        </w:tc>
+      </w:tr>
+      <w:tr>
+        <w:trPr>
+          <w:trHeight w:val="576"/>
+        </w:trPr>
+        <w:tc>
+          <w:tcPr>
+            <w:tcW w:w="2160" w:type="dxa"/>
+            <w:vAlign w:val="bottom"/>
+          </w:tcPr>
+          <w:p>
+            <w:pPr>
+              <w:pStyle w:val="ListParagraph"/>
+              <w:numPr>
+                <w:ilvl w:val="0"/>
+                <w:numId w:val="16"/>
+              </w:numPr>
+              <w:rPr>
+                <w:sz w:val="28"/>
+                <w:szCs w:val="28"/>
+              </w:rPr>
+            </w:pPr>
+            <w:r>
+              <w:rPr>
+                <w:sz w:val="28"/>
+                <w:szCs w:val="28"/>
+              </w:rPr>
+              <w:t>Farmer</w:t>
+            </w:r>
+          </w:p>
+        </w:tc>
+        <w:tc>
+          <w:tcPr>
+            <w:tcW w:w="3312" w:type="dxa"/>
+            <w:tcBorders>
+              <w:top w:val="single" w:sz="12" w:space="0" w:color="auto"/>
+              <w:bottom w:val="single" w:sz="12" w:space="0" w:color="auto"/>
+            </w:tcBorders>
+            <w:vAlign w:val="bottom"/>
+          </w:tcPr>
+          <w:p>
+            <w:pPr>
+              <w:rPr>
+                <w:sz w:val="28"/>
+                <w:szCs w:val="28"/>
+              </w:rPr>
+            </w:pPr>
+          </w:p>
+        </w:tc>
+        <w:tc>
+          <w:tcPr>
+            <w:tcW w:w="4523" w:type="dxa"/>
+            <w:vAlign w:val="bottom"/>
+          </w:tcPr>
+          <w:p>
+            <w:pPr>
+              <w:rPr>
+                <w:sz w:val="28"/>
+                <w:szCs w:val="28"/>
+              </w:rPr>
+            </w:pPr>
+          </w:p>
+        </w:tc>
+      </w:tr>
+      <w:tr>
+        <w:trPr>
+          <w:trHeight w:val="576"/>
+        </w:trPr>
+        <w:tc>
+          <w:tcPr>
+            <w:tcW w:w="2160" w:type="dxa"/>
+            <w:vAlign w:val="bottom"/>
+          </w:tcPr>
+          <w:p>
+            <w:pPr>
+              <w:pStyle w:val="ListParagraph"/>
+              <w:numPr>
+                <w:ilvl w:val="0"/>
+                <w:numId w:val="16"/>
+              </w:numPr>
+              <w:rPr>
+                <w:sz w:val="28"/>
+                <w:szCs w:val="28"/>
+              </w:rPr>
+            </w:pPr>
+            <w:r>
+              <w:rPr>
+                <w:sz w:val="28"/>
+                <w:szCs w:val="28"/>
+              </w:rPr>
+              <w:t>Crop</w:t>
+            </w:r>
+          </w:p>
+        </w:tc>
+        <w:tc>
+          <w:tcPr>
+            <w:tcW w:w="3312" w:type="dxa"/>
+            <w:tcBorders>
+              <w:top w:val="single" w:sz="12" w:space="0" w:color="auto"/>
+              <w:bottom w:val="single" w:sz="12" w:space="0" w:color="auto"/>
+            </w:tcBorders>
+            <w:vAlign w:val="bottom"/>
+          </w:tcPr>
+          <w:p>
+            <w:pPr>
+              <w:rPr>
+                <w:sz w:val="28"/>
+                <w:szCs w:val="28"/>
+              </w:rPr>
+            </w:pPr>
+          </w:p>
+        </w:tc>
+        <w:tc>
+          <w:tcPr>
+            <w:tcW w:w="4523" w:type="dxa"/>
+            <w:vAlign w:val="bottom"/>
+          </w:tcPr>
+          <w:p>
+            <w:pPr>
+              <w:rPr>
+                <w:sz w:val="28"/>
+                <w:szCs w:val="28"/>
+              </w:rPr>
+            </w:pPr>
+          </w:p>
+        </w:tc>
+      </w:tr>
+    </w:tbl>
+    <w:p>
+      <w:pPr>
+        <w:rPr>
+          <w:b/>
+          <w:bCs/>
+          <w:sz w:val="32"/>
+          <w:szCs w:val="32"/>
+        </w:rPr>
+      </w:pPr>
+      <w:r>
+        <w:rPr>
+          <w:b/>
+          <w:bCs/>
+          <w:sz w:val="32"/>
+          <w:szCs w:val="32"/>
         </w:rPr>
         <w:t>Q</w:t>
       </w:r>
@@ -671,6 +2296,8 @@
         <w:rPr>
           <w:b/>
           <w:bCs/>
+          <w:sz w:val="32"/>
+          <w:szCs w:val="32"/>
         </w:rPr>
         <w:t>5: -</w:t>
       </w:r>
@@ -678,81 +2305,313 @@
         <w:rPr>
           <w:b/>
           <w:bCs/>
+          <w:sz w:val="32"/>
+          <w:szCs w:val="32"/>
         </w:rPr>
         <w:t xml:space="preserve"> make sentences of the following words: (any 4)</w:t>
       </w:r>
-    </w:p>
-    <w:p>
-      <w:pPr>
-        <w:pStyle w:val="ListParagraph"/>
-        <w:numPr>
-          <w:ilvl w:val="0"/>
-          <w:numId w:val="15"/>
-        </w:numPr>
-      </w:pPr>
-      <w:r>
-        <w:t>Motto</w:t>
-      </w:r>
-    </w:p>
-    <w:p>
-      <w:pPr>
-        <w:pStyle w:val="ListParagraph"/>
-        <w:numPr>
-          <w:ilvl w:val="0"/>
-          <w:numId w:val="15"/>
-        </w:numPr>
-      </w:pPr>
-      <w:r>
-        <w:t>Healthy</w:t>
-      </w:r>
-    </w:p>
-    <w:p>
-      <w:pPr>
-        <w:pStyle w:val="ListParagraph"/>
-        <w:numPr>
-          <w:ilvl w:val="0"/>
-          <w:numId w:val="15"/>
-        </w:numPr>
-      </w:pPr>
-      <w:r>
-        <w:t>Strong</w:t>
-      </w:r>
-    </w:p>
-    <w:p>
-      <w:pPr>
-        <w:pStyle w:val="ListParagraph"/>
-        <w:numPr>
-          <w:ilvl w:val="0"/>
-          <w:numId w:val="15"/>
-        </w:numPr>
-      </w:pPr>
-      <w:r>
-        <w:t>Selfish</w:t>
-      </w:r>
-    </w:p>
-    <w:p>
-      <w:pPr>
-        <w:pStyle w:val="ListParagraph"/>
-        <w:numPr>
-          <w:ilvl w:val="0"/>
-          <w:numId w:val="15"/>
-        </w:numPr>
-      </w:pPr>
-      <w:r>
-        <w:t>Safety</w:t>
-      </w:r>
-    </w:p>
-    <w:p>
-      <w:pPr>
-        <w:rPr>
-          <w:b/>
-          <w:bCs/>
-        </w:rPr>
-      </w:pPr>
       <w:r>
         <w:rPr>
           <w:b/>
           <w:bCs/>
+          <w:sz w:val="32"/>
+          <w:szCs w:val="32"/>
+        </w:rPr>
+        <w:t xml:space="preserve"> (4 Marks)</w:t>
+      </w:r>
+    </w:p>
+    <w:tbl>
+      <w:tblPr>
+        <w:tblStyle w:val="TableGrid"/>
+        <w:tblW w:w="9990" w:type="dxa"/>
+        <w:tblInd w:w="-5" w:type="dxa"/>
+        <w:tblLook w:val="04A0" w:firstRow="1" w:lastRow="0" w:firstColumn="1" w:lastColumn="0" w:noHBand="0" w:noVBand="1"/>
+      </w:tblPr>
+      <w:tblGrid>
+        <w:gridCol w:w="2160"/>
+        <w:gridCol w:w="7830"/>
+      </w:tblGrid>
+      <w:tr>
+        <w:trPr>
+          <w:trHeight w:val="576"/>
+        </w:trPr>
+        <w:tc>
+          <w:tcPr>
+            <w:tcW w:w="2160" w:type="dxa"/>
+            <w:tcBorders>
+              <w:right w:val="single" w:sz="12" w:space="0" w:color="auto"/>
+            </w:tcBorders>
+            <w:vAlign w:val="center"/>
+          </w:tcPr>
+          <w:p>
+            <w:pPr>
+              <w:pStyle w:val="ListParagraph"/>
+              <w:numPr>
+                <w:ilvl w:val="0"/>
+                <w:numId w:val="15"/>
+              </w:numPr>
+              <w:rPr>
+                <w:sz w:val="28"/>
+                <w:szCs w:val="28"/>
+              </w:rPr>
+            </w:pPr>
+            <w:r>
+              <w:rPr>
+                <w:sz w:val="28"/>
+                <w:szCs w:val="28"/>
+              </w:rPr>
+              <w:t>Motto</w:t>
+            </w:r>
+          </w:p>
+        </w:tc>
+        <w:tc>
+          <w:tcPr>
+            <w:tcW w:w="7830" w:type="dxa"/>
+            <w:tcBorders>
+              <w:left w:val="single" w:sz="12" w:space="0" w:color="auto"/>
+            </w:tcBorders>
+            <w:vAlign w:val="center"/>
+          </w:tcPr>
+          <w:p>
+            <w:pPr>
+              <w:rPr>
+                <w:sz w:val="28"/>
+                <w:szCs w:val="28"/>
+              </w:rPr>
+            </w:pPr>
+          </w:p>
+        </w:tc>
+      </w:tr>
+      <w:tr>
+        <w:trPr>
+          <w:trHeight w:val="576"/>
+        </w:trPr>
+        <w:tc>
+          <w:tcPr>
+            <w:tcW w:w="2160" w:type="dxa"/>
+            <w:tcBorders>
+              <w:right w:val="single" w:sz="12" w:space="0" w:color="auto"/>
+            </w:tcBorders>
+            <w:vAlign w:val="center"/>
+          </w:tcPr>
+          <w:p>
+            <w:pPr>
+              <w:pStyle w:val="ListParagraph"/>
+              <w:numPr>
+                <w:ilvl w:val="0"/>
+                <w:numId w:val="15"/>
+              </w:numPr>
+              <w:rPr>
+                <w:sz w:val="28"/>
+                <w:szCs w:val="28"/>
+              </w:rPr>
+            </w:pPr>
+            <w:r>
+              <w:rPr>
+                <w:sz w:val="28"/>
+                <w:szCs w:val="28"/>
+              </w:rPr>
+              <w:t>Healthy</w:t>
+            </w:r>
+          </w:p>
+        </w:tc>
+        <w:tc>
+          <w:tcPr>
+            <w:tcW w:w="7830" w:type="dxa"/>
+            <w:tcBorders>
+              <w:left w:val="single" w:sz="12" w:space="0" w:color="auto"/>
+            </w:tcBorders>
+            <w:vAlign w:val="center"/>
+          </w:tcPr>
+          <w:p>
+            <w:pPr>
+              <w:rPr>
+                <w:sz w:val="28"/>
+                <w:szCs w:val="28"/>
+              </w:rPr>
+            </w:pPr>
+          </w:p>
+        </w:tc>
+      </w:tr>
+      <w:tr>
+        <w:trPr>
+          <w:trHeight w:val="576"/>
+        </w:trPr>
+        <w:tc>
+          <w:tcPr>
+            <w:tcW w:w="2160" w:type="dxa"/>
+            <w:tcBorders>
+              <w:right w:val="single" w:sz="12" w:space="0" w:color="auto"/>
+            </w:tcBorders>
+            <w:vAlign w:val="center"/>
+          </w:tcPr>
+          <w:p>
+            <w:pPr>
+              <w:pStyle w:val="ListParagraph"/>
+              <w:numPr>
+                <w:ilvl w:val="0"/>
+                <w:numId w:val="15"/>
+              </w:numPr>
+              <w:rPr>
+                <w:sz w:val="28"/>
+                <w:szCs w:val="28"/>
+              </w:rPr>
+            </w:pPr>
+            <w:r>
+              <w:rPr>
+                <w:sz w:val="28"/>
+                <w:szCs w:val="28"/>
+              </w:rPr>
+              <w:t>Strong</w:t>
+            </w:r>
+          </w:p>
+        </w:tc>
+        <w:tc>
+          <w:tcPr>
+            <w:tcW w:w="7830" w:type="dxa"/>
+            <w:tcBorders>
+              <w:left w:val="single" w:sz="12" w:space="0" w:color="auto"/>
+            </w:tcBorders>
+            <w:vAlign w:val="center"/>
+          </w:tcPr>
+          <w:p>
+            <w:pPr>
+              <w:rPr>
+                <w:sz w:val="28"/>
+                <w:szCs w:val="28"/>
+              </w:rPr>
+            </w:pPr>
+          </w:p>
+        </w:tc>
+      </w:tr>
+      <w:tr>
+        <w:trPr>
+          <w:trHeight w:val="576"/>
+        </w:trPr>
+        <w:tc>
+          <w:tcPr>
+            <w:tcW w:w="2160" w:type="dxa"/>
+            <w:tcBorders>
+              <w:right w:val="single" w:sz="12" w:space="0" w:color="auto"/>
+            </w:tcBorders>
+            <w:vAlign w:val="center"/>
+          </w:tcPr>
+          <w:p>
+            <w:pPr>
+              <w:pStyle w:val="ListParagraph"/>
+              <w:numPr>
+                <w:ilvl w:val="0"/>
+                <w:numId w:val="15"/>
+              </w:numPr>
+              <w:rPr>
+                <w:sz w:val="28"/>
+                <w:szCs w:val="28"/>
+              </w:rPr>
+            </w:pPr>
+            <w:r>
+              <w:rPr>
+                <w:sz w:val="28"/>
+                <w:szCs w:val="28"/>
+              </w:rPr>
+              <w:t>Selfish</w:t>
+            </w:r>
+          </w:p>
+        </w:tc>
+        <w:tc>
+          <w:tcPr>
+            <w:tcW w:w="7830" w:type="dxa"/>
+            <w:tcBorders>
+              <w:left w:val="single" w:sz="12" w:space="0" w:color="auto"/>
+            </w:tcBorders>
+            <w:vAlign w:val="center"/>
+          </w:tcPr>
+          <w:p>
+            <w:pPr>
+              <w:rPr>
+                <w:sz w:val="28"/>
+                <w:szCs w:val="28"/>
+              </w:rPr>
+            </w:pPr>
+          </w:p>
+        </w:tc>
+      </w:tr>
+      <w:tr>
+        <w:trPr>
+          <w:trHeight w:val="576"/>
+        </w:trPr>
+        <w:tc>
+          <w:tcPr>
+            <w:tcW w:w="2160" w:type="dxa"/>
+            <w:tcBorders>
+              <w:right w:val="single" w:sz="12" w:space="0" w:color="auto"/>
+            </w:tcBorders>
+            <w:vAlign w:val="center"/>
+          </w:tcPr>
+          <w:p>
+            <w:pPr>
+              <w:pStyle w:val="ListParagraph"/>
+              <w:numPr>
+                <w:ilvl w:val="0"/>
+                <w:numId w:val="15"/>
+              </w:numPr>
+              <w:rPr>
+                <w:sz w:val="28"/>
+                <w:szCs w:val="28"/>
+              </w:rPr>
+            </w:pPr>
+            <w:r>
+              <w:rPr>
+                <w:sz w:val="28"/>
+                <w:szCs w:val="28"/>
+              </w:rPr>
+              <w:t>Safety</w:t>
+            </w:r>
+          </w:p>
+        </w:tc>
+        <w:tc>
+          <w:tcPr>
+            <w:tcW w:w="7830" w:type="dxa"/>
+            <w:tcBorders>
+              <w:left w:val="single" w:sz="12" w:space="0" w:color="auto"/>
+            </w:tcBorders>
+            <w:vAlign w:val="center"/>
+          </w:tcPr>
+          <w:p>
+            <w:pPr>
+              <w:rPr>
+                <w:sz w:val="28"/>
+                <w:szCs w:val="28"/>
+              </w:rPr>
+            </w:pPr>
+          </w:p>
+        </w:tc>
+      </w:tr>
+    </w:tbl>
+    <w:p>
+      <w:pPr>
+        <w:rPr>
+          <w:b/>
+          <w:bCs/>
+          <w:sz w:val="32"/>
+          <w:szCs w:val="32"/>
+        </w:rPr>
+      </w:pPr>
+    </w:p>
+    <w:p>
+      <w:pPr>
+        <w:rPr>
+          <w:b/>
+          <w:bCs/>
+          <w:sz w:val="32"/>
+          <w:szCs w:val="32"/>
+        </w:rPr>
+      </w:pPr>
+      <w:r>
+        <w:rPr>
+          <w:b/>
+          <w:bCs/>
+          <w:sz w:val="32"/>
+          <w:szCs w:val="32"/>
         </w:rPr>
         <w:t>Q</w:t>
       </w:r>
@@ -760,6 +2619,8 @@
         <w:rPr>
           <w:b/>
           <w:bCs/>
+          <w:sz w:val="32"/>
+          <w:szCs w:val="32"/>
         </w:rPr>
         <w:t>6: -</w:t>
       </w:r>
@@ -767,104 +2628,319 @@
         <w:rPr>
           <w:b/>
           <w:bCs/>
+          <w:sz w:val="32"/>
+          <w:szCs w:val="32"/>
         </w:rPr>
         <w:t xml:space="preserve"> Answer the following questions: (any 3)</w:t>
       </w:r>
-    </w:p>
-    <w:p>
-      <w:pPr>
-        <w:pStyle w:val="ListParagraph"/>
-        <w:numPr>
-          <w:ilvl w:val="0"/>
-          <w:numId w:val="18"/>
-        </w:numPr>
-      </w:pPr>
-      <w:r>
-        <w:t xml:space="preserve">Who were </w:t>
-      </w:r>
-      <w:r>
-        <w:t>friends?</w:t>
-      </w:r>
-    </w:p>
-    <w:p>
-      <w:pPr>
-        <w:ind w:left="360"/>
-      </w:pPr>
-      <w:r>
-        <w:t>A-</w:t>
-      </w:r>
-    </w:p>
-    <w:p>
-      <w:pPr>
-        <w:pStyle w:val="ListParagraph"/>
-        <w:numPr>
-          <w:ilvl w:val="0"/>
-          <w:numId w:val="18"/>
-        </w:numPr>
-      </w:pPr>
-      <w:r>
-        <w:t>Who was walking on the footpath?</w:t>
-      </w:r>
-    </w:p>
-    <w:p>
-      <w:pPr>
-        <w:ind w:left="360"/>
-      </w:pPr>
-      <w:r>
-        <w:t>A</w:t>
-      </w:r>
-    </w:p>
-    <w:p>
-      <w:pPr>
-        <w:pStyle w:val="ListParagraph"/>
-        <w:numPr>
-          <w:ilvl w:val="0"/>
-          <w:numId w:val="18"/>
-        </w:numPr>
-      </w:pPr>
-      <w:r>
-        <w:t>What motto Sajid’s parents have given to the family?</w:t>
-      </w:r>
-    </w:p>
-    <w:p>
-      <w:pPr>
-        <w:ind w:left="360"/>
-      </w:pPr>
-      <w:r>
-        <w:t>A-</w:t>
-      </w:r>
-    </w:p>
-    <w:p>
-      <w:pPr>
-        <w:pStyle w:val="ListParagraph"/>
-        <w:numPr>
-          <w:ilvl w:val="0"/>
-          <w:numId w:val="18"/>
-        </w:numPr>
-      </w:pPr>
-      <w:r>
-        <w:t>What was the girl holding in her hand?</w:t>
-      </w:r>
-    </w:p>
-    <w:p>
-      <w:pPr>
-        <w:ind w:left="360"/>
-      </w:pPr>
-      <w:r>
-        <w:t>A-</w:t>
-      </w:r>
-    </w:p>
-    <w:p>
-      <w:pPr>
-        <w:rPr>
-          <w:b/>
-          <w:bCs/>
-        </w:rPr>
-      </w:pPr>
       <w:r>
         <w:rPr>
           <w:b/>
           <w:bCs/>
+          <w:sz w:val="32"/>
+          <w:szCs w:val="32"/>
+        </w:rPr>
+        <w:t xml:space="preserve"> (6 Marks)</w:t>
+      </w:r>
+    </w:p>
+    <w:tbl>
+      <w:tblPr>
+        <w:tblStyle w:val="TableGrid"/>
+        <w:tblW w:w="9990" w:type="dxa"/>
+        <w:tblInd w:w="-5" w:type="dxa"/>
+        <w:tblBorders>
+          <w:top w:val="none" w:sz="0" w:space="0" w:color="auto"/>
+          <w:left w:val="none" w:sz="0" w:space="0" w:color="auto"/>
+          <w:bottom w:val="none" w:sz="0" w:space="0" w:color="auto"/>
+          <w:right w:val="none" w:sz="0" w:space="0" w:color="auto"/>
+          <w:insideH w:val="none" w:sz="0" w:space="0" w:color="auto"/>
+          <w:insideV w:val="none" w:sz="0" w:space="0" w:color="auto"/>
+        </w:tblBorders>
+        <w:tblLook w:val="04A0" w:firstRow="1" w:lastRow="0" w:firstColumn="1" w:lastColumn="0" w:noHBand="0" w:noVBand="1"/>
+      </w:tblPr>
+      <w:tblGrid>
+        <w:gridCol w:w="9990"/>
+      </w:tblGrid>
+      <w:tr>
+        <w:trPr>
+          <w:trHeight w:val="432"/>
+        </w:trPr>
+        <w:tc>
+          <w:tcPr>
+            <w:tcW w:w="9990" w:type="dxa"/>
+          </w:tcPr>
+          <w:p>
+            <w:pPr>
+              <w:rPr>
+                <w:sz w:val="28"/>
+                <w:szCs w:val="28"/>
+              </w:rPr>
+            </w:pPr>
+            <w:r>
+              <w:rPr>
+                <w:sz w:val="28"/>
+                <w:szCs w:val="28"/>
+              </w:rPr>
+              <w:t>Q1: Who were friends?</w:t>
+            </w:r>
+          </w:p>
+        </w:tc>
+      </w:tr>
+      <w:tr>
+        <w:trPr>
+          <w:trHeight w:val="432"/>
+        </w:trPr>
+        <w:tc>
+          <w:tcPr>
+            <w:tcW w:w="9990" w:type="dxa"/>
+          </w:tcPr>
+          <w:p>
+            <w:pPr>
+              <w:rPr>
+                <w:sz w:val="28"/>
+                <w:szCs w:val="28"/>
+              </w:rPr>
+            </w:pPr>
+            <w:r>
+              <w:rPr>
+                <w:sz w:val="28"/>
+                <w:szCs w:val="28"/>
+              </w:rPr>
+              <w:t>A:</w:t>
+            </w:r>
+          </w:p>
+        </w:tc>
+      </w:tr>
+      <w:tr>
+        <w:trPr>
+          <w:trHeight w:val="432"/>
+        </w:trPr>
+        <w:tc>
+          <w:tcPr>
+            <w:tcW w:w="9990" w:type="dxa"/>
+          </w:tcPr>
+          <w:p>
+            <w:pPr>
+              <w:rPr>
+                <w:sz w:val="28"/>
+                <w:szCs w:val="28"/>
+              </w:rPr>
+            </w:pPr>
+          </w:p>
+        </w:tc>
+      </w:tr>
+      <w:tr>
+        <w:trPr>
+          <w:trHeight w:val="432"/>
+        </w:trPr>
+        <w:tc>
+          <w:tcPr>
+            <w:tcW w:w="9990" w:type="dxa"/>
+          </w:tcPr>
+          <w:p>
+            <w:pPr>
+              <w:rPr>
+                <w:sz w:val="28"/>
+                <w:szCs w:val="28"/>
+              </w:rPr>
+            </w:pPr>
+            <w:r>
+              <w:rPr>
+                <w:sz w:val="28"/>
+                <w:szCs w:val="28"/>
+              </w:rPr>
+              <w:t>Q2: Who was walking on the footpath?</w:t>
+            </w:r>
+          </w:p>
+        </w:tc>
+      </w:tr>
+      <w:tr>
+        <w:trPr>
+          <w:trHeight w:val="432"/>
+        </w:trPr>
+        <w:tc>
+          <w:tcPr>
+            <w:tcW w:w="9990" w:type="dxa"/>
+          </w:tcPr>
+          <w:p>
+            <w:pPr>
+              <w:rPr>
+                <w:sz w:val="28"/>
+                <w:szCs w:val="28"/>
+              </w:rPr>
+            </w:pPr>
+            <w:r>
+              <w:rPr>
+                <w:sz w:val="28"/>
+                <w:szCs w:val="28"/>
+              </w:rPr>
+              <w:t>A:</w:t>
+            </w:r>
+          </w:p>
+        </w:tc>
+      </w:tr>
+      <w:tr>
+        <w:trPr>
+          <w:trHeight w:val="432"/>
+        </w:trPr>
+        <w:tc>
+          <w:tcPr>
+            <w:tcW w:w="9990" w:type="dxa"/>
+          </w:tcPr>
+          <w:p>
+            <w:pPr>
+              <w:rPr>
+                <w:sz w:val="28"/>
+                <w:szCs w:val="28"/>
+              </w:rPr>
+            </w:pPr>
+            <w:r>
+              <w:rPr>
+                <w:sz w:val="28"/>
+                <w:szCs w:val="28"/>
+              </w:rPr>
+              <w:t>Q3: What motto Sajid’s parents have given to the family?</w:t>
+            </w:r>
+          </w:p>
+        </w:tc>
+      </w:tr>
+      <w:tr>
+        <w:trPr>
+          <w:trHeight w:val="432"/>
+        </w:trPr>
+        <w:tc>
+          <w:tcPr>
+            <w:tcW w:w="9990" w:type="dxa"/>
+          </w:tcPr>
+          <w:p>
+            <w:pPr>
+              <w:rPr>
+                <w:sz w:val="28"/>
+                <w:szCs w:val="28"/>
+              </w:rPr>
+            </w:pPr>
+            <w:r>
+              <w:rPr>
+                <w:sz w:val="28"/>
+                <w:szCs w:val="28"/>
+              </w:rPr>
+              <w:t>A:</w:t>
+            </w:r>
+          </w:p>
+        </w:tc>
+      </w:tr>
+      <w:tr>
+        <w:trPr>
+          <w:trHeight w:val="432"/>
+        </w:trPr>
+        <w:tc>
+          <w:tcPr>
+            <w:tcW w:w="9990" w:type="dxa"/>
+          </w:tcPr>
+          <w:p>
+            <w:pPr>
+              <w:rPr>
+                <w:sz w:val="28"/>
+                <w:szCs w:val="28"/>
+              </w:rPr>
+            </w:pPr>
+          </w:p>
+        </w:tc>
+      </w:tr>
+      <w:tr>
+        <w:trPr>
+          <w:trHeight w:val="432"/>
+        </w:trPr>
+        <w:tc>
+          <w:tcPr>
+            <w:tcW w:w="9990" w:type="dxa"/>
+          </w:tcPr>
+          <w:p>
+            <w:pPr>
+              <w:rPr>
+                <w:sz w:val="28"/>
+                <w:szCs w:val="28"/>
+              </w:rPr>
+            </w:pPr>
+            <w:r>
+              <w:rPr>
+                <w:sz w:val="28"/>
+                <w:szCs w:val="28"/>
+              </w:rPr>
+              <w:t>Q4: What was the girl holding in her hand?</w:t>
+            </w:r>
+          </w:p>
+        </w:tc>
+      </w:tr>
+      <w:tr>
+        <w:trPr>
+          <w:trHeight w:val="432"/>
+        </w:trPr>
+        <w:tc>
+          <w:tcPr>
+            <w:tcW w:w="9990" w:type="dxa"/>
+          </w:tcPr>
+          <w:p>
+            <w:pPr>
+              <w:rPr>
+                <w:sz w:val="28"/>
+                <w:szCs w:val="28"/>
+              </w:rPr>
+            </w:pPr>
+            <w:r>
+              <w:rPr>
+                <w:sz w:val="28"/>
+                <w:szCs w:val="28"/>
+              </w:rPr>
+              <w:t>A:</w:t>
+            </w:r>
+          </w:p>
+        </w:tc>
+      </w:tr>
+      <w:tr>
+        <w:trPr>
+          <w:trHeight w:val="432"/>
+        </w:trPr>
+        <w:tc>
+          <w:tcPr>
+            <w:tcW w:w="9990" w:type="dxa"/>
+          </w:tcPr>
+          <w:p>
+            <w:pPr>
+              <w:rPr>
+                <w:sz w:val="28"/>
+                <w:szCs w:val="28"/>
+              </w:rPr>
+            </w:pPr>
+          </w:p>
+        </w:tc>
+      </w:tr>
+    </w:tbl>
+    <w:p>
+      <w:pPr>
+        <w:rPr>
+          <w:b/>
+          <w:bCs/>
+          <w:sz w:val="32"/>
+          <w:szCs w:val="32"/>
+        </w:rPr>
+      </w:pPr>
+    </w:p>
+    <w:p>
+      <w:pPr>
+        <w:rPr>
+          <w:b/>
+          <w:bCs/>
+          <w:sz w:val="32"/>
+          <w:szCs w:val="32"/>
+        </w:rPr>
+      </w:pPr>
+      <w:r>
+        <w:rPr>
+          <w:b/>
+          <w:bCs/>
+          <w:sz w:val="32"/>
+          <w:szCs w:val="32"/>
         </w:rPr>
         <w:t>Q</w:t>
       </w:r>
@@ -872,6 +2948,8 @@
         <w:rPr>
           <w:b/>
           <w:bCs/>
+          <w:sz w:val="32"/>
+          <w:szCs w:val="32"/>
         </w:rPr>
         <w:t>7: -</w:t>
       </w:r>
@@ -879,129 +2957,199 @@
         <w:rPr>
           <w:b/>
           <w:bCs/>
+          <w:sz w:val="32"/>
+          <w:szCs w:val="32"/>
         </w:rPr>
-        <w:t xml:space="preserve"> match the columns.</w:t>
+        <w:t xml:space="preserve"> </w:t>
+      </w:r>
+      <w:r>
+        <w:rPr>
+          <w:b/>
+          <w:bCs/>
+          <w:sz w:val="32"/>
+          <w:szCs w:val="32"/>
+        </w:rPr>
+        <w:t>M</w:t>
+      </w:r>
+      <w:r>
+        <w:rPr>
+          <w:b/>
+          <w:bCs/>
+          <w:sz w:val="32"/>
+          <w:szCs w:val="32"/>
+        </w:rPr>
+        <w:t>atch the columns.</w:t>
+      </w:r>
+      <w:r>
+        <w:rPr>
+          <w:b/>
+          <w:bCs/>
+          <w:sz w:val="32"/>
+          <w:szCs w:val="32"/>
+        </w:rPr>
+        <w:t xml:space="preserve"> (3 Marks)</w:t>
       </w:r>
     </w:p>
     <w:tbl>
       <w:tblPr>
         <w:tblStyle w:val="TableGrid"/>
-        <w:tblW w:w="0" w:type="auto"/>
-        <w:tblInd w:w="360" w:type="dxa"/>
+        <w:tblW w:w="5760" w:type="dxa"/>
+        <w:tblInd w:w="-5" w:type="dxa"/>
         <w:tblLook w:val="04A0" w:firstRow="1" w:lastRow="0" w:firstColumn="1" w:lastColumn="0" w:noHBand="0" w:noVBand="1"/>
       </w:tblPr>
       <w:tblGrid>
-        <w:gridCol w:w="4405"/>
-        <w:gridCol w:w="4585"/>
+        <w:gridCol w:w="2880"/>
+        <w:gridCol w:w="2880"/>
       </w:tblGrid>
       <w:tr>
-        <w:tc>
-          <w:tcPr>
-            <w:tcW w:w="4405" w:type="dxa"/>
+        <w:trPr>
+          <w:trHeight w:val="720"/>
+        </w:trPr>
+        <w:tc>
+          <w:tcPr>
+            <w:tcW w:w="2880" w:type="dxa"/>
+            <w:vAlign w:val="center"/>
           </w:tcPr>
           <w:p>
             <w:pPr>
               <w:jc w:val="center"/>
-            </w:pPr>
-            <w:r>
+              <w:rPr>
+                <w:sz w:val="28"/>
+                <w:szCs w:val="28"/>
+              </w:rPr>
+            </w:pPr>
+            <w:r>
+              <w:rPr>
+                <w:sz w:val="28"/>
+                <w:szCs w:val="28"/>
+              </w:rPr>
               <w:t>Noun</w:t>
             </w:r>
           </w:p>
         </w:tc>
         <w:tc>
           <w:tcPr>
-            <w:tcW w:w="4585" w:type="dxa"/>
+            <w:tcW w:w="2880" w:type="dxa"/>
+            <w:vAlign w:val="center"/>
           </w:tcPr>
           <w:p>
             <w:pPr>
               <w:jc w:val="center"/>
-            </w:pPr>
-            <w:r>
+              <w:rPr>
+                <w:sz w:val="28"/>
+                <w:szCs w:val="28"/>
+              </w:rPr>
+            </w:pPr>
+            <w:r>
+              <w:rPr>
+                <w:sz w:val="28"/>
+                <w:szCs w:val="28"/>
+              </w:rPr>
               <w:t>He, she, it</w:t>
             </w:r>
           </w:p>
         </w:tc>
       </w:tr>
       <w:tr>
-        <w:tc>
-          <w:tcPr>
-            <w:tcW w:w="4405" w:type="dxa"/>
+        <w:trPr>
+          <w:trHeight w:val="720"/>
+        </w:trPr>
+        <w:tc>
+          <w:tcPr>
+            <w:tcW w:w="2880" w:type="dxa"/>
+            <w:vAlign w:val="center"/>
           </w:tcPr>
           <w:p>
             <w:pPr>
               <w:jc w:val="center"/>
-            </w:pPr>
-            <w:r>
+              <w:rPr>
+                <w:sz w:val="28"/>
+                <w:szCs w:val="28"/>
+              </w:rPr>
+            </w:pPr>
+            <w:r>
+              <w:rPr>
+                <w:sz w:val="28"/>
+                <w:szCs w:val="28"/>
+              </w:rPr>
               <w:t>Pronoun</w:t>
             </w:r>
           </w:p>
         </w:tc>
         <w:tc>
           <w:tcPr>
-            <w:tcW w:w="4585" w:type="dxa"/>
+            <w:tcW w:w="2880" w:type="dxa"/>
+            <w:vAlign w:val="center"/>
           </w:tcPr>
           <w:p>
             <w:pPr>
               <w:jc w:val="center"/>
-            </w:pPr>
-            <w:r>
+              <w:rPr>
+                <w:sz w:val="28"/>
+                <w:szCs w:val="28"/>
+              </w:rPr>
+            </w:pPr>
+            <w:r>
+              <w:rPr>
+                <w:sz w:val="28"/>
+                <w:szCs w:val="28"/>
+              </w:rPr>
               <w:t>Run, eat, jump</w:t>
             </w:r>
           </w:p>
         </w:tc>
       </w:tr>
       <w:tr>
-        <w:tc>
-          <w:tcPr>
-            <w:tcW w:w="4405" w:type="dxa"/>
+        <w:trPr>
+          <w:trHeight w:val="720"/>
+        </w:trPr>
+        <w:tc>
+          <w:tcPr>
+            <w:tcW w:w="2880" w:type="dxa"/>
+            <w:vAlign w:val="center"/>
           </w:tcPr>
           <w:p>
             <w:pPr>
               <w:jc w:val="center"/>
-            </w:pPr>
-            <w:r>
+              <w:rPr>
+                <w:sz w:val="28"/>
+                <w:szCs w:val="28"/>
+              </w:rPr>
+            </w:pPr>
+            <w:r>
+              <w:rPr>
+                <w:sz w:val="28"/>
+                <w:szCs w:val="28"/>
+              </w:rPr>
               <w:t>verb</w:t>
             </w:r>
           </w:p>
         </w:tc>
         <w:tc>
           <w:tcPr>
-            <w:tcW w:w="4585" w:type="dxa"/>
+            <w:tcW w:w="2880" w:type="dxa"/>
+            <w:vAlign w:val="center"/>
           </w:tcPr>
           <w:p>
             <w:pPr>
               <w:jc w:val="center"/>
-            </w:pPr>
-            <w:r>
+              <w:rPr>
+                <w:sz w:val="28"/>
+                <w:szCs w:val="28"/>
+              </w:rPr>
+            </w:pPr>
+            <w:r>
+              <w:rPr>
+                <w:sz w:val="28"/>
+                <w:szCs w:val="28"/>
+              </w:rPr>
               <w:t>Book, dog, car</w:t>
             </w:r>
           </w:p>
         </w:tc>
       </w:tr>
     </w:tbl>
-    <w:p>
-      <w:pPr>
-        <w:pStyle w:val="Title"/>
-      </w:pPr>
-    </w:p>
-    <w:p>
-      <w:pPr>
-        <w:pStyle w:val="Title"/>
-        <w:rPr>
-          <w:rFonts w:ascii="Algerian" w:hAnsi="Algerian"/>
-          <w:u w:val="double"/>
-        </w:rPr>
-      </w:pPr>
-    </w:p>
-    <w:p>
-      <w:pPr>
-        <w:pStyle w:val="Title"/>
-        <w:rPr>
-          <w:rFonts w:ascii="Algerian" w:hAnsi="Algerian"/>
-          <w:u w:val="double"/>
-        </w:rPr>
-      </w:pPr>
-    </w:p>
+    <w:p/>
     <w:p>
       <w:pPr>
         <w:pStyle w:val="Title"/>
@@ -1023,20 +3171,16 @@
         <w:rPr>
           <w:b/>
           <w:bCs/>
-        </w:rPr>
-      </w:pPr>
-    </w:p>
-    <w:p>
-      <w:pPr>
-        <w:rPr>
-          <w:b/>
-          <w:bCs/>
+          <w:sz w:val="32"/>
+          <w:szCs w:val="32"/>
         </w:rPr>
       </w:pPr>
       <w:r>
         <w:rPr>
           <w:b/>
           <w:bCs/>
+          <w:sz w:val="32"/>
+          <w:szCs w:val="32"/>
         </w:rPr>
         <w:t>Q</w:t>
       </w:r>
@@ -1044,6 +3188,8 @@
         <w:rPr>
           <w:b/>
           <w:bCs/>
+          <w:sz w:val="32"/>
+          <w:szCs w:val="32"/>
         </w:rPr>
         <w:t>8: -</w:t>
       </w:r>
@@ -1051,6 +3197,8 @@
         <w:rPr>
           <w:b/>
           <w:bCs/>
+          <w:sz w:val="32"/>
+          <w:szCs w:val="32"/>
         </w:rPr>
         <w:t xml:space="preserve"> </w:t>
       </w:r>
@@ -1058,82 +3206,407 @@
         <w:rPr>
           <w:b/>
           <w:bCs/>
+          <w:sz w:val="32"/>
+          <w:szCs w:val="32"/>
         </w:rPr>
         <w:t>Write plurals of given singulars.</w:t>
       </w:r>
-    </w:p>
-    <w:p>
-      <w:pPr>
-        <w:pStyle w:val="ListParagraph"/>
-        <w:numPr>
-          <w:ilvl w:val="0"/>
-          <w:numId w:val="20"/>
-        </w:numPr>
-      </w:pPr>
-      <w:r>
-        <w:t>Bus __________</w:t>
-      </w:r>
-    </w:p>
-    <w:p>
-      <w:pPr>
-        <w:pStyle w:val="ListParagraph"/>
-        <w:numPr>
-          <w:ilvl w:val="0"/>
-          <w:numId w:val="20"/>
-        </w:numPr>
-      </w:pPr>
-      <w:r>
-        <w:t>Watch ________</w:t>
-      </w:r>
-    </w:p>
-    <w:p>
-      <w:pPr>
-        <w:pStyle w:val="ListParagraph"/>
-        <w:numPr>
-          <w:ilvl w:val="0"/>
-          <w:numId w:val="20"/>
-        </w:numPr>
-      </w:pPr>
-      <w:r>
-        <w:t>Tree ________</w:t>
-      </w:r>
-    </w:p>
-    <w:p>
-      <w:pPr>
-        <w:pStyle w:val="ListParagraph"/>
-        <w:numPr>
-          <w:ilvl w:val="0"/>
-          <w:numId w:val="20"/>
-        </w:numPr>
-      </w:pPr>
-      <w:r>
-        <w:t>Baby ________</w:t>
-      </w:r>
-    </w:p>
-    <w:p>
-      <w:pPr>
-        <w:pStyle w:val="ListParagraph"/>
-        <w:numPr>
-          <w:ilvl w:val="0"/>
-          <w:numId w:val="20"/>
-        </w:numPr>
-      </w:pPr>
-      <w:r>
-        <w:t>City _________</w:t>
-      </w:r>
-    </w:p>
-    <w:p>
-      <w:pPr>
-        <w:ind w:left="360"/>
-        <w:rPr>
-          <w:b/>
-          <w:bCs/>
-        </w:rPr>
-      </w:pPr>
       <w:r>
         <w:rPr>
           <w:b/>
           <w:bCs/>
+          <w:sz w:val="32"/>
+          <w:szCs w:val="32"/>
+        </w:rPr>
+        <w:t xml:space="preserve"> (any 3)</w:t>
+      </w:r>
+      <w:r>
+        <w:rPr>
+          <w:b/>
+          <w:bCs/>
+          <w:sz w:val="32"/>
+          <w:szCs w:val="32"/>
+        </w:rPr>
+        <w:t xml:space="preserve"> (</w:t>
+      </w:r>
+      <w:r>
+        <w:rPr>
+          <w:b/>
+          <w:bCs/>
+          <w:sz w:val="32"/>
+          <w:szCs w:val="32"/>
+        </w:rPr>
+        <w:t>3</w:t>
+      </w:r>
+      <w:r>
+        <w:rPr>
+          <w:b/>
+          <w:bCs/>
+          <w:sz w:val="32"/>
+          <w:szCs w:val="32"/>
+        </w:rPr>
+        <w:t xml:space="preserve"> Marks</w:t>
+      </w:r>
+      <w:r>
+        <w:rPr>
+          <w:b/>
+          <w:bCs/>
+          <w:sz w:val="32"/>
+          <w:szCs w:val="32"/>
+        </w:rPr>
+        <w:t>)</w:t>
+      </w:r>
+    </w:p>
+    <w:tbl>
+      <w:tblPr>
+        <w:tblStyle w:val="TableGrid"/>
+        <w:tblW w:w="9905" w:type="dxa"/>
+        <w:tblInd w:w="85" w:type="dxa"/>
+        <w:tblBorders>
+          <w:top w:val="none" w:sz="0" w:space="0" w:color="auto"/>
+          <w:left w:val="none" w:sz="0" w:space="0" w:color="auto"/>
+          <w:bottom w:val="none" w:sz="0" w:space="0" w:color="auto"/>
+          <w:right w:val="none" w:sz="0" w:space="0" w:color="auto"/>
+          <w:insideH w:val="none" w:sz="0" w:space="0" w:color="auto"/>
+          <w:insideV w:val="none" w:sz="0" w:space="0" w:color="auto"/>
+        </w:tblBorders>
+        <w:tblLook w:val="04A0" w:firstRow="1" w:lastRow="0" w:firstColumn="1" w:lastColumn="0" w:noHBand="0" w:noVBand="1"/>
+      </w:tblPr>
+      <w:tblGrid>
+        <w:gridCol w:w="1872"/>
+        <w:gridCol w:w="3312"/>
+        <w:gridCol w:w="4721"/>
+      </w:tblGrid>
+      <w:tr>
+        <w:trPr>
+          <w:trHeight w:val="432"/>
+        </w:trPr>
+        <w:tc>
+          <w:tcPr>
+            <w:tcW w:w="1872" w:type="dxa"/>
+            <w:vAlign w:val="bottom"/>
+          </w:tcPr>
+          <w:p>
+            <w:pPr>
+              <w:pStyle w:val="ListParagraph"/>
+              <w:numPr>
+                <w:ilvl w:val="0"/>
+                <w:numId w:val="30"/>
+              </w:numPr>
+              <w:rPr>
+                <w:sz w:val="28"/>
+                <w:szCs w:val="28"/>
+              </w:rPr>
+            </w:pPr>
+            <w:r>
+              <w:rPr>
+                <w:sz w:val="28"/>
+                <w:szCs w:val="28"/>
+              </w:rPr>
+              <w:t>Bus</w:t>
+            </w:r>
+          </w:p>
+        </w:tc>
+        <w:tc>
+          <w:tcPr>
+            <w:tcW w:w="3312" w:type="dxa"/>
+            <w:tcBorders>
+              <w:bottom w:val="single" w:sz="12" w:space="0" w:color="auto"/>
+            </w:tcBorders>
+            <w:vAlign w:val="bottom"/>
+          </w:tcPr>
+          <w:p>
+            <w:pPr>
+              <w:rPr>
+                <w:sz w:val="28"/>
+                <w:szCs w:val="28"/>
+              </w:rPr>
+            </w:pPr>
+          </w:p>
+        </w:tc>
+        <w:tc>
+          <w:tcPr>
+            <w:tcW w:w="4721" w:type="dxa"/>
+            <w:vAlign w:val="bottom"/>
+          </w:tcPr>
+          <w:p>
+            <w:pPr>
+              <w:rPr>
+                <w:sz w:val="28"/>
+                <w:szCs w:val="28"/>
+              </w:rPr>
+            </w:pPr>
+          </w:p>
+        </w:tc>
+      </w:tr>
+      <w:tr>
+        <w:trPr>
+          <w:trHeight w:val="432"/>
+        </w:trPr>
+        <w:tc>
+          <w:tcPr>
+            <w:tcW w:w="1872" w:type="dxa"/>
+            <w:vAlign w:val="bottom"/>
+          </w:tcPr>
+          <w:p>
+            <w:pPr>
+              <w:pStyle w:val="ListParagraph"/>
+              <w:numPr>
+                <w:ilvl w:val="0"/>
+                <w:numId w:val="30"/>
+              </w:numPr>
+              <w:rPr>
+                <w:sz w:val="28"/>
+                <w:szCs w:val="28"/>
+              </w:rPr>
+            </w:pPr>
+            <w:r>
+              <w:rPr>
+                <w:sz w:val="28"/>
+                <w:szCs w:val="28"/>
+              </w:rPr>
+              <w:t>Watch</w:t>
+            </w:r>
+          </w:p>
+        </w:tc>
+        <w:tc>
+          <w:tcPr>
+            <w:tcW w:w="3312" w:type="dxa"/>
+            <w:tcBorders>
+              <w:top w:val="single" w:sz="12" w:space="0" w:color="auto"/>
+              <w:bottom w:val="single" w:sz="12" w:space="0" w:color="auto"/>
+            </w:tcBorders>
+            <w:vAlign w:val="bottom"/>
+          </w:tcPr>
+          <w:p>
+            <w:pPr>
+              <w:rPr>
+                <w:sz w:val="28"/>
+                <w:szCs w:val="28"/>
+              </w:rPr>
+            </w:pPr>
+          </w:p>
+        </w:tc>
+        <w:tc>
+          <w:tcPr>
+            <w:tcW w:w="4721" w:type="dxa"/>
+            <w:vAlign w:val="bottom"/>
+          </w:tcPr>
+          <w:p>
+            <w:pPr>
+              <w:rPr>
+                <w:sz w:val="28"/>
+                <w:szCs w:val="28"/>
+              </w:rPr>
+            </w:pPr>
+          </w:p>
+        </w:tc>
+      </w:tr>
+      <w:tr>
+        <w:trPr>
+          <w:trHeight w:val="432"/>
+        </w:trPr>
+        <w:tc>
+          <w:tcPr>
+            <w:tcW w:w="1872" w:type="dxa"/>
+            <w:vAlign w:val="bottom"/>
+          </w:tcPr>
+          <w:p>
+            <w:pPr>
+              <w:pStyle w:val="ListParagraph"/>
+              <w:numPr>
+                <w:ilvl w:val="0"/>
+                <w:numId w:val="30"/>
+              </w:numPr>
+              <w:rPr>
+                <w:sz w:val="28"/>
+                <w:szCs w:val="28"/>
+              </w:rPr>
+            </w:pPr>
+            <w:r>
+              <w:rPr>
+                <w:sz w:val="28"/>
+                <w:szCs w:val="28"/>
+              </w:rPr>
+              <w:t>Tree</w:t>
+            </w:r>
+          </w:p>
+        </w:tc>
+        <w:tc>
+          <w:tcPr>
+            <w:tcW w:w="3312" w:type="dxa"/>
+            <w:tcBorders>
+              <w:top w:val="single" w:sz="12" w:space="0" w:color="auto"/>
+              <w:bottom w:val="single" w:sz="12" w:space="0" w:color="auto"/>
+            </w:tcBorders>
+            <w:vAlign w:val="bottom"/>
+          </w:tcPr>
+          <w:p>
+            <w:pPr>
+              <w:rPr>
+                <w:sz w:val="28"/>
+                <w:szCs w:val="28"/>
+              </w:rPr>
+            </w:pPr>
+          </w:p>
+        </w:tc>
+        <w:tc>
+          <w:tcPr>
+            <w:tcW w:w="4721" w:type="dxa"/>
+            <w:vAlign w:val="bottom"/>
+          </w:tcPr>
+          <w:p>
+            <w:pPr>
+              <w:rPr>
+                <w:sz w:val="28"/>
+                <w:szCs w:val="28"/>
+              </w:rPr>
+            </w:pPr>
+          </w:p>
+        </w:tc>
+      </w:tr>
+      <w:tr>
+        <w:trPr>
+          <w:trHeight w:val="432"/>
+        </w:trPr>
+        <w:tc>
+          <w:tcPr>
+            <w:tcW w:w="1872" w:type="dxa"/>
+            <w:vAlign w:val="bottom"/>
+          </w:tcPr>
+          <w:p>
+            <w:pPr>
+              <w:pStyle w:val="ListParagraph"/>
+              <w:numPr>
+                <w:ilvl w:val="0"/>
+                <w:numId w:val="30"/>
+              </w:numPr>
+              <w:rPr>
+                <w:sz w:val="28"/>
+                <w:szCs w:val="28"/>
+              </w:rPr>
+            </w:pPr>
+            <w:r>
+              <w:rPr>
+                <w:sz w:val="28"/>
+                <w:szCs w:val="28"/>
+              </w:rPr>
+              <w:t>City</w:t>
+            </w:r>
+          </w:p>
+        </w:tc>
+        <w:tc>
+          <w:tcPr>
+            <w:tcW w:w="3312" w:type="dxa"/>
+            <w:tcBorders>
+              <w:top w:val="single" w:sz="12" w:space="0" w:color="auto"/>
+              <w:bottom w:val="single" w:sz="12" w:space="0" w:color="auto"/>
+            </w:tcBorders>
+            <w:vAlign w:val="bottom"/>
+          </w:tcPr>
+          <w:p>
+            <w:pPr>
+              <w:rPr>
+                <w:sz w:val="28"/>
+                <w:szCs w:val="28"/>
+              </w:rPr>
+            </w:pPr>
+          </w:p>
+        </w:tc>
+        <w:tc>
+          <w:tcPr>
+            <w:tcW w:w="4721" w:type="dxa"/>
+            <w:vAlign w:val="bottom"/>
+          </w:tcPr>
+          <w:p>
+            <w:pPr>
+              <w:rPr>
+                <w:sz w:val="28"/>
+                <w:szCs w:val="28"/>
+              </w:rPr>
+            </w:pPr>
+          </w:p>
+        </w:tc>
+      </w:tr>
+      <w:tr>
+        <w:trPr>
+          <w:trHeight w:val="432"/>
+        </w:trPr>
+        <w:tc>
+          <w:tcPr>
+            <w:tcW w:w="1872" w:type="dxa"/>
+            <w:vAlign w:val="bottom"/>
+          </w:tcPr>
+          <w:p>
+            <w:pPr>
+              <w:pStyle w:val="ListParagraph"/>
+              <w:numPr>
+                <w:ilvl w:val="0"/>
+                <w:numId w:val="30"/>
+              </w:numPr>
+              <w:rPr>
+                <w:sz w:val="28"/>
+                <w:szCs w:val="28"/>
+              </w:rPr>
+            </w:pPr>
+            <w:r>
+              <w:rPr>
+                <w:sz w:val="28"/>
+                <w:szCs w:val="28"/>
+              </w:rPr>
+              <w:t>Baby</w:t>
+            </w:r>
+          </w:p>
+        </w:tc>
+        <w:tc>
+          <w:tcPr>
+            <w:tcW w:w="3312" w:type="dxa"/>
+            <w:tcBorders>
+              <w:top w:val="single" w:sz="12" w:space="0" w:color="auto"/>
+              <w:bottom w:val="single" w:sz="12" w:space="0" w:color="auto"/>
+            </w:tcBorders>
+            <w:vAlign w:val="bottom"/>
+          </w:tcPr>
+          <w:p>
+            <w:pPr>
+              <w:rPr>
+                <w:sz w:val="28"/>
+                <w:szCs w:val="28"/>
+              </w:rPr>
+            </w:pPr>
+          </w:p>
+        </w:tc>
+        <w:tc>
+          <w:tcPr>
+            <w:tcW w:w="4721" w:type="dxa"/>
+            <w:vAlign w:val="bottom"/>
+          </w:tcPr>
+          <w:p>
+            <w:pPr>
+              <w:rPr>
+                <w:sz w:val="28"/>
+                <w:szCs w:val="28"/>
+              </w:rPr>
+            </w:pPr>
+          </w:p>
+        </w:tc>
+      </w:tr>
+    </w:tbl>
+    <w:p>
+      <w:pPr>
+        <w:rPr>
+          <w:b/>
+          <w:bCs/>
+          <w:sz w:val="32"/>
+          <w:szCs w:val="32"/>
+        </w:rPr>
+      </w:pPr>
+      <w:r>
+        <w:rPr>
+          <w:b/>
+          <w:bCs/>
+          <w:sz w:val="32"/>
+          <w:szCs w:val="32"/>
         </w:rPr>
         <w:t>Q</w:t>
       </w:r>
@@ -1141,6 +3614,8 @@
         <w:rPr>
           <w:b/>
           <w:bCs/>
+          <w:sz w:val="32"/>
+          <w:szCs w:val="32"/>
         </w:rPr>
         <w:t>9: -</w:t>
       </w:r>
@@ -1148,82 +3623,390 @@
         <w:rPr>
           <w:b/>
           <w:bCs/>
+          <w:sz w:val="32"/>
+          <w:szCs w:val="32"/>
         </w:rPr>
         <w:t xml:space="preserve"> Write opposites of following words.</w:t>
       </w:r>
-    </w:p>
-    <w:p>
-      <w:pPr>
-        <w:pStyle w:val="ListParagraph"/>
-        <w:numPr>
-          <w:ilvl w:val="0"/>
-          <w:numId w:val="21"/>
-        </w:numPr>
-      </w:pPr>
-      <w:r>
-        <w:t>Open __________</w:t>
-      </w:r>
-    </w:p>
-    <w:p>
-      <w:pPr>
-        <w:pStyle w:val="ListParagraph"/>
-        <w:numPr>
-          <w:ilvl w:val="0"/>
-          <w:numId w:val="21"/>
-        </w:numPr>
-      </w:pPr>
-      <w:r>
-        <w:t>Day _________</w:t>
-      </w:r>
-    </w:p>
-    <w:p>
-      <w:pPr>
-        <w:pStyle w:val="ListParagraph"/>
-        <w:numPr>
-          <w:ilvl w:val="0"/>
-          <w:numId w:val="21"/>
-        </w:numPr>
-      </w:pPr>
-      <w:r>
-        <w:t>Hot __________</w:t>
-      </w:r>
-    </w:p>
-    <w:p>
-      <w:pPr>
-        <w:pStyle w:val="ListParagraph"/>
-        <w:numPr>
-          <w:ilvl w:val="0"/>
-          <w:numId w:val="21"/>
-        </w:numPr>
-      </w:pPr>
-      <w:r>
-        <w:t>Young _________</w:t>
-      </w:r>
-    </w:p>
-    <w:p>
-      <w:pPr>
-        <w:pStyle w:val="ListParagraph"/>
-        <w:numPr>
-          <w:ilvl w:val="0"/>
-          <w:numId w:val="21"/>
-        </w:numPr>
-      </w:pPr>
-      <w:r>
-        <w:t>Wet ____________</w:t>
-      </w:r>
-    </w:p>
-    <w:p>
-      <w:pPr>
-        <w:ind w:left="360"/>
-        <w:rPr>
-          <w:b/>
-          <w:bCs/>
-        </w:rPr>
-      </w:pPr>
       <w:r>
         <w:rPr>
           <w:b/>
           <w:bCs/>
+          <w:sz w:val="32"/>
+          <w:szCs w:val="32"/>
+        </w:rPr>
+        <w:t xml:space="preserve"> (any 3)</w:t>
+      </w:r>
+      <w:r>
+        <w:rPr>
+          <w:b/>
+          <w:bCs/>
+          <w:sz w:val="32"/>
+          <w:szCs w:val="32"/>
+        </w:rPr>
+        <w:t xml:space="preserve"> (3 Marks)</w:t>
+      </w:r>
+    </w:p>
+    <w:tbl>
+      <w:tblPr>
+        <w:tblStyle w:val="TableGrid"/>
+        <w:tblW w:w="10085" w:type="dxa"/>
+        <w:tblInd w:w="85" w:type="dxa"/>
+        <w:tblBorders>
+          <w:top w:val="none" w:sz="0" w:space="0" w:color="auto"/>
+          <w:left w:val="none" w:sz="0" w:space="0" w:color="auto"/>
+          <w:bottom w:val="none" w:sz="0" w:space="0" w:color="auto"/>
+          <w:right w:val="none" w:sz="0" w:space="0" w:color="auto"/>
+          <w:insideH w:val="none" w:sz="0" w:space="0" w:color="auto"/>
+          <w:insideV w:val="none" w:sz="0" w:space="0" w:color="auto"/>
+        </w:tblBorders>
+        <w:tblLook w:val="04A0" w:firstRow="1" w:lastRow="0" w:firstColumn="1" w:lastColumn="0" w:noHBand="0" w:noVBand="1"/>
+      </w:tblPr>
+      <w:tblGrid>
+        <w:gridCol w:w="1728"/>
+        <w:gridCol w:w="3312"/>
+        <w:gridCol w:w="5045"/>
+      </w:tblGrid>
+      <w:tr>
+        <w:trPr>
+          <w:trHeight w:val="432"/>
+        </w:trPr>
+        <w:tc>
+          <w:tcPr>
+            <w:tcW w:w="1728" w:type="dxa"/>
+            <w:vAlign w:val="bottom"/>
+          </w:tcPr>
+          <w:p>
+            <w:pPr>
+              <w:pStyle w:val="ListParagraph"/>
+              <w:numPr>
+                <w:ilvl w:val="0"/>
+                <w:numId w:val="21"/>
+              </w:numPr>
+              <w:rPr>
+                <w:sz w:val="28"/>
+                <w:szCs w:val="28"/>
+              </w:rPr>
+            </w:pPr>
+            <w:r>
+              <w:rPr>
+                <w:sz w:val="28"/>
+                <w:szCs w:val="28"/>
+              </w:rPr>
+              <w:t>Open</w:t>
+            </w:r>
+          </w:p>
+        </w:tc>
+        <w:tc>
+          <w:tcPr>
+            <w:tcW w:w="3312" w:type="dxa"/>
+            <w:tcBorders>
+              <w:bottom w:val="single" w:sz="12" w:space="0" w:color="auto"/>
+            </w:tcBorders>
+            <w:vAlign w:val="bottom"/>
+          </w:tcPr>
+          <w:p>
+            <w:pPr>
+              <w:rPr>
+                <w:sz w:val="28"/>
+                <w:szCs w:val="28"/>
+              </w:rPr>
+            </w:pPr>
+          </w:p>
+        </w:tc>
+        <w:tc>
+          <w:tcPr>
+            <w:tcW w:w="5045" w:type="dxa"/>
+            <w:vAlign w:val="bottom"/>
+          </w:tcPr>
+          <w:p>
+            <w:pPr>
+              <w:rPr>
+                <w:sz w:val="28"/>
+                <w:szCs w:val="28"/>
+              </w:rPr>
+            </w:pPr>
+          </w:p>
+        </w:tc>
+      </w:tr>
+      <w:tr>
+        <w:trPr>
+          <w:trHeight w:val="432"/>
+        </w:trPr>
+        <w:tc>
+          <w:tcPr>
+            <w:tcW w:w="1728" w:type="dxa"/>
+            <w:vAlign w:val="bottom"/>
+          </w:tcPr>
+          <w:p>
+            <w:pPr>
+              <w:pStyle w:val="ListParagraph"/>
+              <w:numPr>
+                <w:ilvl w:val="0"/>
+                <w:numId w:val="21"/>
+              </w:numPr>
+              <w:rPr>
+                <w:sz w:val="28"/>
+                <w:szCs w:val="28"/>
+              </w:rPr>
+            </w:pPr>
+            <w:r>
+              <w:rPr>
+                <w:sz w:val="28"/>
+                <w:szCs w:val="28"/>
+              </w:rPr>
+              <w:t>Day</w:t>
+            </w:r>
+          </w:p>
+        </w:tc>
+        <w:tc>
+          <w:tcPr>
+            <w:tcW w:w="3312" w:type="dxa"/>
+            <w:tcBorders>
+              <w:top w:val="single" w:sz="12" w:space="0" w:color="auto"/>
+              <w:bottom w:val="single" w:sz="12" w:space="0" w:color="auto"/>
+            </w:tcBorders>
+            <w:vAlign w:val="bottom"/>
+          </w:tcPr>
+          <w:p>
+            <w:pPr>
+              <w:rPr>
+                <w:sz w:val="28"/>
+                <w:szCs w:val="28"/>
+              </w:rPr>
+            </w:pPr>
+          </w:p>
+        </w:tc>
+        <w:tc>
+          <w:tcPr>
+            <w:tcW w:w="5045" w:type="dxa"/>
+            <w:vAlign w:val="bottom"/>
+          </w:tcPr>
+          <w:p>
+            <w:pPr>
+              <w:rPr>
+                <w:sz w:val="28"/>
+                <w:szCs w:val="28"/>
+              </w:rPr>
+            </w:pPr>
+          </w:p>
+        </w:tc>
+      </w:tr>
+      <w:tr>
+        <w:trPr>
+          <w:trHeight w:val="432"/>
+        </w:trPr>
+        <w:tc>
+          <w:tcPr>
+            <w:tcW w:w="1728" w:type="dxa"/>
+            <w:vAlign w:val="bottom"/>
+          </w:tcPr>
+          <w:p>
+            <w:pPr>
+              <w:pStyle w:val="ListParagraph"/>
+              <w:numPr>
+                <w:ilvl w:val="0"/>
+                <w:numId w:val="21"/>
+              </w:numPr>
+              <w:rPr>
+                <w:sz w:val="28"/>
+                <w:szCs w:val="28"/>
+              </w:rPr>
+            </w:pPr>
+            <w:r>
+              <w:rPr>
+                <w:sz w:val="28"/>
+                <w:szCs w:val="28"/>
+              </w:rPr>
+              <w:t>Hot</w:t>
+            </w:r>
+          </w:p>
+        </w:tc>
+        <w:tc>
+          <w:tcPr>
+            <w:tcW w:w="3312" w:type="dxa"/>
+            <w:tcBorders>
+              <w:top w:val="single" w:sz="12" w:space="0" w:color="auto"/>
+              <w:bottom w:val="single" w:sz="12" w:space="0" w:color="auto"/>
+            </w:tcBorders>
+            <w:vAlign w:val="bottom"/>
+          </w:tcPr>
+          <w:p>
+            <w:pPr>
+              <w:rPr>
+                <w:sz w:val="28"/>
+                <w:szCs w:val="28"/>
+              </w:rPr>
+            </w:pPr>
+          </w:p>
+        </w:tc>
+        <w:tc>
+          <w:tcPr>
+            <w:tcW w:w="5045" w:type="dxa"/>
+            <w:vAlign w:val="bottom"/>
+          </w:tcPr>
+          <w:p>
+            <w:pPr>
+              <w:rPr>
+                <w:sz w:val="28"/>
+                <w:szCs w:val="28"/>
+              </w:rPr>
+            </w:pPr>
+          </w:p>
+        </w:tc>
+      </w:tr>
+      <w:tr>
+        <w:trPr>
+          <w:trHeight w:val="432"/>
+        </w:trPr>
+        <w:tc>
+          <w:tcPr>
+            <w:tcW w:w="1728" w:type="dxa"/>
+            <w:vAlign w:val="bottom"/>
+          </w:tcPr>
+          <w:p>
+            <w:pPr>
+              <w:pStyle w:val="ListParagraph"/>
+              <w:numPr>
+                <w:ilvl w:val="0"/>
+                <w:numId w:val="21"/>
+              </w:numPr>
+              <w:rPr>
+                <w:sz w:val="28"/>
+                <w:szCs w:val="28"/>
+              </w:rPr>
+            </w:pPr>
+            <w:r>
+              <w:rPr>
+                <w:sz w:val="28"/>
+                <w:szCs w:val="28"/>
+              </w:rPr>
+              <w:t>Young</w:t>
+            </w:r>
+          </w:p>
+        </w:tc>
+        <w:tc>
+          <w:tcPr>
+            <w:tcW w:w="3312" w:type="dxa"/>
+            <w:tcBorders>
+              <w:top w:val="single" w:sz="12" w:space="0" w:color="auto"/>
+              <w:bottom w:val="single" w:sz="12" w:space="0" w:color="auto"/>
+            </w:tcBorders>
+            <w:vAlign w:val="bottom"/>
+          </w:tcPr>
+          <w:p>
+            <w:pPr>
+              <w:rPr>
+                <w:sz w:val="28"/>
+                <w:szCs w:val="28"/>
+              </w:rPr>
+            </w:pPr>
+          </w:p>
+        </w:tc>
+        <w:tc>
+          <w:tcPr>
+            <w:tcW w:w="5045" w:type="dxa"/>
+            <w:vAlign w:val="bottom"/>
+          </w:tcPr>
+          <w:p>
+            <w:pPr>
+              <w:rPr>
+                <w:sz w:val="28"/>
+                <w:szCs w:val="28"/>
+              </w:rPr>
+            </w:pPr>
+          </w:p>
+        </w:tc>
+      </w:tr>
+      <w:tr>
+        <w:trPr>
+          <w:trHeight w:val="432"/>
+        </w:trPr>
+        <w:tc>
+          <w:tcPr>
+            <w:tcW w:w="1728" w:type="dxa"/>
+            <w:vAlign w:val="bottom"/>
+          </w:tcPr>
+          <w:p>
+            <w:pPr>
+              <w:pStyle w:val="ListParagraph"/>
+              <w:numPr>
+                <w:ilvl w:val="0"/>
+                <w:numId w:val="21"/>
+              </w:numPr>
+              <w:rPr>
+                <w:sz w:val="28"/>
+                <w:szCs w:val="28"/>
+              </w:rPr>
+            </w:pPr>
+            <w:r>
+              <w:rPr>
+                <w:sz w:val="28"/>
+                <w:szCs w:val="28"/>
+              </w:rPr>
+              <w:t>Wet</w:t>
+            </w:r>
+          </w:p>
+        </w:tc>
+        <w:tc>
+          <w:tcPr>
+            <w:tcW w:w="3312" w:type="dxa"/>
+            <w:tcBorders>
+              <w:top w:val="single" w:sz="12" w:space="0" w:color="auto"/>
+              <w:bottom w:val="single" w:sz="12" w:space="0" w:color="auto"/>
+            </w:tcBorders>
+            <w:vAlign w:val="bottom"/>
+          </w:tcPr>
+          <w:p>
+            <w:pPr>
+              <w:rPr>
+                <w:sz w:val="28"/>
+                <w:szCs w:val="28"/>
+              </w:rPr>
+            </w:pPr>
+          </w:p>
+        </w:tc>
+        <w:tc>
+          <w:tcPr>
+            <w:tcW w:w="5045" w:type="dxa"/>
+            <w:vAlign w:val="bottom"/>
+          </w:tcPr>
+          <w:p>
+            <w:pPr>
+              <w:rPr>
+                <w:sz w:val="28"/>
+                <w:szCs w:val="28"/>
+              </w:rPr>
+            </w:pPr>
+          </w:p>
+        </w:tc>
+      </w:tr>
+    </w:tbl>
+    <w:p>
+      <w:pPr>
+        <w:rPr>
+          <w:b/>
+          <w:bCs/>
+          <w:sz w:val="32"/>
+          <w:szCs w:val="32"/>
+        </w:rPr>
+      </w:pPr>
+    </w:p>
+    <w:p>
+      <w:pPr>
+        <w:rPr>
+          <w:b/>
+          <w:bCs/>
+          <w:sz w:val="32"/>
+          <w:szCs w:val="32"/>
+        </w:rPr>
+      </w:pPr>
+      <w:r>
+        <w:rPr>
+          <w:b/>
+          <w:bCs/>
+          <w:sz w:val="32"/>
+          <w:szCs w:val="32"/>
         </w:rPr>
         <w:t>Q</w:t>
       </w:r>
@@ -1231,6 +4014,8 @@
         <w:rPr>
           <w:b/>
           <w:bCs/>
+          <w:sz w:val="32"/>
+          <w:szCs w:val="32"/>
         </w:rPr>
         <w:t>10: -</w:t>
       </w:r>
@@ -1238,167 +4023,747 @@
         <w:rPr>
           <w:b/>
           <w:bCs/>
+          <w:sz w:val="32"/>
+          <w:szCs w:val="32"/>
         </w:rPr>
         <w:t xml:space="preserve"> Write feminine of given masculine.</w:t>
-      </w:r>
-    </w:p>
-    <w:p>
-      <w:pPr>
-        <w:pStyle w:val="ListParagraph"/>
-        <w:numPr>
-          <w:ilvl w:val="0"/>
-          <w:numId w:val="22"/>
-        </w:numPr>
-      </w:pPr>
-      <w:r>
-        <w:t>Cock __________</w:t>
-      </w:r>
-    </w:p>
-    <w:p>
-      <w:pPr>
-        <w:pStyle w:val="ListParagraph"/>
-        <w:numPr>
-          <w:ilvl w:val="0"/>
-          <w:numId w:val="22"/>
-        </w:numPr>
-      </w:pPr>
-      <w:r>
-        <w:t>Brother __________</w:t>
-      </w:r>
-    </w:p>
-    <w:p>
-      <w:pPr>
-        <w:pStyle w:val="ListParagraph"/>
-        <w:numPr>
-          <w:ilvl w:val="0"/>
-          <w:numId w:val="22"/>
-        </w:numPr>
-      </w:pPr>
-      <w:r>
-        <w:t>King ____________</w:t>
-      </w:r>
-    </w:p>
-    <w:p>
-      <w:pPr>
-        <w:pStyle w:val="ListParagraph"/>
-        <w:numPr>
-          <w:ilvl w:val="0"/>
-          <w:numId w:val="22"/>
-        </w:numPr>
-      </w:pPr>
-      <w:r>
-        <w:t>Bull ___________</w:t>
-      </w:r>
-    </w:p>
-    <w:p>
-      <w:pPr>
-        <w:pStyle w:val="ListParagraph"/>
-        <w:numPr>
-          <w:ilvl w:val="0"/>
-          <w:numId w:val="22"/>
-        </w:numPr>
-      </w:pPr>
-      <w:r>
-        <w:t>Tiger _________</w:t>
-      </w:r>
-    </w:p>
-    <w:p>
-      <w:pPr>
-        <w:ind w:left="360"/>
-        <w:rPr>
-          <w:b/>
-          <w:bCs/>
-        </w:rPr>
-      </w:pPr>
-      <w:r>
-        <w:rPr>
-          <w:b/>
-          <w:bCs/>
-        </w:rPr>
-        <w:t>Q 11</w:t>
       </w:r>
       <w:r>
         <w:rPr>
           <w:b/>
           <w:bCs/>
+          <w:sz w:val="32"/>
+          <w:szCs w:val="32"/>
         </w:rPr>
-        <w:t>: -</w:t>
+        <w:t xml:space="preserve"> (5</w:t>
       </w:r>
       <w:r>
         <w:rPr>
           <w:b/>
           <w:bCs/>
+          <w:sz w:val="32"/>
+          <w:szCs w:val="32"/>
         </w:rPr>
-        <w:t xml:space="preserve"> Write an application for sick leave.</w:t>
-      </w:r>
-    </w:p>
-    <w:p>
-      <w:pPr>
-        <w:ind w:left="360"/>
-        <w:rPr>
-          <w:b/>
-          <w:bCs/>
-        </w:rPr>
-      </w:pPr>
-      <w:r>
-        <w:tab/>
-      </w:r>
-      <w:r>
-        <w:tab/>
+        <w:t xml:space="preserve"> Marks</w:t>
       </w:r>
       <w:r>
         <w:rPr>
           <w:b/>
           <w:bCs/>
+          <w:sz w:val="32"/>
+          <w:szCs w:val="32"/>
         </w:rPr>
-        <w:t>Or</w:t>
+        <w:t>)</w:t>
       </w:r>
     </w:p>
-    <w:p>
-      <w:pPr>
-        <w:ind w:left="360"/>
-        <w:rPr>
-          <w:b/>
-          <w:bCs/>
-        </w:rPr>
-      </w:pPr>
-      <w:r>
-        <w:rPr>
-          <w:b/>
-          <w:bCs/>
-        </w:rPr>
-        <w:t>Write an essay on “My Teacher”.</w:t>
-      </w:r>
-    </w:p>
-    <w:p>
-      <w:pPr>
-        <w:pStyle w:val="Title"/>
-        <w:jc w:val="center"/>
-        <w:rPr>
-          <w:rFonts w:ascii="Algerian" w:hAnsi="Algerian"/>
-          <w:u w:val="double"/>
-        </w:rPr>
-      </w:pPr>
-      <w:r>
-        <w:rPr>
-          <w:rFonts w:ascii="Algerian" w:hAnsi="Algerian"/>
-          <w:u w:val="double"/>
-        </w:rPr>
-        <w:t>-:(The End): -</w:t>
-      </w:r>
-    </w:p>
-    <w:p>
-      <w:pPr>
-        <w:ind w:left="360"/>
-      </w:pPr>
-    </w:p>
-    <w:p>
-      <w:pPr>
-        <w:ind w:left="360"/>
-      </w:pPr>
-    </w:p>
+    <w:tbl>
+      <w:tblPr>
+        <w:tblStyle w:val="TableGrid"/>
+        <w:tblW w:w="10500" w:type="dxa"/>
+        <w:tblInd w:w="85" w:type="dxa"/>
+        <w:tblBorders>
+          <w:top w:val="none" w:sz="0" w:space="0" w:color="auto"/>
+          <w:left w:val="none" w:sz="0" w:space="0" w:color="auto"/>
+          <w:bottom w:val="none" w:sz="0" w:space="0" w:color="auto"/>
+          <w:right w:val="none" w:sz="0" w:space="0" w:color="auto"/>
+          <w:insideH w:val="none" w:sz="0" w:space="0" w:color="auto"/>
+          <w:insideV w:val="none" w:sz="0" w:space="0" w:color="auto"/>
+        </w:tblBorders>
+        <w:tblLook w:val="04A0" w:firstRow="1" w:lastRow="0" w:firstColumn="1" w:lastColumn="0" w:noHBand="0" w:noVBand="1"/>
+      </w:tblPr>
+      <w:tblGrid>
+        <w:gridCol w:w="1812"/>
+        <w:gridCol w:w="3281"/>
+        <w:gridCol w:w="5407"/>
+      </w:tblGrid>
+      <w:tr>
+        <w:trPr>
+          <w:trHeight w:val="432"/>
+        </w:trPr>
+        <w:tc>
+          <w:tcPr>
+            <w:tcW w:w="1812" w:type="dxa"/>
+            <w:vAlign w:val="bottom"/>
+          </w:tcPr>
+          <w:p>
+            <w:pPr>
+              <w:pStyle w:val="ListParagraph"/>
+              <w:numPr>
+                <w:ilvl w:val="0"/>
+                <w:numId w:val="22"/>
+              </w:numPr>
+              <w:rPr>
+                <w:sz w:val="28"/>
+                <w:szCs w:val="28"/>
+              </w:rPr>
+            </w:pPr>
+            <w:r>
+              <w:rPr>
+                <w:sz w:val="28"/>
+                <w:szCs w:val="28"/>
+              </w:rPr>
+              <w:t>Cock</w:t>
+            </w:r>
+          </w:p>
+        </w:tc>
+        <w:tc>
+          <w:tcPr>
+            <w:tcW w:w="3281" w:type="dxa"/>
+            <w:tcBorders>
+              <w:bottom w:val="single" w:sz="12" w:space="0" w:color="auto"/>
+            </w:tcBorders>
+            <w:vAlign w:val="bottom"/>
+          </w:tcPr>
+          <w:p>
+            <w:pPr>
+              <w:rPr>
+                <w:sz w:val="28"/>
+                <w:szCs w:val="28"/>
+              </w:rPr>
+            </w:pPr>
+          </w:p>
+        </w:tc>
+        <w:tc>
+          <w:tcPr>
+            <w:tcW w:w="5407" w:type="dxa"/>
+            <w:vAlign w:val="bottom"/>
+          </w:tcPr>
+          <w:p>
+            <w:pPr>
+              <w:rPr>
+                <w:sz w:val="28"/>
+                <w:szCs w:val="28"/>
+              </w:rPr>
+            </w:pPr>
+          </w:p>
+        </w:tc>
+      </w:tr>
+      <w:tr>
+        <w:trPr>
+          <w:trHeight w:val="432"/>
+        </w:trPr>
+        <w:tc>
+          <w:tcPr>
+            <w:tcW w:w="1812" w:type="dxa"/>
+            <w:vAlign w:val="bottom"/>
+          </w:tcPr>
+          <w:p>
+            <w:pPr>
+              <w:pStyle w:val="ListParagraph"/>
+              <w:numPr>
+                <w:ilvl w:val="0"/>
+                <w:numId w:val="22"/>
+              </w:numPr>
+              <w:rPr>
+                <w:sz w:val="28"/>
+                <w:szCs w:val="28"/>
+              </w:rPr>
+            </w:pPr>
+            <w:r>
+              <w:rPr>
+                <w:sz w:val="28"/>
+                <w:szCs w:val="28"/>
+              </w:rPr>
+              <w:t>Brothe</w:t>
+            </w:r>
+            <w:r>
+              <w:rPr>
+                <w:sz w:val="28"/>
+                <w:szCs w:val="28"/>
+              </w:rPr>
+              <w:t>r</w:t>
+            </w:r>
+          </w:p>
+        </w:tc>
+        <w:tc>
+          <w:tcPr>
+            <w:tcW w:w="3281" w:type="dxa"/>
+            <w:tcBorders>
+              <w:top w:val="single" w:sz="12" w:space="0" w:color="auto"/>
+              <w:bottom w:val="single" w:sz="12" w:space="0" w:color="auto"/>
+            </w:tcBorders>
+            <w:vAlign w:val="bottom"/>
+          </w:tcPr>
+          <w:p>
+            <w:pPr>
+              <w:rPr>
+                <w:sz w:val="28"/>
+                <w:szCs w:val="28"/>
+              </w:rPr>
+            </w:pPr>
+          </w:p>
+        </w:tc>
+        <w:tc>
+          <w:tcPr>
+            <w:tcW w:w="5407" w:type="dxa"/>
+            <w:vAlign w:val="bottom"/>
+          </w:tcPr>
+          <w:p>
+            <w:pPr>
+              <w:rPr>
+                <w:sz w:val="28"/>
+                <w:szCs w:val="28"/>
+              </w:rPr>
+            </w:pPr>
+          </w:p>
+        </w:tc>
+      </w:tr>
+      <w:tr>
+        <w:trPr>
+          <w:trHeight w:val="432"/>
+        </w:trPr>
+        <w:tc>
+          <w:tcPr>
+            <w:tcW w:w="1812" w:type="dxa"/>
+            <w:vAlign w:val="bottom"/>
+          </w:tcPr>
+          <w:p>
+            <w:pPr>
+              <w:pStyle w:val="ListParagraph"/>
+              <w:numPr>
+                <w:ilvl w:val="0"/>
+                <w:numId w:val="22"/>
+              </w:numPr>
+              <w:rPr>
+                <w:sz w:val="28"/>
+                <w:szCs w:val="28"/>
+              </w:rPr>
+            </w:pPr>
+            <w:r>
+              <w:rPr>
+                <w:sz w:val="28"/>
+                <w:szCs w:val="28"/>
+              </w:rPr>
+              <w:t>King</w:t>
+            </w:r>
+          </w:p>
+        </w:tc>
+        <w:tc>
+          <w:tcPr>
+            <w:tcW w:w="3281" w:type="dxa"/>
+            <w:tcBorders>
+              <w:top w:val="single" w:sz="12" w:space="0" w:color="auto"/>
+              <w:bottom w:val="single" w:sz="12" w:space="0" w:color="auto"/>
+            </w:tcBorders>
+            <w:vAlign w:val="bottom"/>
+          </w:tcPr>
+          <w:p>
+            <w:pPr>
+              <w:rPr>
+                <w:sz w:val="28"/>
+                <w:szCs w:val="28"/>
+              </w:rPr>
+            </w:pPr>
+          </w:p>
+        </w:tc>
+        <w:tc>
+          <w:tcPr>
+            <w:tcW w:w="5407" w:type="dxa"/>
+            <w:vAlign w:val="bottom"/>
+          </w:tcPr>
+          <w:p>
+            <w:pPr>
+              <w:rPr>
+                <w:sz w:val="28"/>
+                <w:szCs w:val="28"/>
+              </w:rPr>
+            </w:pPr>
+          </w:p>
+        </w:tc>
+      </w:tr>
+      <w:tr>
+        <w:trPr>
+          <w:trHeight w:val="432"/>
+        </w:trPr>
+        <w:tc>
+          <w:tcPr>
+            <w:tcW w:w="1812" w:type="dxa"/>
+            <w:vAlign w:val="bottom"/>
+          </w:tcPr>
+          <w:p>
+            <w:pPr>
+              <w:pStyle w:val="ListParagraph"/>
+              <w:numPr>
+                <w:ilvl w:val="0"/>
+                <w:numId w:val="22"/>
+              </w:numPr>
+              <w:rPr>
+                <w:sz w:val="28"/>
+                <w:szCs w:val="28"/>
+              </w:rPr>
+            </w:pPr>
+            <w:r>
+              <w:rPr>
+                <w:sz w:val="28"/>
+                <w:szCs w:val="28"/>
+              </w:rPr>
+              <w:t>Bul</w:t>
+            </w:r>
+          </w:p>
+        </w:tc>
+        <w:tc>
+          <w:tcPr>
+            <w:tcW w:w="3281" w:type="dxa"/>
+            <w:tcBorders>
+              <w:top w:val="single" w:sz="12" w:space="0" w:color="auto"/>
+              <w:bottom w:val="single" w:sz="12" w:space="0" w:color="auto"/>
+            </w:tcBorders>
+            <w:vAlign w:val="bottom"/>
+          </w:tcPr>
+          <w:p>
+            <w:pPr>
+              <w:rPr>
+                <w:sz w:val="28"/>
+                <w:szCs w:val="28"/>
+              </w:rPr>
+            </w:pPr>
+          </w:p>
+        </w:tc>
+        <w:tc>
+          <w:tcPr>
+            <w:tcW w:w="5407" w:type="dxa"/>
+            <w:vAlign w:val="bottom"/>
+          </w:tcPr>
+          <w:p>
+            <w:pPr>
+              <w:rPr>
+                <w:sz w:val="28"/>
+                <w:szCs w:val="28"/>
+              </w:rPr>
+            </w:pPr>
+          </w:p>
+        </w:tc>
+      </w:tr>
+      <w:tr>
+        <w:trPr>
+          <w:trHeight w:val="432"/>
+        </w:trPr>
+        <w:tc>
+          <w:tcPr>
+            <w:tcW w:w="1812" w:type="dxa"/>
+            <w:vAlign w:val="bottom"/>
+          </w:tcPr>
+          <w:p>
+            <w:pPr>
+              <w:pStyle w:val="ListParagraph"/>
+              <w:numPr>
+                <w:ilvl w:val="0"/>
+                <w:numId w:val="22"/>
+              </w:numPr>
+              <w:rPr>
+                <w:sz w:val="28"/>
+                <w:szCs w:val="28"/>
+              </w:rPr>
+            </w:pPr>
+            <w:r>
+              <w:rPr>
+                <w:sz w:val="28"/>
+                <w:szCs w:val="28"/>
+              </w:rPr>
+              <w:t>Tiger</w:t>
+            </w:r>
+          </w:p>
+        </w:tc>
+        <w:tc>
+          <w:tcPr>
+            <w:tcW w:w="3281" w:type="dxa"/>
+            <w:tcBorders>
+              <w:top w:val="single" w:sz="12" w:space="0" w:color="auto"/>
+              <w:bottom w:val="single" w:sz="12" w:space="0" w:color="auto"/>
+            </w:tcBorders>
+            <w:vAlign w:val="bottom"/>
+          </w:tcPr>
+          <w:p>
+            <w:pPr>
+              <w:rPr>
+                <w:sz w:val="28"/>
+                <w:szCs w:val="28"/>
+              </w:rPr>
+            </w:pPr>
+          </w:p>
+        </w:tc>
+        <w:tc>
+          <w:tcPr>
+            <w:tcW w:w="5407" w:type="dxa"/>
+            <w:vAlign w:val="bottom"/>
+          </w:tcPr>
+          <w:p>
+            <w:pPr>
+              <w:rPr>
+                <w:sz w:val="28"/>
+                <w:szCs w:val="28"/>
+              </w:rPr>
+            </w:pPr>
+          </w:p>
+        </w:tc>
+      </w:tr>
+    </w:tbl>
     <w:p/>
-    <w:p/>
+    <w:tbl>
+      <w:tblPr>
+        <w:tblStyle w:val="TableGrid"/>
+        <w:tblW w:w="9350" w:type="dxa"/>
+        <w:tblBorders>
+          <w:top w:val="none" w:sz="0" w:space="0" w:color="auto"/>
+          <w:left w:val="none" w:sz="0" w:space="0" w:color="auto"/>
+          <w:bottom w:val="none" w:sz="0" w:space="0" w:color="auto"/>
+          <w:right w:val="none" w:sz="0" w:space="0" w:color="auto"/>
+          <w:insideH w:val="none" w:sz="0" w:space="0" w:color="auto"/>
+          <w:insideV w:val="none" w:sz="0" w:space="0" w:color="auto"/>
+        </w:tblBorders>
+        <w:tblLook w:val="04A0" w:firstRow="1" w:lastRow="0" w:firstColumn="1" w:lastColumn="0" w:noHBand="0" w:noVBand="1"/>
+      </w:tblPr>
+      <w:tblGrid>
+        <w:gridCol w:w="3116"/>
+        <w:gridCol w:w="3117"/>
+        <w:gridCol w:w="3117"/>
+      </w:tblGrid>
+      <w:tr>
+        <w:tc>
+          <w:tcPr>
+            <w:tcW w:w="9350" w:type="dxa"/>
+            <w:gridSpan w:val="3"/>
+          </w:tcPr>
+          <w:p>
+            <w:pPr>
+              <w:rPr>
+                <w:b/>
+                <w:bCs/>
+                <w:sz w:val="32"/>
+                <w:szCs w:val="32"/>
+              </w:rPr>
+            </w:pPr>
+            <w:r>
+              <w:rPr>
+                <w:b/>
+                <w:bCs/>
+                <w:sz w:val="32"/>
+                <w:szCs w:val="32"/>
+              </w:rPr>
+              <w:t>Q 11: - Write an application for sick leave.</w:t>
+            </w:r>
+            <w:r>
+              <w:rPr>
+                <w:b/>
+                <w:bCs/>
+                <w:sz w:val="32"/>
+                <w:szCs w:val="32"/>
+              </w:rPr>
+              <w:t xml:space="preserve"> (</w:t>
+            </w:r>
+            <w:r>
+              <w:rPr>
+                <w:b/>
+                <w:bCs/>
+                <w:sz w:val="32"/>
+                <w:szCs w:val="32"/>
+              </w:rPr>
+              <w:t>6</w:t>
+            </w:r>
+            <w:r>
+              <w:rPr>
+                <w:b/>
+                <w:bCs/>
+                <w:sz w:val="32"/>
+                <w:szCs w:val="32"/>
+              </w:rPr>
+              <w:t xml:space="preserve"> Marks)</w:t>
+            </w:r>
+          </w:p>
+        </w:tc>
+      </w:tr>
+      <w:tr>
+        <w:tc>
+          <w:tcPr>
+            <w:tcW w:w="3116" w:type="dxa"/>
+            <w:vAlign w:val="center"/>
+          </w:tcPr>
+          <w:p>
+            <w:pPr>
+              <w:jc w:val="right"/>
+              <w:rPr>
+                <w:b/>
+                <w:bCs/>
+                <w:sz w:val="32"/>
+                <w:szCs w:val="32"/>
+              </w:rPr>
+            </w:pPr>
+            <w:r>
+              <w:rPr>
+                <w:sz w:val="32"/>
+                <w:szCs w:val="32"/>
+              </w:rPr>
+              <w:tab/>
+            </w:r>
+            <w:r>
+              <w:rPr>
+                <w:sz w:val="32"/>
+                <w:szCs w:val="32"/>
+              </w:rPr>
+              <w:tab/>
+            </w:r>
+            <w:r>
+              <w:rPr>
+                <w:b/>
+                <w:bCs/>
+                <w:sz w:val="32"/>
+                <w:szCs w:val="32"/>
+              </w:rPr>
+              <w:t>Or</w:t>
+            </w:r>
+          </w:p>
+        </w:tc>
+        <w:tc>
+          <w:tcPr>
+            <w:tcW w:w="3117" w:type="dxa"/>
+          </w:tcPr>
+          <w:p>
+            <w:pPr>
+              <w:rPr>
+                <w:b/>
+                <w:bCs/>
+                <w:sz w:val="32"/>
+                <w:szCs w:val="32"/>
+              </w:rPr>
+            </w:pPr>
+          </w:p>
+        </w:tc>
+        <w:tc>
+          <w:tcPr>
+            <w:tcW w:w="3117" w:type="dxa"/>
+          </w:tcPr>
+          <w:p>
+            <w:pPr>
+              <w:rPr>
+                <w:b/>
+                <w:bCs/>
+                <w:sz w:val="32"/>
+                <w:szCs w:val="32"/>
+              </w:rPr>
+            </w:pPr>
+          </w:p>
+        </w:tc>
+      </w:tr>
+      <w:tr>
+        <w:tc>
+          <w:tcPr>
+            <w:tcW w:w="9350" w:type="dxa"/>
+            <w:gridSpan w:val="3"/>
+            <w:tcBorders>
+              <w:bottom w:val="single" w:sz="8" w:space="0" w:color="auto"/>
+            </w:tcBorders>
+          </w:tcPr>
+          <w:p>
+            <w:pPr>
+              <w:rPr>
+                <w:b/>
+                <w:bCs/>
+                <w:sz w:val="32"/>
+                <w:szCs w:val="32"/>
+              </w:rPr>
+            </w:pPr>
+            <w:r>
+              <w:rPr>
+                <w:b/>
+                <w:bCs/>
+                <w:sz w:val="32"/>
+                <w:szCs w:val="32"/>
+              </w:rPr>
+              <w:t>Write an essay on “My Teacher”.</w:t>
+            </w:r>
+          </w:p>
+        </w:tc>
+      </w:tr>
+      <w:tr>
+        <w:trPr>
+          <w:trHeight w:val="576"/>
+        </w:trPr>
+        <w:tc>
+          <w:tcPr>
+            <w:tcW w:w="9350" w:type="dxa"/>
+            <w:gridSpan w:val="3"/>
+            <w:tcBorders>
+              <w:top w:val="single" w:sz="8" w:space="0" w:color="auto"/>
+              <w:left w:val="single" w:sz="8" w:space="0" w:color="auto"/>
+              <w:bottom w:val="single" w:sz="8" w:space="0" w:color="auto"/>
+              <w:right w:val="single" w:sz="8" w:space="0" w:color="auto"/>
+            </w:tcBorders>
+          </w:tcPr>
+          <w:p>
+            <w:pPr>
+              <w:rPr>
+                <w:b/>
+                <w:bCs/>
+                <w:sz w:val="32"/>
+                <w:szCs w:val="32"/>
+              </w:rPr>
+            </w:pPr>
+          </w:p>
+        </w:tc>
+      </w:tr>
+      <w:tr>
+        <w:trPr>
+          <w:trHeight w:val="576"/>
+        </w:trPr>
+        <w:tc>
+          <w:tcPr>
+            <w:tcW w:w="9350" w:type="dxa"/>
+            <w:gridSpan w:val="3"/>
+            <w:tcBorders>
+              <w:top w:val="single" w:sz="8" w:space="0" w:color="auto"/>
+              <w:left w:val="single" w:sz="8" w:space="0" w:color="auto"/>
+              <w:bottom w:val="single" w:sz="8" w:space="0" w:color="auto"/>
+              <w:right w:val="single" w:sz="8" w:space="0" w:color="auto"/>
+            </w:tcBorders>
+          </w:tcPr>
+          <w:p>
+            <w:pPr>
+              <w:rPr>
+                <w:b/>
+                <w:bCs/>
+                <w:sz w:val="32"/>
+                <w:szCs w:val="32"/>
+              </w:rPr>
+            </w:pPr>
+          </w:p>
+        </w:tc>
+      </w:tr>
+      <w:tr>
+        <w:trPr>
+          <w:trHeight w:val="576"/>
+        </w:trPr>
+        <w:tc>
+          <w:tcPr>
+            <w:tcW w:w="9350" w:type="dxa"/>
+            <w:gridSpan w:val="3"/>
+            <w:tcBorders>
+              <w:top w:val="single" w:sz="8" w:space="0" w:color="auto"/>
+              <w:left w:val="single" w:sz="8" w:space="0" w:color="auto"/>
+              <w:bottom w:val="single" w:sz="8" w:space="0" w:color="auto"/>
+              <w:right w:val="single" w:sz="8" w:space="0" w:color="auto"/>
+            </w:tcBorders>
+          </w:tcPr>
+          <w:p>
+            <w:pPr>
+              <w:rPr>
+                <w:b/>
+                <w:bCs/>
+                <w:sz w:val="32"/>
+                <w:szCs w:val="32"/>
+              </w:rPr>
+            </w:pPr>
+          </w:p>
+        </w:tc>
+      </w:tr>
+      <w:tr>
+        <w:trPr>
+          <w:trHeight w:val="576"/>
+        </w:trPr>
+        <w:tc>
+          <w:tcPr>
+            <w:tcW w:w="9350" w:type="dxa"/>
+            <w:gridSpan w:val="3"/>
+            <w:tcBorders>
+              <w:top w:val="single" w:sz="8" w:space="0" w:color="auto"/>
+              <w:left w:val="single" w:sz="8" w:space="0" w:color="auto"/>
+              <w:bottom w:val="single" w:sz="8" w:space="0" w:color="auto"/>
+              <w:right w:val="single" w:sz="8" w:space="0" w:color="auto"/>
+            </w:tcBorders>
+          </w:tcPr>
+          <w:p>
+            <w:pPr>
+              <w:rPr>
+                <w:b/>
+                <w:bCs/>
+                <w:sz w:val="32"/>
+                <w:szCs w:val="32"/>
+              </w:rPr>
+            </w:pPr>
+          </w:p>
+        </w:tc>
+      </w:tr>
+      <w:tr>
+        <w:trPr>
+          <w:trHeight w:val="576"/>
+        </w:trPr>
+        <w:tc>
+          <w:tcPr>
+            <w:tcW w:w="9350" w:type="dxa"/>
+            <w:gridSpan w:val="3"/>
+            <w:tcBorders>
+              <w:top w:val="single" w:sz="8" w:space="0" w:color="auto"/>
+              <w:left w:val="single" w:sz="8" w:space="0" w:color="auto"/>
+              <w:bottom w:val="single" w:sz="8" w:space="0" w:color="auto"/>
+              <w:right w:val="single" w:sz="8" w:space="0" w:color="auto"/>
+            </w:tcBorders>
+          </w:tcPr>
+          <w:p>
+            <w:pPr>
+              <w:rPr>
+                <w:b/>
+                <w:bCs/>
+                <w:sz w:val="32"/>
+                <w:szCs w:val="32"/>
+              </w:rPr>
+            </w:pPr>
+          </w:p>
+        </w:tc>
+      </w:tr>
+      <w:tr>
+        <w:trPr>
+          <w:trHeight w:val="576"/>
+        </w:trPr>
+        <w:tc>
+          <w:tcPr>
+            <w:tcW w:w="9350" w:type="dxa"/>
+            <w:gridSpan w:val="3"/>
+            <w:tcBorders>
+              <w:top w:val="single" w:sz="8" w:space="0" w:color="auto"/>
+              <w:left w:val="single" w:sz="8" w:space="0" w:color="auto"/>
+              <w:bottom w:val="single" w:sz="8" w:space="0" w:color="auto"/>
+              <w:right w:val="single" w:sz="8" w:space="0" w:color="auto"/>
+            </w:tcBorders>
+          </w:tcPr>
+          <w:p>
+            <w:pPr>
+              <w:rPr>
+                <w:b/>
+                <w:bCs/>
+                <w:sz w:val="32"/>
+                <w:szCs w:val="32"/>
+              </w:rPr>
+            </w:pPr>
+          </w:p>
+        </w:tc>
+      </w:tr>
+      <w:tr>
+        <w:trPr>
+          <w:trHeight w:val="576"/>
+        </w:trPr>
+        <w:tc>
+          <w:tcPr>
+            <w:tcW w:w="9350" w:type="dxa"/>
+            <w:gridSpan w:val="3"/>
+            <w:tcBorders>
+              <w:top w:val="single" w:sz="8" w:space="0" w:color="auto"/>
+              <w:left w:val="single" w:sz="8" w:space="0" w:color="auto"/>
+              <w:bottom w:val="single" w:sz="8" w:space="0" w:color="auto"/>
+              <w:right w:val="single" w:sz="8" w:space="0" w:color="auto"/>
+            </w:tcBorders>
+          </w:tcPr>
+          <w:p>
+            <w:pPr>
+              <w:rPr>
+                <w:b/>
+                <w:bCs/>
+                <w:sz w:val="32"/>
+                <w:szCs w:val="32"/>
+              </w:rPr>
+            </w:pPr>
+          </w:p>
+        </w:tc>
+      </w:tr>
+    </w:tbl>
     <w:p/>
     <w:sectPr>
       <w:pgSz w:w="12240" w:h="15840"/>
@@ -1411,7 +4776,7 @@
 </file>
 
 <file path=word/numbering.xml><?xml version="1.0" encoding="utf-8"?>
-<w:numbering xmlns:wpc="http://schemas.microsoft.com/office/word/2010/wordprocessingCanvas" xmlns:cx="http://schemas.microsoft.com/office/drawing/2014/chartex" xmlns:cx1="http://schemas.microsoft.com/office/drawing/2015/9/8/chartex" xmlns:cx2="http://schemas.microsoft.com/office/drawing/2015/10/21/chartex" xmlns:cx3="http://schemas.microsoft.com/office/drawing/2016/5/9/chartex" xmlns:cx4="http://schemas.microsoft.com/office/drawing/2016/5/10/chartex" xmlns:cx5="http://schemas.microsoft.com/office/drawing/2016/5/11/chartex" xmlns:cx6="http://schemas.microsoft.com/office/drawing/2016/5/12/chartex" xmlns:cx7="http://schemas.microsoft.com/office/drawing/2016/5/13/chartex" xmlns:cx8="http://schemas.microsoft.com/office/drawing/2016/5/14/chartex" xmlns:mc="http://schemas.openxmlformats.org/markup-compatibility/2006" xmlns:aink="http://schemas.microsoft.com/office/drawing/2016/ink" xmlns:am3d="http://schemas.microsoft.com/office/drawing/2017/model3d" xmlns:o="urn:schemas-microsoft-com:office:office" xmlns:r="http://schemas.openxmlformats.org/officeDocument/2006/relationships" xmlns:m="http://schemas.openxmlformats.org/officeDocument/2006/math" xmlns:v="urn:schemas-microsoft-com:vml" xmlns:wp14="http://schemas.microsoft.com/office/word/2010/wordprocessingDrawing" xmlns:wp="http://schemas.openxmlformats.org/drawingml/2006/wordprocessingDrawing" xmlns:w10="urn:schemas-microsoft-com:office:word" xmlns:w="http://schemas.openxmlformats.org/wordprocessingml/2006/main" xmlns:w14="http://schemas.microsoft.com/office/word/2010/wordml" xmlns:w15="http://schemas.microsoft.com/office/word/2012/wordml" xmlns:w16cex="http://schemas.microsoft.com/office/word/2018/wordml/cex" xmlns:w16cid="http://schemas.microsoft.com/office/word/2016/wordml/cid" xmlns:w16="http://schemas.microsoft.com/office/word/2018/wordml" xmlns:w16sdtdh="http://schemas.microsoft.com/office/word/2020/wordml/sdtdatahash" xmlns:w16se="http://schemas.microsoft.com/office/word/2015/wordml/symex" xmlns:wpg="http://schemas.microsoft.com/office/word/2010/wordprocessingGroup" xmlns:wpi="http://schemas.microsoft.com/office/word/2010/wordprocessingInk" xmlns:wne="http://schemas.microsoft.com/office/word/2006/wordml" xmlns:wps="http://schemas.microsoft.com/office/word/2010/wordprocessingShape" mc:Ignorable="w14 w15 w16se w16cid w16 w16cex w16sdtdh wp14">
+<w:numbering xmlns:wpc="http://schemas.microsoft.com/office/word/2010/wordprocessingCanvas" xmlns:cx="http://schemas.microsoft.com/office/drawing/2014/chartex" xmlns:cx1="http://schemas.microsoft.com/office/drawing/2015/9/8/chartex" xmlns:cx2="http://schemas.microsoft.com/office/drawing/2015/10/21/chartex" xmlns:cx3="http://schemas.microsoft.com/office/drawing/2016/5/9/chartex" xmlns:cx4="http://schemas.microsoft.com/office/drawing/2016/5/10/chartex" xmlns:cx5="http://schemas.microsoft.com/office/drawing/2016/5/11/chartex" xmlns:cx6="http://schemas.microsoft.com/office/drawing/2016/5/12/chartex" xmlns:cx7="http://schemas.microsoft.com/office/drawing/2016/5/13/chartex" xmlns:cx8="http://schemas.microsoft.com/office/drawing/2016/5/14/chartex" xmlns:mc="http://schemas.openxmlformats.org/markup-compatibility/2006" xmlns:aink="http://schemas.microsoft.com/office/drawing/2016/ink" xmlns:am3d="http://schemas.microsoft.com/office/drawing/2017/model3d" xmlns:o="urn:schemas-microsoft-com:office:office" xmlns:oel="http://schemas.microsoft.com/office/2019/extlst" xmlns:r="http://schemas.openxmlformats.org/officeDocument/2006/relationships" xmlns:m="http://schemas.openxmlformats.org/officeDocument/2006/math" xmlns:v="urn:schemas-microsoft-com:vml" xmlns:wp14="http://schemas.microsoft.com/office/word/2010/wordprocessingDrawing" xmlns:wp="http://schemas.openxmlformats.org/drawingml/2006/wordprocessingDrawing" xmlns:w10="urn:schemas-microsoft-com:office:word" xmlns:w="http://schemas.openxmlformats.org/wordprocessingml/2006/main" xmlns:w14="http://schemas.microsoft.com/office/word/2010/wordml" xmlns:w15="http://schemas.microsoft.com/office/word/2012/wordml" xmlns:w16cex="http://schemas.microsoft.com/office/word/2018/wordml/cex" xmlns:w16cid="http://schemas.microsoft.com/office/word/2016/wordml/cid" xmlns:w16="http://schemas.microsoft.com/office/word/2018/wordml" xmlns:w16du="http://schemas.microsoft.com/office/word/2023/wordml/word16du" xmlns:w16sdtdh="http://schemas.microsoft.com/office/word/2020/wordml/sdtdatahash" xmlns:w16se="http://schemas.microsoft.com/office/word/2015/wordml/symex" xmlns:wpg="http://schemas.microsoft.com/office/word/2010/wordprocessingGroup" xmlns:wpi="http://schemas.microsoft.com/office/word/2010/wordprocessingInk" xmlns:wne="http://schemas.microsoft.com/office/word/2006/wordml" xmlns:wps="http://schemas.microsoft.com/office/word/2010/wordprocessingShape" mc:Ignorable="w14 w15 w16se w16cid w16 w16cex w16sdtdh w16du wp14">
   <w:abstractNum w:abstractNumId="0" w15:restartNumberingAfterBreak="0">
     <w:nsid w:val="000B59F7"/>
     <w:multiLevelType w:val="hybridMultilevel"/>
@@ -1769,6 +5134,95 @@
     </w:lvl>
   </w:abstractNum>
   <w:abstractNum w:abstractNumId="4" w15:restartNumberingAfterBreak="0">
+    <w:nsid w:val="134C737C"/>
+    <w:multiLevelType w:val="hybridMultilevel"/>
+    <w:tmpl w:val="123027F2"/>
+    <w:lvl w:ilvl="0" w:tplc="5EB0DE1A">
+      <w:start w:val="1"/>
+      <w:numFmt w:val="upperLetter"/>
+      <w:lvlText w:val="%1)"/>
+      <w:lvlJc w:val="left"/>
+      <w:pPr>
+        <w:ind w:left="720" w:hanging="360"/>
+      </w:pPr>
+      <w:rPr>
+        <w:rFonts w:hint="default"/>
+      </w:rPr>
+    </w:lvl>
+    <w:lvl w:ilvl="1" w:tplc="04090019" w:tentative="1">
+      <w:start w:val="1"/>
+      <w:numFmt w:val="lowerLetter"/>
+      <w:lvlText w:val="%2."/>
+      <w:lvlJc w:val="left"/>
+      <w:pPr>
+        <w:ind w:left="1440" w:hanging="360"/>
+      </w:pPr>
+    </w:lvl>
+    <w:lvl w:ilvl="2" w:tplc="0409001B" w:tentative="1">
+      <w:start w:val="1"/>
+      <w:numFmt w:val="lowerRoman"/>
+      <w:lvlText w:val="%3."/>
+      <w:lvlJc w:val="right"/>
+      <w:pPr>
+        <w:ind w:left="2160" w:hanging="180"/>
+      </w:pPr>
+    </w:lvl>
+    <w:lvl w:ilvl="3" w:tplc="0409000F" w:tentative="1">
+      <w:start w:val="1"/>
+      <w:numFmt w:val="decimal"/>
+      <w:lvlText w:val="%4."/>
+      <w:lvlJc w:val="left"/>
+      <w:pPr>
+        <w:ind w:left="2880" w:hanging="360"/>
+      </w:pPr>
+    </w:lvl>
+    <w:lvl w:ilvl="4" w:tplc="04090019" w:tentative="1">
+      <w:start w:val="1"/>
+      <w:numFmt w:val="lowerLetter"/>
+      <w:lvlText w:val="%5."/>
+      <w:lvlJc w:val="left"/>
+      <w:pPr>
+        <w:ind w:left="3600" w:hanging="360"/>
+      </w:pPr>
+    </w:lvl>
+    <w:lvl w:ilvl="5" w:tplc="0409001B" w:tentative="1">
+      <w:start w:val="1"/>
+      <w:numFmt w:val="lowerRoman"/>
+      <w:lvlText w:val="%6."/>
+      <w:lvlJc w:val="right"/>
+      <w:pPr>
+        <w:ind w:left="4320" w:hanging="180"/>
+      </w:pPr>
+    </w:lvl>
+    <w:lvl w:ilvl="6" w:tplc="0409000F" w:tentative="1">
+      <w:start w:val="1"/>
+      <w:numFmt w:val="decimal"/>
+      <w:lvlText w:val="%7."/>
+      <w:lvlJc w:val="left"/>
+      <w:pPr>
+        <w:ind w:left="5040" w:hanging="360"/>
+      </w:pPr>
+    </w:lvl>
+    <w:lvl w:ilvl="7" w:tplc="04090019" w:tentative="1">
+      <w:start w:val="1"/>
+      <w:numFmt w:val="lowerLetter"/>
+      <w:lvlText w:val="%8."/>
+      <w:lvlJc w:val="left"/>
+      <w:pPr>
+        <w:ind w:left="5760" w:hanging="360"/>
+      </w:pPr>
+    </w:lvl>
+    <w:lvl w:ilvl="8" w:tplc="0409001B" w:tentative="1">
+      <w:start w:val="1"/>
+      <w:numFmt w:val="lowerRoman"/>
+      <w:lvlText w:val="%9."/>
+      <w:lvlJc w:val="right"/>
+      <w:pPr>
+        <w:ind w:left="6480" w:hanging="180"/>
+      </w:pPr>
+    </w:lvl>
+  </w:abstractNum>
+  <w:abstractNum w:abstractNumId="5" w15:restartNumberingAfterBreak="0">
     <w:nsid w:val="1E265055"/>
     <w:multiLevelType w:val="hybridMultilevel"/>
     <w:tmpl w:val="2226672E"/>
@@ -1857,7 +5311,7 @@
       </w:pPr>
     </w:lvl>
   </w:abstractNum>
-  <w:abstractNum w:abstractNumId="5" w15:restartNumberingAfterBreak="0">
+  <w:abstractNum w:abstractNumId="6" w15:restartNumberingAfterBreak="0">
     <w:nsid w:val="1FEC4E63"/>
     <w:multiLevelType w:val="multilevel"/>
     <w:tmpl w:val="0409001D"/>
@@ -1946,7 +5400,96 @@
       </w:pPr>
     </w:lvl>
   </w:abstractNum>
-  <w:abstractNum w:abstractNumId="6" w15:restartNumberingAfterBreak="0">
+  <w:abstractNum w:abstractNumId="7" w15:restartNumberingAfterBreak="0">
+    <w:nsid w:val="206448C9"/>
+    <w:multiLevelType w:val="hybridMultilevel"/>
+    <w:tmpl w:val="042ED104"/>
+    <w:lvl w:ilvl="0" w:tplc="3438CFD0">
+      <w:start w:val="1"/>
+      <w:numFmt w:val="upperLetter"/>
+      <w:lvlText w:val="%1)"/>
+      <w:lvlJc w:val="left"/>
+      <w:pPr>
+        <w:ind w:left="720" w:hanging="360"/>
+      </w:pPr>
+      <w:rPr>
+        <w:rFonts w:hint="default"/>
+      </w:rPr>
+    </w:lvl>
+    <w:lvl w:ilvl="1" w:tplc="04090019" w:tentative="1">
+      <w:start w:val="1"/>
+      <w:numFmt w:val="lowerLetter"/>
+      <w:lvlText w:val="%2."/>
+      <w:lvlJc w:val="left"/>
+      <w:pPr>
+        <w:ind w:left="1440" w:hanging="360"/>
+      </w:pPr>
+    </w:lvl>
+    <w:lvl w:ilvl="2" w:tplc="0409001B" w:tentative="1">
+      <w:start w:val="1"/>
+      <w:numFmt w:val="lowerRoman"/>
+      <w:lvlText w:val="%3."/>
+      <w:lvlJc w:val="right"/>
+      <w:pPr>
+        <w:ind w:left="2160" w:hanging="180"/>
+      </w:pPr>
+    </w:lvl>
+    <w:lvl w:ilvl="3" w:tplc="0409000F" w:tentative="1">
+      <w:start w:val="1"/>
+      <w:numFmt w:val="decimal"/>
+      <w:lvlText w:val="%4."/>
+      <w:lvlJc w:val="left"/>
+      <w:pPr>
+        <w:ind w:left="2880" w:hanging="360"/>
+      </w:pPr>
+    </w:lvl>
+    <w:lvl w:ilvl="4" w:tplc="04090019" w:tentative="1">
+      <w:start w:val="1"/>
+      <w:numFmt w:val="lowerLetter"/>
+      <w:lvlText w:val="%5."/>
+      <w:lvlJc w:val="left"/>
+      <w:pPr>
+        <w:ind w:left="3600" w:hanging="360"/>
+      </w:pPr>
+    </w:lvl>
+    <w:lvl w:ilvl="5" w:tplc="0409001B" w:tentative="1">
+      <w:start w:val="1"/>
+      <w:numFmt w:val="lowerRoman"/>
+      <w:lvlText w:val="%6."/>
+      <w:lvlJc w:val="right"/>
+      <w:pPr>
+        <w:ind w:left="4320" w:hanging="180"/>
+      </w:pPr>
+    </w:lvl>
+    <w:lvl w:ilvl="6" w:tplc="0409000F" w:tentative="1">
+      <w:start w:val="1"/>
+      <w:numFmt w:val="decimal"/>
+      <w:lvlText w:val="%7."/>
+      <w:lvlJc w:val="left"/>
+      <w:pPr>
+        <w:ind w:left="5040" w:hanging="360"/>
+      </w:pPr>
+    </w:lvl>
+    <w:lvl w:ilvl="7" w:tplc="04090019" w:tentative="1">
+      <w:start w:val="1"/>
+      <w:numFmt w:val="lowerLetter"/>
+      <w:lvlText w:val="%8."/>
+      <w:lvlJc w:val="left"/>
+      <w:pPr>
+        <w:ind w:left="5760" w:hanging="360"/>
+      </w:pPr>
+    </w:lvl>
+    <w:lvl w:ilvl="8" w:tplc="0409001B" w:tentative="1">
+      <w:start w:val="1"/>
+      <w:numFmt w:val="lowerRoman"/>
+      <w:lvlText w:val="%9."/>
+      <w:lvlJc w:val="right"/>
+      <w:pPr>
+        <w:ind w:left="6480" w:hanging="180"/>
+      </w:pPr>
+    </w:lvl>
+  </w:abstractNum>
+  <w:abstractNum w:abstractNumId="8" w15:restartNumberingAfterBreak="0">
     <w:nsid w:val="28462CC9"/>
     <w:multiLevelType w:val="multilevel"/>
     <w:tmpl w:val="0409001D"/>
@@ -2032,20 +5575,20 @@
       </w:pPr>
     </w:lvl>
   </w:abstractNum>
-  <w:abstractNum w:abstractNumId="7" w15:restartNumberingAfterBreak="0">
+  <w:abstractNum w:abstractNumId="9" w15:restartNumberingAfterBreak="0">
     <w:nsid w:val="2CF735EC"/>
     <w:multiLevelType w:val="hybridMultilevel"/>
-    <w:tmpl w:val="7FC65804"/>
-    <w:lvl w:ilvl="0" w:tplc="C4DE0C42">
-      <w:start w:val="1"/>
-      <w:numFmt w:val="lowerLetter"/>
+    <w:tmpl w:val="D2CED6A0"/>
+    <w:lvl w:ilvl="0" w:tplc="66485DF4">
+      <w:start w:val="1"/>
+      <w:numFmt w:val="upperLetter"/>
       <w:lvlText w:val="%1)"/>
       <w:lvlJc w:val="left"/>
       <w:pPr>
         <w:ind w:left="1080" w:hanging="360"/>
       </w:pPr>
       <w:rPr>
-        <w:rFonts w:hint="default"/>
+        <w:rFonts w:asciiTheme="minorHAnsi" w:eastAsiaTheme="minorHAnsi" w:hAnsiTheme="minorHAnsi" w:cstheme="minorBidi"/>
       </w:rPr>
     </w:lvl>
     <w:lvl w:ilvl="1" w:tplc="04090019" w:tentative="1">
@@ -2121,7 +5664,7 @@
       </w:pPr>
     </w:lvl>
   </w:abstractNum>
-  <w:abstractNum w:abstractNumId="8" w15:restartNumberingAfterBreak="0">
+  <w:abstractNum w:abstractNumId="10" w15:restartNumberingAfterBreak="0">
     <w:nsid w:val="2D5A0130"/>
     <w:multiLevelType w:val="hybridMultilevel"/>
     <w:tmpl w:val="9B36F8EE"/>
@@ -2210,7 +5753,7 @@
       </w:pPr>
     </w:lvl>
   </w:abstractNum>
-  <w:abstractNum w:abstractNumId="9" w15:restartNumberingAfterBreak="0">
+  <w:abstractNum w:abstractNumId="11" w15:restartNumberingAfterBreak="0">
     <w:nsid w:val="33EF100E"/>
     <w:multiLevelType w:val="hybridMultilevel"/>
     <w:tmpl w:val="85104380"/>
@@ -2299,7 +5842,96 @@
       </w:pPr>
     </w:lvl>
   </w:abstractNum>
-  <w:abstractNum w:abstractNumId="10" w15:restartNumberingAfterBreak="0">
+  <w:abstractNum w:abstractNumId="12" w15:restartNumberingAfterBreak="0">
+    <w:nsid w:val="361F7FBE"/>
+    <w:multiLevelType w:val="hybridMultilevel"/>
+    <w:tmpl w:val="850ED926"/>
+    <w:lvl w:ilvl="0" w:tplc="760E762A">
+      <w:start w:val="1"/>
+      <w:numFmt w:val="upperLetter"/>
+      <w:lvlText w:val="%1)"/>
+      <w:lvlJc w:val="left"/>
+      <w:pPr>
+        <w:ind w:left="720" w:hanging="360"/>
+      </w:pPr>
+      <w:rPr>
+        <w:rFonts w:hint="default"/>
+      </w:rPr>
+    </w:lvl>
+    <w:lvl w:ilvl="1" w:tplc="04090019" w:tentative="1">
+      <w:start w:val="1"/>
+      <w:numFmt w:val="lowerLetter"/>
+      <w:lvlText w:val="%2."/>
+      <w:lvlJc w:val="left"/>
+      <w:pPr>
+        <w:ind w:left="1440" w:hanging="360"/>
+      </w:pPr>
+    </w:lvl>
+    <w:lvl w:ilvl="2" w:tplc="0409001B" w:tentative="1">
+      <w:start w:val="1"/>
+      <w:numFmt w:val="lowerRoman"/>
+      <w:lvlText w:val="%3."/>
+      <w:lvlJc w:val="right"/>
+      <w:pPr>
+        <w:ind w:left="2160" w:hanging="180"/>
+      </w:pPr>
+    </w:lvl>
+    <w:lvl w:ilvl="3" w:tplc="0409000F" w:tentative="1">
+      <w:start w:val="1"/>
+      <w:numFmt w:val="decimal"/>
+      <w:lvlText w:val="%4."/>
+      <w:lvlJc w:val="left"/>
+      <w:pPr>
+        <w:ind w:left="2880" w:hanging="360"/>
+      </w:pPr>
+    </w:lvl>
+    <w:lvl w:ilvl="4" w:tplc="04090019" w:tentative="1">
+      <w:start w:val="1"/>
+      <w:numFmt w:val="lowerLetter"/>
+      <w:lvlText w:val="%5."/>
+      <w:lvlJc w:val="left"/>
+      <w:pPr>
+        <w:ind w:left="3600" w:hanging="360"/>
+      </w:pPr>
+    </w:lvl>
+    <w:lvl w:ilvl="5" w:tplc="0409001B" w:tentative="1">
+      <w:start w:val="1"/>
+      <w:numFmt w:val="lowerRoman"/>
+      <w:lvlText w:val="%6."/>
+      <w:lvlJc w:val="right"/>
+      <w:pPr>
+        <w:ind w:left="4320" w:hanging="180"/>
+      </w:pPr>
+    </w:lvl>
+    <w:lvl w:ilvl="6" w:tplc="0409000F" w:tentative="1">
+      <w:start w:val="1"/>
+      <w:numFmt w:val="decimal"/>
+      <w:lvlText w:val="%7."/>
+      <w:lvlJc w:val="left"/>
+      <w:pPr>
+        <w:ind w:left="5040" w:hanging="360"/>
+      </w:pPr>
+    </w:lvl>
+    <w:lvl w:ilvl="7" w:tplc="04090019" w:tentative="1">
+      <w:start w:val="1"/>
+      <w:numFmt w:val="lowerLetter"/>
+      <w:lvlText w:val="%8."/>
+      <w:lvlJc w:val="left"/>
+      <w:pPr>
+        <w:ind w:left="5760" w:hanging="360"/>
+      </w:pPr>
+    </w:lvl>
+    <w:lvl w:ilvl="8" w:tplc="0409001B" w:tentative="1">
+      <w:start w:val="1"/>
+      <w:numFmt w:val="lowerRoman"/>
+      <w:lvlText w:val="%9."/>
+      <w:lvlJc w:val="right"/>
+      <w:pPr>
+        <w:ind w:left="6480" w:hanging="180"/>
+      </w:pPr>
+    </w:lvl>
+  </w:abstractNum>
+  <w:abstractNum w:abstractNumId="13" w15:restartNumberingAfterBreak="0">
     <w:nsid w:val="3BB314B8"/>
     <w:multiLevelType w:val="hybridMultilevel"/>
     <w:tmpl w:val="F2D0AF16"/>
@@ -2388,7 +6020,96 @@
       </w:pPr>
     </w:lvl>
   </w:abstractNum>
-  <w:abstractNum w:abstractNumId="11" w15:restartNumberingAfterBreak="0">
+  <w:abstractNum w:abstractNumId="14" w15:restartNumberingAfterBreak="0">
+    <w:nsid w:val="46224762"/>
+    <w:multiLevelType w:val="hybridMultilevel"/>
+    <w:tmpl w:val="0AC0CF24"/>
+    <w:lvl w:ilvl="0" w:tplc="0409000F">
+      <w:start w:val="1"/>
+      <w:numFmt w:val="decimal"/>
+      <w:lvlText w:val="%1."/>
+      <w:lvlJc w:val="left"/>
+      <w:pPr>
+        <w:ind w:left="720" w:hanging="360"/>
+      </w:pPr>
+      <w:rPr>
+        <w:rFonts w:hint="default"/>
+      </w:rPr>
+    </w:lvl>
+    <w:lvl w:ilvl="1" w:tplc="04090019" w:tentative="1">
+      <w:start w:val="1"/>
+      <w:numFmt w:val="lowerLetter"/>
+      <w:lvlText w:val="%2."/>
+      <w:lvlJc w:val="left"/>
+      <w:pPr>
+        <w:ind w:left="1440" w:hanging="360"/>
+      </w:pPr>
+    </w:lvl>
+    <w:lvl w:ilvl="2" w:tplc="0409001B" w:tentative="1">
+      <w:start w:val="1"/>
+      <w:numFmt w:val="lowerRoman"/>
+      <w:lvlText w:val="%3."/>
+      <w:lvlJc w:val="right"/>
+      <w:pPr>
+        <w:ind w:left="2160" w:hanging="180"/>
+      </w:pPr>
+    </w:lvl>
+    <w:lvl w:ilvl="3" w:tplc="0409000F" w:tentative="1">
+      <w:start w:val="1"/>
+      <w:numFmt w:val="decimal"/>
+      <w:lvlText w:val="%4."/>
+      <w:lvlJc w:val="left"/>
+      <w:pPr>
+        <w:ind w:left="2880" w:hanging="360"/>
+      </w:pPr>
+    </w:lvl>
+    <w:lvl w:ilvl="4" w:tplc="04090019" w:tentative="1">
+      <w:start w:val="1"/>
+      <w:numFmt w:val="lowerLetter"/>
+      <w:lvlText w:val="%5."/>
+      <w:lvlJc w:val="left"/>
+      <w:pPr>
+        <w:ind w:left="3600" w:hanging="360"/>
+      </w:pPr>
+    </w:lvl>
+    <w:lvl w:ilvl="5" w:tplc="0409001B" w:tentative="1">
+      <w:start w:val="1"/>
+      <w:numFmt w:val="lowerRoman"/>
+      <w:lvlText w:val="%6."/>
+      <w:lvlJc w:val="right"/>
+      <w:pPr>
+        <w:ind w:left="4320" w:hanging="180"/>
+      </w:pPr>
+    </w:lvl>
+    <w:lvl w:ilvl="6" w:tplc="0409000F" w:tentative="1">
+      <w:start w:val="1"/>
+      <w:numFmt w:val="decimal"/>
+      <w:lvlText w:val="%7."/>
+      <w:lvlJc w:val="left"/>
+      <w:pPr>
+        <w:ind w:left="5040" w:hanging="360"/>
+      </w:pPr>
+    </w:lvl>
+    <w:lvl w:ilvl="7" w:tplc="04090019" w:tentative="1">
+      <w:start w:val="1"/>
+      <w:numFmt w:val="lowerLetter"/>
+      <w:lvlText w:val="%8."/>
+      <w:lvlJc w:val="left"/>
+      <w:pPr>
+        <w:ind w:left="5760" w:hanging="360"/>
+      </w:pPr>
+    </w:lvl>
+    <w:lvl w:ilvl="8" w:tplc="0409001B" w:tentative="1">
+      <w:start w:val="1"/>
+      <w:numFmt w:val="lowerRoman"/>
+      <w:lvlText w:val="%9."/>
+      <w:lvlJc w:val="right"/>
+      <w:pPr>
+        <w:ind w:left="6480" w:hanging="180"/>
+      </w:pPr>
+    </w:lvl>
+  </w:abstractNum>
+  <w:abstractNum w:abstractNumId="15" w15:restartNumberingAfterBreak="0">
     <w:nsid w:val="499E6D01"/>
     <w:multiLevelType w:val="hybridMultilevel"/>
     <w:tmpl w:val="11705716"/>
@@ -2501,7 +6222,274 @@
       </w:rPr>
     </w:lvl>
   </w:abstractNum>
-  <w:abstractNum w:abstractNumId="12" w15:restartNumberingAfterBreak="0">
+  <w:abstractNum w:abstractNumId="16" w15:restartNumberingAfterBreak="0">
+    <w:nsid w:val="4C5B1420"/>
+    <w:multiLevelType w:val="hybridMultilevel"/>
+    <w:tmpl w:val="3D3C8634"/>
+    <w:lvl w:ilvl="0" w:tplc="85D2740A">
+      <w:start w:val="1"/>
+      <w:numFmt w:val="upperLetter"/>
+      <w:lvlText w:val="%1)"/>
+      <w:lvlJc w:val="left"/>
+      <w:pPr>
+        <w:ind w:left="720" w:hanging="360"/>
+      </w:pPr>
+      <w:rPr>
+        <w:rFonts w:hint="default"/>
+      </w:rPr>
+    </w:lvl>
+    <w:lvl w:ilvl="1" w:tplc="04090019" w:tentative="1">
+      <w:start w:val="1"/>
+      <w:numFmt w:val="lowerLetter"/>
+      <w:lvlText w:val="%2."/>
+      <w:lvlJc w:val="left"/>
+      <w:pPr>
+        <w:ind w:left="1440" w:hanging="360"/>
+      </w:pPr>
+    </w:lvl>
+    <w:lvl w:ilvl="2" w:tplc="0409001B" w:tentative="1">
+      <w:start w:val="1"/>
+      <w:numFmt w:val="lowerRoman"/>
+      <w:lvlText w:val="%3."/>
+      <w:lvlJc w:val="right"/>
+      <w:pPr>
+        <w:ind w:left="2160" w:hanging="180"/>
+      </w:pPr>
+    </w:lvl>
+    <w:lvl w:ilvl="3" w:tplc="0409000F" w:tentative="1">
+      <w:start w:val="1"/>
+      <w:numFmt w:val="decimal"/>
+      <w:lvlText w:val="%4."/>
+      <w:lvlJc w:val="left"/>
+      <w:pPr>
+        <w:ind w:left="2880" w:hanging="360"/>
+      </w:pPr>
+    </w:lvl>
+    <w:lvl w:ilvl="4" w:tplc="04090019" w:tentative="1">
+      <w:start w:val="1"/>
+      <w:numFmt w:val="lowerLetter"/>
+      <w:lvlText w:val="%5."/>
+      <w:lvlJc w:val="left"/>
+      <w:pPr>
+        <w:ind w:left="3600" w:hanging="360"/>
+      </w:pPr>
+    </w:lvl>
+    <w:lvl w:ilvl="5" w:tplc="0409001B" w:tentative="1">
+      <w:start w:val="1"/>
+      <w:numFmt w:val="lowerRoman"/>
+      <w:lvlText w:val="%6."/>
+      <w:lvlJc w:val="right"/>
+      <w:pPr>
+        <w:ind w:left="4320" w:hanging="180"/>
+      </w:pPr>
+    </w:lvl>
+    <w:lvl w:ilvl="6" w:tplc="0409000F" w:tentative="1">
+      <w:start w:val="1"/>
+      <w:numFmt w:val="decimal"/>
+      <w:lvlText w:val="%7."/>
+      <w:lvlJc w:val="left"/>
+      <w:pPr>
+        <w:ind w:left="5040" w:hanging="360"/>
+      </w:pPr>
+    </w:lvl>
+    <w:lvl w:ilvl="7" w:tplc="04090019" w:tentative="1">
+      <w:start w:val="1"/>
+      <w:numFmt w:val="lowerLetter"/>
+      <w:lvlText w:val="%8."/>
+      <w:lvlJc w:val="left"/>
+      <w:pPr>
+        <w:ind w:left="5760" w:hanging="360"/>
+      </w:pPr>
+    </w:lvl>
+    <w:lvl w:ilvl="8" w:tplc="0409001B" w:tentative="1">
+      <w:start w:val="1"/>
+      <w:numFmt w:val="lowerRoman"/>
+      <w:lvlText w:val="%9."/>
+      <w:lvlJc w:val="right"/>
+      <w:pPr>
+        <w:ind w:left="6480" w:hanging="180"/>
+      </w:pPr>
+    </w:lvl>
+  </w:abstractNum>
+  <w:abstractNum w:abstractNumId="17" w15:restartNumberingAfterBreak="0">
+    <w:nsid w:val="4CB510C0"/>
+    <w:multiLevelType w:val="hybridMultilevel"/>
+    <w:tmpl w:val="9C5E53E4"/>
+    <w:lvl w:ilvl="0" w:tplc="0409000F">
+      <w:start w:val="1"/>
+      <w:numFmt w:val="decimal"/>
+      <w:lvlText w:val="%1."/>
+      <w:lvlJc w:val="left"/>
+      <w:pPr>
+        <w:ind w:left="720" w:hanging="360"/>
+      </w:pPr>
+      <w:rPr>
+        <w:rFonts w:hint="default"/>
+      </w:rPr>
+    </w:lvl>
+    <w:lvl w:ilvl="1" w:tplc="04090019" w:tentative="1">
+      <w:start w:val="1"/>
+      <w:numFmt w:val="lowerLetter"/>
+      <w:lvlText w:val="%2."/>
+      <w:lvlJc w:val="left"/>
+      <w:pPr>
+        <w:ind w:left="1440" w:hanging="360"/>
+      </w:pPr>
+    </w:lvl>
+    <w:lvl w:ilvl="2" w:tplc="0409001B" w:tentative="1">
+      <w:start w:val="1"/>
+      <w:numFmt w:val="lowerRoman"/>
+      <w:lvlText w:val="%3."/>
+      <w:lvlJc w:val="right"/>
+      <w:pPr>
+        <w:ind w:left="2160" w:hanging="180"/>
+      </w:pPr>
+    </w:lvl>
+    <w:lvl w:ilvl="3" w:tplc="0409000F" w:tentative="1">
+      <w:start w:val="1"/>
+      <w:numFmt w:val="decimal"/>
+      <w:lvlText w:val="%4."/>
+      <w:lvlJc w:val="left"/>
+      <w:pPr>
+        <w:ind w:left="2880" w:hanging="360"/>
+      </w:pPr>
+    </w:lvl>
+    <w:lvl w:ilvl="4" w:tplc="04090019" w:tentative="1">
+      <w:start w:val="1"/>
+      <w:numFmt w:val="lowerLetter"/>
+      <w:lvlText w:val="%5."/>
+      <w:lvlJc w:val="left"/>
+      <w:pPr>
+        <w:ind w:left="3600" w:hanging="360"/>
+      </w:pPr>
+    </w:lvl>
+    <w:lvl w:ilvl="5" w:tplc="0409001B" w:tentative="1">
+      <w:start w:val="1"/>
+      <w:numFmt w:val="lowerRoman"/>
+      <w:lvlText w:val="%6."/>
+      <w:lvlJc w:val="right"/>
+      <w:pPr>
+        <w:ind w:left="4320" w:hanging="180"/>
+      </w:pPr>
+    </w:lvl>
+    <w:lvl w:ilvl="6" w:tplc="0409000F" w:tentative="1">
+      <w:start w:val="1"/>
+      <w:numFmt w:val="decimal"/>
+      <w:lvlText w:val="%7."/>
+      <w:lvlJc w:val="left"/>
+      <w:pPr>
+        <w:ind w:left="5040" w:hanging="360"/>
+      </w:pPr>
+    </w:lvl>
+    <w:lvl w:ilvl="7" w:tplc="04090019" w:tentative="1">
+      <w:start w:val="1"/>
+      <w:numFmt w:val="lowerLetter"/>
+      <w:lvlText w:val="%8."/>
+      <w:lvlJc w:val="left"/>
+      <w:pPr>
+        <w:ind w:left="5760" w:hanging="360"/>
+      </w:pPr>
+    </w:lvl>
+    <w:lvl w:ilvl="8" w:tplc="0409001B" w:tentative="1">
+      <w:start w:val="1"/>
+      <w:numFmt w:val="lowerRoman"/>
+      <w:lvlText w:val="%9."/>
+      <w:lvlJc w:val="right"/>
+      <w:pPr>
+        <w:ind w:left="6480" w:hanging="180"/>
+      </w:pPr>
+    </w:lvl>
+  </w:abstractNum>
+  <w:abstractNum w:abstractNumId="18" w15:restartNumberingAfterBreak="0">
+    <w:nsid w:val="50284530"/>
+    <w:multiLevelType w:val="hybridMultilevel"/>
+    <w:tmpl w:val="2092C3A8"/>
+    <w:lvl w:ilvl="0" w:tplc="784A1E1A">
+      <w:start w:val="1"/>
+      <w:numFmt w:val="upperLetter"/>
+      <w:lvlText w:val="%1)"/>
+      <w:lvlJc w:val="left"/>
+      <w:pPr>
+        <w:ind w:left="720" w:hanging="360"/>
+      </w:pPr>
+      <w:rPr>
+        <w:rFonts w:hint="default"/>
+      </w:rPr>
+    </w:lvl>
+    <w:lvl w:ilvl="1" w:tplc="04090019" w:tentative="1">
+      <w:start w:val="1"/>
+      <w:numFmt w:val="lowerLetter"/>
+      <w:lvlText w:val="%2."/>
+      <w:lvlJc w:val="left"/>
+      <w:pPr>
+        <w:ind w:left="1440" w:hanging="360"/>
+      </w:pPr>
+    </w:lvl>
+    <w:lvl w:ilvl="2" w:tplc="0409001B" w:tentative="1">
+      <w:start w:val="1"/>
+      <w:numFmt w:val="lowerRoman"/>
+      <w:lvlText w:val="%3."/>
+      <w:lvlJc w:val="right"/>
+      <w:pPr>
+        <w:ind w:left="2160" w:hanging="180"/>
+      </w:pPr>
+    </w:lvl>
+    <w:lvl w:ilvl="3" w:tplc="0409000F" w:tentative="1">
+      <w:start w:val="1"/>
+      <w:numFmt w:val="decimal"/>
+      <w:lvlText w:val="%4."/>
+      <w:lvlJc w:val="left"/>
+      <w:pPr>
+        <w:ind w:left="2880" w:hanging="360"/>
+      </w:pPr>
+    </w:lvl>
+    <w:lvl w:ilvl="4" w:tplc="04090019" w:tentative="1">
+      <w:start w:val="1"/>
+      <w:numFmt w:val="lowerLetter"/>
+      <w:lvlText w:val="%5."/>
+      <w:lvlJc w:val="left"/>
+      <w:pPr>
+        <w:ind w:left="3600" w:hanging="360"/>
+      </w:pPr>
+    </w:lvl>
+    <w:lvl w:ilvl="5" w:tplc="0409001B" w:tentative="1">
+      <w:start w:val="1"/>
+      <w:numFmt w:val="lowerRoman"/>
+      <w:lvlText w:val="%6."/>
+      <w:lvlJc w:val="right"/>
+      <w:pPr>
+        <w:ind w:left="4320" w:hanging="180"/>
+      </w:pPr>
+    </w:lvl>
+    <w:lvl w:ilvl="6" w:tplc="0409000F" w:tentative="1">
+      <w:start w:val="1"/>
+      <w:numFmt w:val="decimal"/>
+      <w:lvlText w:val="%7."/>
+      <w:lvlJc w:val="left"/>
+      <w:pPr>
+        <w:ind w:left="5040" w:hanging="360"/>
+      </w:pPr>
+    </w:lvl>
+    <w:lvl w:ilvl="7" w:tplc="04090019" w:tentative="1">
+      <w:start w:val="1"/>
+      <w:numFmt w:val="lowerLetter"/>
+      <w:lvlText w:val="%8."/>
+      <w:lvlJc w:val="left"/>
+      <w:pPr>
+        <w:ind w:left="5760" w:hanging="360"/>
+      </w:pPr>
+    </w:lvl>
+    <w:lvl w:ilvl="8" w:tplc="0409001B" w:tentative="1">
+      <w:start w:val="1"/>
+      <w:numFmt w:val="lowerRoman"/>
+      <w:lvlText w:val="%9."/>
+      <w:lvlJc w:val="right"/>
+      <w:pPr>
+        <w:ind w:left="6480" w:hanging="180"/>
+      </w:pPr>
+    </w:lvl>
+  </w:abstractNum>
+  <w:abstractNum w:abstractNumId="19" w15:restartNumberingAfterBreak="0">
     <w:nsid w:val="50690606"/>
     <w:multiLevelType w:val="hybridMultilevel"/>
     <w:tmpl w:val="63FC5106"/>
@@ -2590,7 +6578,7 @@
       </w:pPr>
     </w:lvl>
   </w:abstractNum>
-  <w:abstractNum w:abstractNumId="13" w15:restartNumberingAfterBreak="0">
+  <w:abstractNum w:abstractNumId="20" w15:restartNumberingAfterBreak="0">
     <w:nsid w:val="52D908F2"/>
     <w:multiLevelType w:val="hybridMultilevel"/>
     <w:tmpl w:val="31EEC6B0"/>
@@ -2679,7 +6667,7 @@
       </w:pPr>
     </w:lvl>
   </w:abstractNum>
-  <w:abstractNum w:abstractNumId="14" w15:restartNumberingAfterBreak="0">
+  <w:abstractNum w:abstractNumId="21" w15:restartNumberingAfterBreak="0">
     <w:nsid w:val="568035F4"/>
     <w:multiLevelType w:val="hybridMultilevel"/>
     <w:tmpl w:val="62527FAE"/>
@@ -2768,7 +6756,96 @@
       </w:pPr>
     </w:lvl>
   </w:abstractNum>
-  <w:abstractNum w:abstractNumId="15" w15:restartNumberingAfterBreak="0">
+  <w:abstractNum w:abstractNumId="22" w15:restartNumberingAfterBreak="0">
+    <w:nsid w:val="568736AF"/>
+    <w:multiLevelType w:val="hybridMultilevel"/>
+    <w:tmpl w:val="8CF2BF66"/>
+    <w:lvl w:ilvl="0" w:tplc="0409000F">
+      <w:start w:val="1"/>
+      <w:numFmt w:val="decimal"/>
+      <w:lvlText w:val="%1."/>
+      <w:lvlJc w:val="left"/>
+      <w:pPr>
+        <w:ind w:left="720" w:hanging="360"/>
+      </w:pPr>
+      <w:rPr>
+        <w:rFonts w:hint="default"/>
+      </w:rPr>
+    </w:lvl>
+    <w:lvl w:ilvl="1" w:tplc="04090019" w:tentative="1">
+      <w:start w:val="1"/>
+      <w:numFmt w:val="lowerLetter"/>
+      <w:lvlText w:val="%2."/>
+      <w:lvlJc w:val="left"/>
+      <w:pPr>
+        <w:ind w:left="1440" w:hanging="360"/>
+      </w:pPr>
+    </w:lvl>
+    <w:lvl w:ilvl="2" w:tplc="0409001B" w:tentative="1">
+      <w:start w:val="1"/>
+      <w:numFmt w:val="lowerRoman"/>
+      <w:lvlText w:val="%3."/>
+      <w:lvlJc w:val="right"/>
+      <w:pPr>
+        <w:ind w:left="2160" w:hanging="180"/>
+      </w:pPr>
+    </w:lvl>
+    <w:lvl w:ilvl="3" w:tplc="0409000F" w:tentative="1">
+      <w:start w:val="1"/>
+      <w:numFmt w:val="decimal"/>
+      <w:lvlText w:val="%4."/>
+      <w:lvlJc w:val="left"/>
+      <w:pPr>
+        <w:ind w:left="2880" w:hanging="360"/>
+      </w:pPr>
+    </w:lvl>
+    <w:lvl w:ilvl="4" w:tplc="04090019" w:tentative="1">
+      <w:start w:val="1"/>
+      <w:numFmt w:val="lowerLetter"/>
+      <w:lvlText w:val="%5."/>
+      <w:lvlJc w:val="left"/>
+      <w:pPr>
+        <w:ind w:left="3600" w:hanging="360"/>
+      </w:pPr>
+    </w:lvl>
+    <w:lvl w:ilvl="5" w:tplc="0409001B" w:tentative="1">
+      <w:start w:val="1"/>
+      <w:numFmt w:val="lowerRoman"/>
+      <w:lvlText w:val="%6."/>
+      <w:lvlJc w:val="right"/>
+      <w:pPr>
+        <w:ind w:left="4320" w:hanging="180"/>
+      </w:pPr>
+    </w:lvl>
+    <w:lvl w:ilvl="6" w:tplc="0409000F" w:tentative="1">
+      <w:start w:val="1"/>
+      <w:numFmt w:val="decimal"/>
+      <w:lvlText w:val="%7."/>
+      <w:lvlJc w:val="left"/>
+      <w:pPr>
+        <w:ind w:left="5040" w:hanging="360"/>
+      </w:pPr>
+    </w:lvl>
+    <w:lvl w:ilvl="7" w:tplc="04090019" w:tentative="1">
+      <w:start w:val="1"/>
+      <w:numFmt w:val="lowerLetter"/>
+      <w:lvlText w:val="%8."/>
+      <w:lvlJc w:val="left"/>
+      <w:pPr>
+        <w:ind w:left="5760" w:hanging="360"/>
+      </w:pPr>
+    </w:lvl>
+    <w:lvl w:ilvl="8" w:tplc="0409001B" w:tentative="1">
+      <w:start w:val="1"/>
+      <w:numFmt w:val="lowerRoman"/>
+      <w:lvlText w:val="%9."/>
+      <w:lvlJc w:val="right"/>
+      <w:pPr>
+        <w:ind w:left="6480" w:hanging="180"/>
+      </w:pPr>
+    </w:lvl>
+  </w:abstractNum>
+  <w:abstractNum w:abstractNumId="23" w15:restartNumberingAfterBreak="0">
     <w:nsid w:val="66785F56"/>
     <w:multiLevelType w:val="hybridMultilevel"/>
     <w:tmpl w:val="AD3C5A7A"/>
@@ -2857,7 +6934,7 @@
       </w:pPr>
     </w:lvl>
   </w:abstractNum>
-  <w:abstractNum w:abstractNumId="16" w15:restartNumberingAfterBreak="0">
+  <w:abstractNum w:abstractNumId="24" w15:restartNumberingAfterBreak="0">
     <w:nsid w:val="6B712830"/>
     <w:multiLevelType w:val="hybridMultilevel"/>
     <w:tmpl w:val="453A29D2"/>
@@ -2946,20 +7023,20 @@
       </w:pPr>
     </w:lvl>
   </w:abstractNum>
-  <w:abstractNum w:abstractNumId="17" w15:restartNumberingAfterBreak="0">
+  <w:abstractNum w:abstractNumId="25" w15:restartNumberingAfterBreak="0">
     <w:nsid w:val="72171FCC"/>
     <w:multiLevelType w:val="hybridMultilevel"/>
-    <w:tmpl w:val="64E4DDFA"/>
-    <w:lvl w:ilvl="0" w:tplc="C8086DB6">
-      <w:start w:val="1"/>
-      <w:numFmt w:val="lowerLetter"/>
+    <w:tmpl w:val="2098BCCC"/>
+    <w:lvl w:ilvl="0" w:tplc="698A3BBA">
+      <w:start w:val="1"/>
+      <w:numFmt w:val="upperLetter"/>
       <w:lvlText w:val="%1)"/>
       <w:lvlJc w:val="left"/>
       <w:pPr>
         <w:ind w:left="1080" w:hanging="360"/>
       </w:pPr>
       <w:rPr>
-        <w:rFonts w:hint="default"/>
+        <w:rFonts w:asciiTheme="minorHAnsi" w:eastAsiaTheme="minorHAnsi" w:hAnsiTheme="minorHAnsi" w:cstheme="minorBidi"/>
       </w:rPr>
     </w:lvl>
     <w:lvl w:ilvl="1" w:tplc="04090019" w:tentative="1">
@@ -3035,7 +7112,7 @@
       </w:pPr>
     </w:lvl>
   </w:abstractNum>
-  <w:abstractNum w:abstractNumId="18" w15:restartNumberingAfterBreak="0">
+  <w:abstractNum w:abstractNumId="26" w15:restartNumberingAfterBreak="0">
     <w:nsid w:val="72B146F1"/>
     <w:multiLevelType w:val="hybridMultilevel"/>
     <w:tmpl w:val="B7745018"/>
@@ -3124,7 +7201,7 @@
       </w:pPr>
     </w:lvl>
   </w:abstractNum>
-  <w:abstractNum w:abstractNumId="19" w15:restartNumberingAfterBreak="0">
+  <w:abstractNum w:abstractNumId="27" w15:restartNumberingAfterBreak="0">
     <w:nsid w:val="7378126B"/>
     <w:multiLevelType w:val="hybridMultilevel"/>
     <w:tmpl w:val="A82A01A4"/>
@@ -3213,7 +7290,7 @@
       </w:pPr>
     </w:lvl>
   </w:abstractNum>
-  <w:abstractNum w:abstractNumId="20" w15:restartNumberingAfterBreak="0">
+  <w:abstractNum w:abstractNumId="28" w15:restartNumberingAfterBreak="0">
     <w:nsid w:val="77636497"/>
     <w:multiLevelType w:val="hybridMultilevel"/>
     <w:tmpl w:val="159A3CB6"/>
@@ -3302,7 +7379,7 @@
       </w:pPr>
     </w:lvl>
   </w:abstractNum>
-  <w:abstractNum w:abstractNumId="21" w15:restartNumberingAfterBreak="0">
+  <w:abstractNum w:abstractNumId="29" w15:restartNumberingAfterBreak="0">
     <w:nsid w:val="7C6039A6"/>
     <w:multiLevelType w:val="hybridMultilevel"/>
     <w:tmpl w:val="D9B80656"/>
@@ -3391,77 +7468,101 @@
       </w:pPr>
     </w:lvl>
   </w:abstractNum>
-  <w:num w:numId="1">
+  <w:num w:numId="1" w16cid:durableId="325791807">
+    <w:abstractNumId w:val="5"/>
+  </w:num>
+  <w:num w:numId="2" w16cid:durableId="329606674">
+    <w:abstractNumId w:val="6"/>
+  </w:num>
+  <w:num w:numId="3" w16cid:durableId="662317206">
+    <w:abstractNumId w:val="19"/>
+  </w:num>
+  <w:num w:numId="4" w16cid:durableId="247614626">
+    <w:abstractNumId w:val="24"/>
+  </w:num>
+  <w:num w:numId="5" w16cid:durableId="1132599014">
+    <w:abstractNumId w:val="11"/>
+  </w:num>
+  <w:num w:numId="6" w16cid:durableId="100878121">
+    <w:abstractNumId w:val="15"/>
+  </w:num>
+  <w:num w:numId="7" w16cid:durableId="27490195">
+    <w:abstractNumId w:val="8"/>
+  </w:num>
+  <w:num w:numId="8" w16cid:durableId="492377463">
+    <w:abstractNumId w:val="2"/>
+  </w:num>
+  <w:num w:numId="9" w16cid:durableId="842355168">
+    <w:abstractNumId w:val="9"/>
+  </w:num>
+  <w:num w:numId="10" w16cid:durableId="2079400971">
+    <w:abstractNumId w:val="25"/>
+  </w:num>
+  <w:num w:numId="11" w16cid:durableId="1017198257">
+    <w:abstractNumId w:val="23"/>
+  </w:num>
+  <w:num w:numId="12" w16cid:durableId="1062171233">
+    <w:abstractNumId w:val="29"/>
+  </w:num>
+  <w:num w:numId="13" w16cid:durableId="28143867">
+    <w:abstractNumId w:val="28"/>
+  </w:num>
+  <w:num w:numId="14" w16cid:durableId="1273174919">
+    <w:abstractNumId w:val="26"/>
+  </w:num>
+  <w:num w:numId="15" w16cid:durableId="197552732">
+    <w:abstractNumId w:val="13"/>
+  </w:num>
+  <w:num w:numId="16" w16cid:durableId="918638212">
+    <w:abstractNumId w:val="20"/>
+  </w:num>
+  <w:num w:numId="17" w16cid:durableId="1804736970">
+    <w:abstractNumId w:val="21"/>
+  </w:num>
+  <w:num w:numId="18" w16cid:durableId="263151966">
+    <w:abstractNumId w:val="0"/>
+  </w:num>
+  <w:num w:numId="19" w16cid:durableId="15812207">
+    <w:abstractNumId w:val="3"/>
+  </w:num>
+  <w:num w:numId="20" w16cid:durableId="1621262292">
+    <w:abstractNumId w:val="27"/>
+  </w:num>
+  <w:num w:numId="21" w16cid:durableId="1705252860">
+    <w:abstractNumId w:val="10"/>
+  </w:num>
+  <w:num w:numId="22" w16cid:durableId="364983355">
+    <w:abstractNumId w:val="1"/>
+  </w:num>
+  <w:num w:numId="23" w16cid:durableId="18972278">
+    <w:abstractNumId w:val="18"/>
+  </w:num>
+  <w:num w:numId="24" w16cid:durableId="1502042989">
+    <w:abstractNumId w:val="12"/>
+  </w:num>
+  <w:num w:numId="25" w16cid:durableId="1380519463">
+    <w:abstractNumId w:val="7"/>
+  </w:num>
+  <w:num w:numId="26" w16cid:durableId="1010643932">
     <w:abstractNumId w:val="4"/>
   </w:num>
-  <w:num w:numId="2">
-    <w:abstractNumId w:val="5"/>
-  </w:num>
-  <w:num w:numId="3">
-    <w:abstractNumId w:val="12"/>
-  </w:num>
-  <w:num w:numId="4">
+  <w:num w:numId="27" w16cid:durableId="1233270031">
     <w:abstractNumId w:val="16"/>
   </w:num>
-  <w:num w:numId="5">
-    <w:abstractNumId w:val="9"/>
-  </w:num>
-  <w:num w:numId="6">
-    <w:abstractNumId w:val="11"/>
-  </w:num>
-  <w:num w:numId="7">
-    <w:abstractNumId w:val="6"/>
-  </w:num>
-  <w:num w:numId="8">
-    <w:abstractNumId w:val="2"/>
-  </w:num>
-  <w:num w:numId="9">
-    <w:abstractNumId w:val="7"/>
-  </w:num>
-  <w:num w:numId="10">
-    <w:abstractNumId w:val="17"/>
-  </w:num>
-  <w:num w:numId="11">
-    <w:abstractNumId w:val="15"/>
-  </w:num>
-  <w:num w:numId="12">
-    <w:abstractNumId w:val="21"/>
-  </w:num>
-  <w:num w:numId="13">
-    <w:abstractNumId w:val="20"/>
-  </w:num>
-  <w:num w:numId="14">
-    <w:abstractNumId w:val="18"/>
-  </w:num>
-  <w:num w:numId="15">
-    <w:abstractNumId w:val="10"/>
-  </w:num>
-  <w:num w:numId="16">
-    <w:abstractNumId w:val="13"/>
-  </w:num>
-  <w:num w:numId="17">
+  <w:num w:numId="28" w16cid:durableId="2064254101">
     <w:abstractNumId w:val="14"/>
   </w:num>
-  <w:num w:numId="18">
-    <w:abstractNumId w:val="0"/>
+  <w:num w:numId="29" w16cid:durableId="1982731887">
+    <w:abstractNumId w:val="22"/>
   </w:num>
-  <w:num w:numId="19">
-    <w:abstractNumId w:val="3"/>
-  </w:num>
-  <w:num w:numId="20">
-    <w:abstractNumId w:val="19"/>
-  </w:num>
-  <w:num w:numId="21">
-    <w:abstractNumId w:val="8"/>
-  </w:num>
-  <w:num w:numId="22">
-    <w:abstractNumId w:val="1"/>
+  <w:num w:numId="30" w16cid:durableId="295572826">
+    <w:abstractNumId w:val="17"/>
   </w:num>
 </w:numbering>
 </file>
 
 <file path=word/styles.xml><?xml version="1.0" encoding="utf-8"?>
-<w:styles xmlns:mc="http://schemas.openxmlformats.org/markup-compatibility/2006" xmlns:r="http://schemas.openxmlformats.org/officeDocument/2006/relationships" xmlns:w="http://schemas.openxmlformats.org/wordprocessingml/2006/main" xmlns:w14="http://schemas.microsoft.com/office/word/2010/wordml" xmlns:w15="http://schemas.microsoft.com/office/word/2012/wordml" xmlns:w16cex="http://schemas.microsoft.com/office/word/2018/wordml/cex" xmlns:w16cid="http://schemas.microsoft.com/office/word/2016/wordml/cid" xmlns:w16="http://schemas.microsoft.com/office/word/2018/wordml" xmlns:w16sdtdh="http://schemas.microsoft.com/office/word/2020/wordml/sdtdatahash" xmlns:w16se="http://schemas.microsoft.com/office/word/2015/wordml/symex" mc:Ignorable="w14 w15 w16se w16cid w16 w16cex w16sdtdh">
+<w:styles xmlns:mc="http://schemas.openxmlformats.org/markup-compatibility/2006" xmlns:r="http://schemas.openxmlformats.org/officeDocument/2006/relationships" xmlns:w="http://schemas.openxmlformats.org/wordprocessingml/2006/main" xmlns:w14="http://schemas.microsoft.com/office/word/2010/wordml" xmlns:w15="http://schemas.microsoft.com/office/word/2012/wordml" xmlns:w16cex="http://schemas.microsoft.com/office/word/2018/wordml/cex" xmlns:w16cid="http://schemas.microsoft.com/office/word/2016/wordml/cid" xmlns:w16="http://schemas.microsoft.com/office/word/2018/wordml" xmlns:w16du="http://schemas.microsoft.com/office/word/2023/wordml/word16du" xmlns:w16sdtdh="http://schemas.microsoft.com/office/word/2020/wordml/sdtdatahash" xmlns:w16se="http://schemas.microsoft.com/office/word/2015/wordml/symex" mc:Ignorable="w14 w15 w16se w16cid w16 w16cex w16sdtdh w16du">
   <w:docDefaults>
     <w:rPrDefault>
       <w:rPr>
